--- a/모바일웹서비스 프로젝트_공통평가 01_수행 결과 보고서.docx
+++ b/모바일웹서비스 프로젝트_공통평가 01_수행 결과 보고서.docx
@@ -1,6 +1,6 @@
 
 <file path=word/document.xml><?xml version="1.0" encoding="utf-8"?>
-<w:document xmlns:wpc="http://schemas.microsoft.com/office/word/2010/wordprocessingCanvas" xmlns:cx="http://schemas.microsoft.com/office/drawing/2014/chartex" xmlns:cx1="http://schemas.microsoft.com/office/drawing/2015/9/8/chartex" xmlns:cx2="http://schemas.microsoft.com/office/drawing/2015/10/21/chartex" xmlns:cx3="http://schemas.microsoft.com/office/drawing/2016/5/9/chartex" xmlns:cx4="http://schemas.microsoft.com/office/drawing/2016/5/10/chartex" xmlns:cx5="http://schemas.microsoft.com/office/drawing/2016/5/11/chartex" xmlns:cx6="http://schemas.microsoft.com/office/drawing/2016/5/12/chartex" xmlns:cx7="http://schemas.microsoft.com/office/drawing/2016/5/13/chartex" xmlns:cx8="http://schemas.microsoft.com/office/drawing/2016/5/14/chartex" xmlns:mc="http://schemas.openxmlformats.org/markup-compatibility/2006" xmlns:aink="http://schemas.microsoft.com/office/drawing/2016/ink" xmlns:am3d="http://schemas.microsoft.com/office/drawing/2017/model3d" xmlns:o="urn:schemas-microsoft-com:office:office" xmlns:oel="http://schemas.microsoft.com/office/2019/extlst" xmlns:r="http://schemas.openxmlformats.org/officeDocument/2006/relationships" xmlns:m="http://schemas.openxmlformats.org/officeDocument/2006/math" xmlns:v="urn:schemas-microsoft-com:vml" xmlns:wp14="http://schemas.microsoft.com/office/word/2010/wordprocessingDrawing" xmlns:wp="http://schemas.openxmlformats.org/drawingml/2006/wordprocessingDrawing" xmlns:w10="urn:schemas-microsoft-com:office:word" xmlns:w="http://schemas.openxmlformats.org/wordprocessingml/2006/main" xmlns:w14="http://schemas.microsoft.com/office/word/2010/wordml" xmlns:w15="http://schemas.microsoft.com/office/word/2012/wordml" xmlns:w16cex="http://schemas.microsoft.com/office/word/2018/wordml/cex" xmlns:w16cid="http://schemas.microsoft.com/office/word/2016/wordml/cid" xmlns:w16="http://schemas.microsoft.com/office/word/2018/wordml" xmlns:w16du="http://schemas.microsoft.com/office/word/2023/wordml/word16du" xmlns:w16sdtdh="http://schemas.microsoft.com/office/word/2020/wordml/sdtdatahash" xmlns:w16se="http://schemas.microsoft.com/office/word/2015/wordml/symex" xmlns:wpg="http://schemas.microsoft.com/office/word/2010/wordprocessingGroup" xmlns:wpi="http://schemas.microsoft.com/office/word/2010/wordprocessingInk" xmlns:wne="http://schemas.microsoft.com/office/word/2006/wordml" xmlns:wps="http://schemas.microsoft.com/office/word/2010/wordprocessingShape" mc:Ignorable="w14 w15 w16se w16cid w16 w16cex w16sdtdh w16du wp14">
+<w:document xmlns:wpc="http://schemas.microsoft.com/office/word/2010/wordprocessingCanvas" xmlns:cx="http://schemas.microsoft.com/office/drawing/2014/chartex" xmlns:cx1="http://schemas.microsoft.com/office/drawing/2015/9/8/chartex" xmlns:cx2="http://schemas.microsoft.com/office/drawing/2015/10/21/chartex" xmlns:cx3="http://schemas.microsoft.com/office/drawing/2016/5/9/chartex" xmlns:cx4="http://schemas.microsoft.com/office/drawing/2016/5/10/chartex" xmlns:cx5="http://schemas.microsoft.com/office/drawing/2016/5/11/chartex" xmlns:cx6="http://schemas.microsoft.com/office/drawing/2016/5/12/chartex" xmlns:cx7="http://schemas.microsoft.com/office/drawing/2016/5/13/chartex" xmlns:cx8="http://schemas.microsoft.com/office/drawing/2016/5/14/chartex" xmlns:mc="http://schemas.openxmlformats.org/markup-compatibility/2006" xmlns:aink="http://schemas.microsoft.com/office/drawing/2016/ink" xmlns:am3d="http://schemas.microsoft.com/office/drawing/2017/model3d" xmlns:o="urn:schemas-microsoft-com:office:office" xmlns:oel="http://schemas.microsoft.com/office/2019/extlst" xmlns:r="http://schemas.openxmlformats.org/officeDocument/2006/relationships" xmlns:m="http://schemas.openxmlformats.org/officeDocument/2006/math" xmlns:v="urn:schemas-microsoft-com:vml" xmlns:wp14="http://schemas.microsoft.com/office/word/2010/wordprocessingDrawing" xmlns:wp="http://schemas.openxmlformats.org/drawingml/2006/wordprocessingDrawing" xmlns:w10="urn:schemas-microsoft-com:office:word" xmlns:w="http://schemas.openxmlformats.org/wordprocessingml/2006/main" xmlns:w14="http://schemas.microsoft.com/office/word/2010/wordml" xmlns:w15="http://schemas.microsoft.com/office/word/2012/wordml" xmlns:w16cex="http://schemas.microsoft.com/office/word/2018/wordml/cex" xmlns:w16cid="http://schemas.microsoft.com/office/word/2016/wordml/cid" xmlns:w16="http://schemas.microsoft.com/office/word/2018/wordml" xmlns:w16du="http://schemas.microsoft.com/office/word/2023/wordml/word16du" xmlns:w16sdtdh="http://schemas.microsoft.com/office/word/2020/wordml/sdtdatahash" xmlns:w16sdtfl="http://schemas.microsoft.com/office/word/2024/wordml/sdtformatlock" xmlns:w16se="http://schemas.microsoft.com/office/word/2015/wordml/symex" xmlns:wpg="http://schemas.microsoft.com/office/word/2010/wordprocessingGroup" xmlns:wpi="http://schemas.microsoft.com/office/word/2010/wordprocessingInk" xmlns:wne="http://schemas.microsoft.com/office/word/2006/wordml" xmlns:wps="http://schemas.microsoft.com/office/word/2010/wordprocessingShape" mc:Ignorable="w14 w15 w16se w16cid w16 w16cex w16sdtdh w16sdtfl w16du wp14">
   <w:body>
     <w:p>
       <w:pPr>
@@ -23,29 +23,7 @@
           <w:szCs w:val="28"/>
           <w:lang w:eastAsia="ko-KR"/>
         </w:rPr>
-        <w:t>모바일/</w:t>
-      </w:r>
-      <w:proofErr w:type="spellStart"/>
-      <w:r>
-        <w:rPr>
-          <w:rFonts w:hint="eastAsia"/>
-          <w:b/>
-          <w:sz w:val="28"/>
-          <w:szCs w:val="28"/>
-          <w:lang w:eastAsia="ko-KR"/>
-        </w:rPr>
-        <w:t>웹서비스</w:t>
-      </w:r>
-      <w:proofErr w:type="spellEnd"/>
-      <w:r>
-        <w:rPr>
-          <w:rFonts w:hint="eastAsia"/>
-          <w:b/>
-          <w:sz w:val="28"/>
-          <w:szCs w:val="28"/>
-          <w:lang w:eastAsia="ko-KR"/>
-        </w:rPr>
-        <w:t xml:space="preserve"> 프로젝트 공통평가 01</w:t>
+        <w:t>모바일/웹서비스 프로젝트 공통평가 01</w:t>
       </w:r>
     </w:p>
     <w:p>
@@ -79,6 +57,7 @@
         <w:jc w:val="left"/>
         <w:outlineLvl w:val="0"/>
         <w:rPr>
+          <w:rFonts w:hint="eastAsia"/>
           <w:b/>
           <w:sz w:val="28"/>
           <w:szCs w:val="28"/>
@@ -95,6 +74,16 @@
         </w:rPr>
         <w:t xml:space="preserve">학번 : </w:t>
       </w:r>
+      <w:r>
+        <w:rPr>
+          <w:rFonts w:hint="eastAsia"/>
+          <w:b/>
+          <w:sz w:val="28"/>
+          <w:szCs w:val="28"/>
+          <w:lang w:eastAsia="ko-KR"/>
+        </w:rPr>
+        <w:t>2020105607</w:t>
+      </w:r>
     </w:p>
     <w:p>
       <w:pPr>
@@ -103,7 +92,6 @@
         <w:jc w:val="left"/>
         <w:outlineLvl w:val="0"/>
         <w:rPr>
-          <w:rFonts w:hint="eastAsia"/>
           <w:b/>
           <w:sz w:val="28"/>
           <w:szCs w:val="28"/>
@@ -130,6 +118,16 @@
         </w:rPr>
         <w:t xml:space="preserve"> : </w:t>
       </w:r>
+      <w:r>
+        <w:rPr>
+          <w:rFonts w:hint="eastAsia"/>
+          <w:b/>
+          <w:sz w:val="28"/>
+          <w:szCs w:val="28"/>
+          <w:lang w:eastAsia="ko-KR"/>
+        </w:rPr>
+        <w:t>남윤형</w:t>
+      </w:r>
     </w:p>
     <w:p>
       <w:pPr>
@@ -172,25 +170,7 @@
           <w:sz w:val="18"/>
           <w:szCs w:val="18"/>
         </w:rPr>
-        <w:t>[적/</w:t>
-      </w:r>
-      <w:proofErr w:type="spellStart"/>
-      <w:r>
-        <w:rPr>
-          <w:rFonts w:hint="eastAsia"/>
-          <w:sz w:val="18"/>
-          <w:szCs w:val="18"/>
-        </w:rPr>
-        <w:t>부판정</w:t>
-      </w:r>
-      <w:proofErr w:type="spellEnd"/>
-      <w:r>
-        <w:rPr>
-          <w:rFonts w:hint="eastAsia"/>
-          <w:sz w:val="18"/>
-          <w:szCs w:val="18"/>
-        </w:rPr>
-        <w:t xml:space="preserve"> 범례] ○:적합, ×:부적합, △:점검</w:t>
+        <w:t>[적/부판정 범례] ○:적합, ×:부적합, △:점검</w:t>
       </w:r>
       <w:r>
         <w:rPr>
@@ -205,18 +185,8 @@
           <w:sz w:val="18"/>
           <w:szCs w:val="18"/>
         </w:rPr>
-        <w:t>, N/A:</w:t>
+        <w:t>, N/A:해당없음</w:t>
       </w:r>
-      <w:proofErr w:type="spellStart"/>
-      <w:r>
-        <w:rPr>
-          <w:rFonts w:hint="eastAsia"/>
-          <w:sz w:val="18"/>
-          <w:szCs w:val="18"/>
-        </w:rPr>
-        <w:t>해당없음</w:t>
-      </w:r>
-      <w:proofErr w:type="spellEnd"/>
     </w:p>
     <w:p>
       <w:pPr>
@@ -237,7 +207,7 @@
     </w:p>
     <w:tbl>
       <w:tblPr>
-        <w:tblW w:w="0" w:type="auto"/>
+        <w:tblW w:w="10093" w:type="dxa"/>
         <w:tblBorders>
           <w:top w:val="single" w:sz="4" w:space="0" w:color="auto"/>
           <w:left w:val="single" w:sz="4" w:space="0" w:color="auto"/>
@@ -260,7 +230,7 @@
         <w:gridCol w:w="3582"/>
         <w:gridCol w:w="484"/>
         <w:gridCol w:w="426"/>
-        <w:gridCol w:w="2173"/>
+        <w:gridCol w:w="3021"/>
       </w:tblGrid>
       <w:tr>
         <w:trPr>
@@ -308,7 +278,7 @@
         </w:tc>
         <w:tc>
           <w:tcPr>
-            <w:tcW w:w="3083" w:type="dxa"/>
+            <w:tcW w:w="3931" w:type="dxa"/>
             <w:gridSpan w:val="3"/>
             <w:shd w:val="clear" w:color="auto" w:fill="BFBFBF"/>
             <w:vAlign w:val="center"/>
@@ -559,7 +529,7 @@
         </w:tc>
         <w:tc>
           <w:tcPr>
-            <w:tcW w:w="2173" w:type="dxa"/>
+            <w:tcW w:w="3021" w:type="dxa"/>
             <w:shd w:val="clear" w:color="auto" w:fill="BFBFBF"/>
             <w:vAlign w:val="center"/>
           </w:tcPr>
@@ -576,7 +546,6 @@
                 <w:szCs w:val="12"/>
               </w:rPr>
             </w:pPr>
-            <w:proofErr w:type="spellStart"/>
             <w:r>
               <w:rPr>
                 <w:rFonts w:hint="eastAsia"/>
@@ -588,7 +557,6 @@
               </w:rPr>
               <w:t>관련증빙</w:t>
             </w:r>
-            <w:proofErr w:type="spellEnd"/>
           </w:p>
         </w:tc>
       </w:tr>
@@ -599,7 +567,6 @@
         <w:tc>
           <w:tcPr>
             <w:tcW w:w="595" w:type="dxa"/>
-            <w:shd w:val="clear" w:color="auto" w:fill="auto"/>
             <w:vAlign w:val="center"/>
           </w:tcPr>
           <w:p>
@@ -623,19 +590,16 @@
         <w:tc>
           <w:tcPr>
             <w:tcW w:w="603" w:type="dxa"/>
-            <w:shd w:val="clear" w:color="auto" w:fill="auto"/>
             <w:vAlign w:val="center"/>
           </w:tcPr>
           <w:p>
             <w:pPr>
               <w:jc w:val="center"/>
               <w:rPr>
-                <w:rFonts w:hint="eastAsia"/>
                 <w:sz w:val="12"/>
                 <w:szCs w:val="12"/>
               </w:rPr>
             </w:pPr>
-            <w:proofErr w:type="spellStart"/>
             <w:r>
               <w:rPr>
                 <w:rFonts w:hint="eastAsia"/>
@@ -644,13 +608,11 @@
               </w:rPr>
               <w:t>제출문</w:t>
             </w:r>
-            <w:proofErr w:type="spellEnd"/>
           </w:p>
         </w:tc>
         <w:tc>
           <w:tcPr>
             <w:tcW w:w="1382" w:type="dxa"/>
-            <w:shd w:val="clear" w:color="auto" w:fill="auto"/>
           </w:tcPr>
           <w:p>
             <w:pPr>
@@ -673,7 +635,6 @@
         <w:tc>
           <w:tcPr>
             <w:tcW w:w="3582" w:type="dxa"/>
-            <w:shd w:val="clear" w:color="auto" w:fill="auto"/>
           </w:tcPr>
           <w:p>
             <w:pPr>
@@ -714,21 +675,12 @@
               </w:rPr>
               <w:t xml:space="preserve">- </w:t>
             </w:r>
-            <w:proofErr w:type="spellStart"/>
             <w:r>
               <w:rPr>
                 <w:sz w:val="12"/>
                 <w:szCs w:val="12"/>
               </w:rPr>
-              <w:t>PhotoBlogServer</w:t>
-            </w:r>
-            <w:proofErr w:type="spellEnd"/>
-            <w:r>
-              <w:rPr>
-                <w:sz w:val="12"/>
-                <w:szCs w:val="12"/>
-              </w:rPr>
-              <w:t>[Dir]</w:t>
+              <w:t>PhotoBlogServer[Dir]</w:t>
             </w:r>
           </w:p>
           <w:p>
@@ -771,21 +723,12 @@
               </w:rPr>
               <w:t xml:space="preserve">- </w:t>
             </w:r>
-            <w:proofErr w:type="spellStart"/>
             <w:r>
               <w:rPr>
                 <w:sz w:val="12"/>
                 <w:szCs w:val="12"/>
               </w:rPr>
-              <w:t>PhotoViewer</w:t>
-            </w:r>
-            <w:proofErr w:type="spellEnd"/>
-            <w:r>
-              <w:rPr>
-                <w:sz w:val="12"/>
-                <w:szCs w:val="12"/>
-              </w:rPr>
-              <w:t xml:space="preserve">[Dir] </w:t>
+              <w:t xml:space="preserve">PhotoViewer[Dir] </w:t>
             </w:r>
           </w:p>
           <w:p>
@@ -847,7 +790,6 @@
           <w:p>
             <w:pPr>
               <w:rPr>
-                <w:rFonts w:hint="eastAsia"/>
                 <w:sz w:val="12"/>
                 <w:szCs w:val="12"/>
               </w:rPr>
@@ -860,17 +802,7 @@
                 <w:sz w:val="12"/>
                 <w:szCs w:val="12"/>
               </w:rPr>
-              <w:t xml:space="preserve">제출 : </w:t>
-            </w:r>
-            <w:r>
-              <w:rPr>
-                <w:rFonts w:cs="Times New Roman" w:hint="eastAsia"/>
-                <w:color w:val="auto"/>
-                <w:kern w:val="2"/>
-                <w:sz w:val="12"/>
-                <w:szCs w:val="12"/>
-              </w:rPr>
-              <w:t>탐색기</w:t>
+              <w:t>제출 : 탐색기</w:t>
             </w:r>
             <w:r>
               <w:rPr>
@@ -902,7 +834,6 @@
               </w:rPr>
               <w:t xml:space="preserve"> Git</w:t>
             </w:r>
-            <w:proofErr w:type="spellStart"/>
             <w:r>
               <w:rPr>
                 <w:rFonts w:cs="Times New Roman" w:hint="eastAsia"/>
@@ -911,25 +842,36 @@
                 <w:sz w:val="12"/>
                 <w:szCs w:val="12"/>
               </w:rPr>
-              <w:t>레포지토리</w:t>
-            </w:r>
-            <w:proofErr w:type="spellEnd"/>
-            <w:r>
-              <w:rPr>
-                <w:rFonts w:cs="Times New Roman" w:hint="eastAsia"/>
-                <w:color w:val="auto"/>
-                <w:kern w:val="2"/>
-                <w:sz w:val="12"/>
-                <w:szCs w:val="12"/>
-              </w:rPr>
-              <w:t xml:space="preserve"> 폴더 구조 캡처 화면</w:t>
+              <w:t>레포지토리 폴더 구조 캡처 화면</w:t>
             </w:r>
           </w:p>
         </w:tc>
         <w:tc>
           <w:tcPr>
             <w:tcW w:w="484" w:type="dxa"/>
-            <w:shd w:val="clear" w:color="auto" w:fill="auto"/>
+            <w:vAlign w:val="center"/>
+          </w:tcPr>
+          <w:p>
+            <w:pPr>
+              <w:jc w:val="center"/>
+              <w:rPr>
+                <w:sz w:val="12"/>
+                <w:szCs w:val="12"/>
+              </w:rPr>
+            </w:pPr>
+            <w:r>
+              <w:rPr>
+                <w:rFonts w:hint="eastAsia"/>
+                <w:sz w:val="18"/>
+                <w:szCs w:val="18"/>
+              </w:rPr>
+              <w:t>○</w:t>
+            </w:r>
+          </w:p>
+        </w:tc>
+        <w:tc>
+          <w:tcPr>
+            <w:tcW w:w="426" w:type="dxa"/>
             <w:vAlign w:val="center"/>
           </w:tcPr>
           <w:p>
@@ -944,37 +886,30 @@
         </w:tc>
         <w:tc>
           <w:tcPr>
-            <w:tcW w:w="426" w:type="dxa"/>
-            <w:shd w:val="clear" w:color="auto" w:fill="auto"/>
+            <w:tcW w:w="3021" w:type="dxa"/>
             <w:vAlign w:val="center"/>
           </w:tcPr>
           <w:p>
             <w:pPr>
               <w:jc w:val="center"/>
               <w:rPr>
-                <w:sz w:val="12"/>
-                <w:szCs w:val="12"/>
-              </w:rPr>
-            </w:pPr>
-          </w:p>
-        </w:tc>
-        <w:tc>
-          <w:tcPr>
-            <w:tcW w:w="2173" w:type="dxa"/>
-            <w:shd w:val="clear" w:color="auto" w:fill="auto"/>
-            <w:vAlign w:val="center"/>
-          </w:tcPr>
-          <w:p>
-            <w:pPr>
-              <w:jc w:val="center"/>
-              <w:rPr>
-                <w:rFonts w:cs="Times New Roman"/>
+                <w:rFonts w:cs="Times New Roman" w:hint="eastAsia"/>
                 <w:color w:val="auto"/>
                 <w:kern w:val="2"/>
                 <w:sz w:val="12"/>
                 <w:szCs w:val="12"/>
               </w:rPr>
             </w:pPr>
+            <w:r>
+              <w:rPr>
+                <w:rFonts w:cs="Times New Roman" w:hint="eastAsia"/>
+                <w:color w:val="auto"/>
+                <w:kern w:val="2"/>
+                <w:sz w:val="12"/>
+                <w:szCs w:val="12"/>
+              </w:rPr>
+              <w:t>관련증빙은 보고서 하단에 첨부하겠습니다.</w:t>
+            </w:r>
           </w:p>
         </w:tc>
       </w:tr>
@@ -985,7 +920,6 @@
         <w:tc>
           <w:tcPr>
             <w:tcW w:w="595" w:type="dxa"/>
-            <w:shd w:val="clear" w:color="auto" w:fill="auto"/>
             <w:vAlign w:val="center"/>
           </w:tcPr>
           <w:p>
@@ -1009,7 +943,6 @@
         <w:tc>
           <w:tcPr>
             <w:tcW w:w="603" w:type="dxa"/>
-            <w:shd w:val="clear" w:color="auto" w:fill="auto"/>
             <w:vAlign w:val="center"/>
           </w:tcPr>
           <w:p>
@@ -1020,7 +953,6 @@
                 <w:szCs w:val="12"/>
               </w:rPr>
             </w:pPr>
-            <w:proofErr w:type="spellStart"/>
             <w:r>
               <w:rPr>
                 <w:rFonts w:hint="eastAsia"/>
@@ -1029,13 +961,11 @@
               </w:rPr>
               <w:t>제출문</w:t>
             </w:r>
-            <w:proofErr w:type="spellEnd"/>
           </w:p>
         </w:tc>
         <w:tc>
           <w:tcPr>
             <w:tcW w:w="1382" w:type="dxa"/>
-            <w:shd w:val="clear" w:color="auto" w:fill="auto"/>
           </w:tcPr>
           <w:p>
             <w:pPr>
@@ -1045,23 +975,13 @@
                 <w:szCs w:val="12"/>
               </w:rPr>
             </w:pPr>
-            <w:proofErr w:type="spellStart"/>
             <w:r>
               <w:rPr>
                 <w:sz w:val="12"/>
                 <w:szCs w:val="12"/>
               </w:rPr>
-              <w:t>Github</w:t>
+              <w:t xml:space="preserve">Github </w:t>
             </w:r>
-            <w:proofErr w:type="spellEnd"/>
-            <w:r>
-              <w:rPr>
-                <w:sz w:val="12"/>
-                <w:szCs w:val="12"/>
-              </w:rPr>
-              <w:t xml:space="preserve"> </w:t>
-            </w:r>
-            <w:proofErr w:type="spellStart"/>
             <w:r>
               <w:rPr>
                 <w:rFonts w:hint="eastAsia"/>
@@ -1076,16 +996,7 @@
                 <w:sz w:val="12"/>
                 <w:szCs w:val="12"/>
               </w:rPr>
-              <w:t>파지토리</w:t>
-            </w:r>
-            <w:proofErr w:type="spellEnd"/>
-            <w:r>
-              <w:rPr>
-                <w:rFonts w:hint="eastAsia"/>
-                <w:sz w:val="12"/>
-                <w:szCs w:val="12"/>
-              </w:rPr>
-              <w:t xml:space="preserve"> </w:t>
+              <w:t xml:space="preserve">파지토리 </w:t>
             </w:r>
             <w:r>
               <w:rPr>
@@ -1099,7 +1010,6 @@
         <w:tc>
           <w:tcPr>
             <w:tcW w:w="3582" w:type="dxa"/>
-            <w:shd w:val="clear" w:color="auto" w:fill="auto"/>
           </w:tcPr>
           <w:p>
             <w:pPr>
@@ -1113,23 +1023,7 @@
                 <w:sz w:val="12"/>
                 <w:szCs w:val="12"/>
               </w:rPr>
-              <w:t xml:space="preserve">아래 평가 항목에 대하여 구현 혹은 테스트를 완료하고, 캡처 이미지를 제공된 MS-Word 파일로 정리하여 </w:t>
-            </w:r>
-            <w:proofErr w:type="spellStart"/>
-            <w:r>
-              <w:rPr>
-                <w:sz w:val="12"/>
-                <w:szCs w:val="12"/>
-              </w:rPr>
-              <w:t>Github</w:t>
-            </w:r>
-            <w:proofErr w:type="spellEnd"/>
-            <w:r>
-              <w:rPr>
-                <w:sz w:val="12"/>
-                <w:szCs w:val="12"/>
-              </w:rPr>
-              <w:t xml:space="preserve"> URL을 제출 한다.</w:t>
+              <w:t>아래 평가 항목에 대하여 구현 혹은 테스트를 완료하고, 캡처 이미지를 제공된 MS-Word 파일로 정리하여 Github URL을 제출 한다.</w:t>
             </w:r>
           </w:p>
           <w:p>
@@ -1143,7 +1037,6 @@
           <w:p>
             <w:pPr>
               <w:rPr>
-                <w:rFonts w:hint="eastAsia"/>
                 <w:sz w:val="12"/>
                 <w:szCs w:val="12"/>
               </w:rPr>
@@ -1173,7 +1066,29 @@
         <w:tc>
           <w:tcPr>
             <w:tcW w:w="484" w:type="dxa"/>
-            <w:shd w:val="clear" w:color="auto" w:fill="auto"/>
+            <w:vAlign w:val="center"/>
+          </w:tcPr>
+          <w:p>
+            <w:pPr>
+              <w:jc w:val="center"/>
+              <w:rPr>
+                <w:sz w:val="12"/>
+                <w:szCs w:val="12"/>
+              </w:rPr>
+            </w:pPr>
+            <w:r>
+              <w:rPr>
+                <w:rFonts w:hint="eastAsia"/>
+                <w:sz w:val="18"/>
+                <w:szCs w:val="18"/>
+              </w:rPr>
+              <w:t>○</w:t>
+            </w:r>
+          </w:p>
+        </w:tc>
+        <w:tc>
+          <w:tcPr>
+            <w:tcW w:w="426" w:type="dxa"/>
             <w:vAlign w:val="center"/>
           </w:tcPr>
           <w:p>
@@ -1188,29 +1103,11 @@
         </w:tc>
         <w:tc>
           <w:tcPr>
-            <w:tcW w:w="426" w:type="dxa"/>
-            <w:shd w:val="clear" w:color="auto" w:fill="auto"/>
+            <w:tcW w:w="3021" w:type="dxa"/>
             <w:vAlign w:val="center"/>
           </w:tcPr>
           <w:p>
             <w:pPr>
-              <w:jc w:val="center"/>
-              <w:rPr>
-                <w:sz w:val="12"/>
-                <w:szCs w:val="12"/>
-              </w:rPr>
-            </w:pPr>
-          </w:p>
-        </w:tc>
-        <w:tc>
-          <w:tcPr>
-            <w:tcW w:w="2173" w:type="dxa"/>
-            <w:shd w:val="clear" w:color="auto" w:fill="auto"/>
-            <w:vAlign w:val="center"/>
-          </w:tcPr>
-          <w:p>
-            <w:pPr>
-              <w:jc w:val="center"/>
               <w:rPr>
                 <w:rFonts w:cs="Times New Roman"/>
                 <w:color w:val="auto"/>
@@ -1219,6 +1116,16 @@
                 <w:szCs w:val="12"/>
               </w:rPr>
             </w:pPr>
+            <w:r>
+              <w:rPr>
+                <w:rFonts w:cs="Times New Roman"/>
+                <w:color w:val="auto"/>
+                <w:kern w:val="2"/>
+                <w:sz w:val="12"/>
+                <w:szCs w:val="12"/>
+              </w:rPr>
+              <w:t>https://github.com/imyhnam0/mobile_midproject</w:t>
+            </w:r>
           </w:p>
         </w:tc>
       </w:tr>
@@ -1229,7 +1136,6 @@
         <w:tc>
           <w:tcPr>
             <w:tcW w:w="595" w:type="dxa"/>
-            <w:shd w:val="clear" w:color="auto" w:fill="auto"/>
             <w:vAlign w:val="center"/>
           </w:tcPr>
           <w:p>
@@ -1253,7 +1159,6 @@
         <w:tc>
           <w:tcPr>
             <w:tcW w:w="603" w:type="dxa"/>
-            <w:shd w:val="clear" w:color="auto" w:fill="auto"/>
             <w:vAlign w:val="center"/>
           </w:tcPr>
           <w:p>
@@ -1277,7 +1182,6 @@
         <w:tc>
           <w:tcPr>
             <w:tcW w:w="1382" w:type="dxa"/>
-            <w:shd w:val="clear" w:color="auto" w:fill="auto"/>
           </w:tcPr>
           <w:p>
             <w:pPr>
@@ -1300,7 +1204,6 @@
         <w:tc>
           <w:tcPr>
             <w:tcW w:w="3582" w:type="dxa"/>
-            <w:shd w:val="clear" w:color="auto" w:fill="auto"/>
           </w:tcPr>
           <w:p>
             <w:pPr>
@@ -1425,7 +1328,6 @@
           <w:p>
             <w:pPr>
               <w:rPr>
-                <w:rFonts w:hint="eastAsia"/>
                 <w:sz w:val="12"/>
                 <w:szCs w:val="12"/>
               </w:rPr>
@@ -1445,7 +1347,29 @@
         <w:tc>
           <w:tcPr>
             <w:tcW w:w="484" w:type="dxa"/>
-            <w:shd w:val="clear" w:color="auto" w:fill="auto"/>
+            <w:vAlign w:val="center"/>
+          </w:tcPr>
+          <w:p>
+            <w:pPr>
+              <w:jc w:val="center"/>
+              <w:rPr>
+                <w:sz w:val="12"/>
+                <w:szCs w:val="12"/>
+              </w:rPr>
+            </w:pPr>
+            <w:r>
+              <w:rPr>
+                <w:rFonts w:hint="eastAsia"/>
+                <w:sz w:val="18"/>
+                <w:szCs w:val="18"/>
+              </w:rPr>
+              <w:t>○</w:t>
+            </w:r>
+          </w:p>
+        </w:tc>
+        <w:tc>
+          <w:tcPr>
+            <w:tcW w:w="426" w:type="dxa"/>
             <w:vAlign w:val="center"/>
           </w:tcPr>
           <w:p>
@@ -1460,28 +1384,20 @@
         </w:tc>
         <w:tc>
           <w:tcPr>
-            <w:tcW w:w="426" w:type="dxa"/>
-            <w:shd w:val="clear" w:color="auto" w:fill="auto"/>
+            <w:tcW w:w="3021" w:type="dxa"/>
             <w:vAlign w:val="center"/>
           </w:tcPr>
           <w:p>
             <w:pPr>
-              <w:jc w:val="center"/>
               <w:rPr>
+                <w:rFonts w:cs="Times New Roman"/>
+                <w:color w:val="auto"/>
+                <w:kern w:val="2"/>
                 <w:sz w:val="12"/>
                 <w:szCs w:val="12"/>
               </w:rPr>
             </w:pPr>
-          </w:p>
-        </w:tc>
-        <w:tc>
-          <w:tcPr>
-            <w:tcW w:w="2173" w:type="dxa"/>
-            <w:shd w:val="clear" w:color="auto" w:fill="auto"/>
-            <w:vAlign w:val="center"/>
-          </w:tcPr>
-          <w:p>
-            <w:pPr>
+            <w:r>
               <w:rPr>
                 <w:rFonts w:cs="Times New Roman" w:hint="eastAsia"/>
                 <w:color w:val="auto"/>
@@ -1489,7 +1405,8 @@
                 <w:sz w:val="12"/>
                 <w:szCs w:val="12"/>
               </w:rPr>
-            </w:pPr>
+              <w:t>관련증빙은 보고서 하단에 첨부하겠습니다.</w:t>
+            </w:r>
           </w:p>
         </w:tc>
       </w:tr>
@@ -1500,7 +1417,6 @@
         <w:tc>
           <w:tcPr>
             <w:tcW w:w="595" w:type="dxa"/>
-            <w:shd w:val="clear" w:color="auto" w:fill="auto"/>
             <w:vAlign w:val="center"/>
           </w:tcPr>
           <w:p>
@@ -1524,7 +1440,6 @@
         <w:tc>
           <w:tcPr>
             <w:tcW w:w="603" w:type="dxa"/>
-            <w:shd w:val="clear" w:color="auto" w:fill="auto"/>
             <w:vAlign w:val="center"/>
           </w:tcPr>
           <w:p>
@@ -1548,13 +1463,11 @@
         <w:tc>
           <w:tcPr>
             <w:tcW w:w="1382" w:type="dxa"/>
-            <w:shd w:val="clear" w:color="auto" w:fill="auto"/>
           </w:tcPr>
           <w:p>
             <w:pPr>
               <w:jc w:val="left"/>
               <w:rPr>
-                <w:rFonts w:hint="eastAsia"/>
                 <w:sz w:val="12"/>
                 <w:szCs w:val="12"/>
               </w:rPr>
@@ -1572,7 +1485,6 @@
         <w:tc>
           <w:tcPr>
             <w:tcW w:w="3582" w:type="dxa"/>
-            <w:shd w:val="clear" w:color="auto" w:fill="auto"/>
           </w:tcPr>
           <w:p>
             <w:pPr>
@@ -1587,23 +1499,7 @@
                 <w:sz w:val="12"/>
                 <w:szCs w:val="12"/>
               </w:rPr>
-              <w:t>강의 자료 [</w:t>
-            </w:r>
-            <w:r>
-              <w:rPr>
-                <w:rFonts w:hint="eastAsia"/>
-                <w:sz w:val="12"/>
-                <w:szCs w:val="12"/>
-              </w:rPr>
-              <w:t>9</w:t>
-            </w:r>
-            <w:r>
-              <w:rPr>
-                <w:rFonts w:hint="eastAsia"/>
-                <w:sz w:val="12"/>
-                <w:szCs w:val="12"/>
-              </w:rPr>
-              <w:t>페이지]</w:t>
+              <w:t>강의 자료 [9페이지]</w:t>
             </w:r>
             <w:r>
               <w:rPr>
@@ -1624,7 +1520,6 @@
           <w:p>
             <w:pPr>
               <w:rPr>
-                <w:rFonts w:hint="eastAsia"/>
                 <w:sz w:val="12"/>
                 <w:szCs w:val="12"/>
               </w:rPr>
@@ -1637,24 +1532,36 @@
                 <w:sz w:val="12"/>
                 <w:szCs w:val="12"/>
               </w:rPr>
-              <w:t>제출 :</w:t>
-            </w:r>
-            <w:r>
-              <w:rPr>
-                <w:rFonts w:cs="Times New Roman" w:hint="eastAsia"/>
-                <w:color w:val="auto"/>
-                <w:kern w:val="2"/>
-                <w:sz w:val="12"/>
-                <w:szCs w:val="12"/>
-              </w:rPr>
-              <w:t xml:space="preserve"> 터미널 화면 캡처</w:t>
+              <w:t>제출 : 터미널 화면 캡처</w:t>
             </w:r>
           </w:p>
         </w:tc>
         <w:tc>
           <w:tcPr>
             <w:tcW w:w="484" w:type="dxa"/>
-            <w:shd w:val="clear" w:color="auto" w:fill="auto"/>
+            <w:vAlign w:val="center"/>
+          </w:tcPr>
+          <w:p>
+            <w:pPr>
+              <w:jc w:val="center"/>
+              <w:rPr>
+                <w:sz w:val="12"/>
+                <w:szCs w:val="12"/>
+              </w:rPr>
+            </w:pPr>
+            <w:r>
+              <w:rPr>
+                <w:rFonts w:hint="eastAsia"/>
+                <w:sz w:val="18"/>
+                <w:szCs w:val="18"/>
+              </w:rPr>
+              <w:t>○</w:t>
+            </w:r>
+          </w:p>
+        </w:tc>
+        <w:tc>
+          <w:tcPr>
+            <w:tcW w:w="426" w:type="dxa"/>
             <w:vAlign w:val="center"/>
           </w:tcPr>
           <w:p>
@@ -1669,28 +1576,20 @@
         </w:tc>
         <w:tc>
           <w:tcPr>
-            <w:tcW w:w="426" w:type="dxa"/>
-            <w:shd w:val="clear" w:color="auto" w:fill="auto"/>
+            <w:tcW w:w="3021" w:type="dxa"/>
             <w:vAlign w:val="center"/>
           </w:tcPr>
           <w:p>
             <w:pPr>
-              <w:jc w:val="center"/>
               <w:rPr>
+                <w:rFonts w:cs="Times New Roman"/>
+                <w:color w:val="auto"/>
+                <w:kern w:val="2"/>
                 <w:sz w:val="12"/>
                 <w:szCs w:val="12"/>
               </w:rPr>
             </w:pPr>
-          </w:p>
-        </w:tc>
-        <w:tc>
-          <w:tcPr>
-            <w:tcW w:w="2173" w:type="dxa"/>
-            <w:shd w:val="clear" w:color="auto" w:fill="auto"/>
-            <w:vAlign w:val="center"/>
-          </w:tcPr>
-          <w:p>
-            <w:pPr>
+            <w:r>
               <w:rPr>
                 <w:rFonts w:cs="Times New Roman" w:hint="eastAsia"/>
                 <w:color w:val="auto"/>
@@ -1698,7 +1597,8 @@
                 <w:sz w:val="12"/>
                 <w:szCs w:val="12"/>
               </w:rPr>
-            </w:pPr>
+              <w:t>관련증빙은 보고서 하단에 첨부하겠습니다.</w:t>
+            </w:r>
           </w:p>
         </w:tc>
       </w:tr>
@@ -1709,7 +1609,6 @@
         <w:tc>
           <w:tcPr>
             <w:tcW w:w="595" w:type="dxa"/>
-            <w:shd w:val="clear" w:color="auto" w:fill="auto"/>
             <w:vAlign w:val="center"/>
           </w:tcPr>
           <w:p>
@@ -1733,7 +1632,6 @@
         <w:tc>
           <w:tcPr>
             <w:tcW w:w="603" w:type="dxa"/>
-            <w:shd w:val="clear" w:color="auto" w:fill="auto"/>
             <w:vAlign w:val="center"/>
           </w:tcPr>
           <w:p>
@@ -1757,13 +1655,11 @@
         <w:tc>
           <w:tcPr>
             <w:tcW w:w="1382" w:type="dxa"/>
-            <w:shd w:val="clear" w:color="auto" w:fill="auto"/>
           </w:tcPr>
           <w:p>
             <w:pPr>
               <w:jc w:val="left"/>
               <w:rPr>
-                <w:rFonts w:hint="eastAsia"/>
                 <w:sz w:val="12"/>
                 <w:szCs w:val="12"/>
               </w:rPr>
@@ -1781,7 +1677,6 @@
         <w:tc>
           <w:tcPr>
             <w:tcW w:w="3582" w:type="dxa"/>
-            <w:shd w:val="clear" w:color="auto" w:fill="auto"/>
           </w:tcPr>
           <w:p>
             <w:pPr>
@@ -1796,23 +1691,7 @@
                 <w:sz w:val="12"/>
                 <w:szCs w:val="12"/>
               </w:rPr>
-              <w:t>강의 자료 [</w:t>
-            </w:r>
-            <w:r>
-              <w:rPr>
-                <w:rFonts w:hint="eastAsia"/>
-                <w:sz w:val="12"/>
-                <w:szCs w:val="12"/>
-              </w:rPr>
-              <w:t>10</w:t>
-            </w:r>
-            <w:r>
-              <w:rPr>
-                <w:rFonts w:hint="eastAsia"/>
-                <w:sz w:val="12"/>
-                <w:szCs w:val="12"/>
-              </w:rPr>
-              <w:t>페이지]</w:t>
+              <w:t>강의 자료 [10페이지]</w:t>
             </w:r>
             <w:r>
               <w:rPr>
@@ -1825,7 +1704,6 @@
           <w:p>
             <w:pPr>
               <w:rPr>
-                <w:rFonts w:hint="eastAsia"/>
                 <w:sz w:val="12"/>
                 <w:szCs w:val="12"/>
               </w:rPr>
@@ -1834,7 +1712,6 @@
           <w:p>
             <w:pPr>
               <w:rPr>
-                <w:rFonts w:hint="eastAsia"/>
                 <w:sz w:val="12"/>
                 <w:szCs w:val="12"/>
               </w:rPr>
@@ -1871,7 +1748,29 @@
         <w:tc>
           <w:tcPr>
             <w:tcW w:w="484" w:type="dxa"/>
-            <w:shd w:val="clear" w:color="auto" w:fill="auto"/>
+            <w:vAlign w:val="center"/>
+          </w:tcPr>
+          <w:p>
+            <w:pPr>
+              <w:jc w:val="center"/>
+              <w:rPr>
+                <w:sz w:val="12"/>
+                <w:szCs w:val="12"/>
+              </w:rPr>
+            </w:pPr>
+            <w:r>
+              <w:rPr>
+                <w:rFonts w:hint="eastAsia"/>
+                <w:sz w:val="18"/>
+                <w:szCs w:val="18"/>
+              </w:rPr>
+              <w:t>○</w:t>
+            </w:r>
+          </w:p>
+        </w:tc>
+        <w:tc>
+          <w:tcPr>
+            <w:tcW w:w="426" w:type="dxa"/>
             <w:vAlign w:val="center"/>
           </w:tcPr>
           <w:p>
@@ -1886,28 +1785,20 @@
         </w:tc>
         <w:tc>
           <w:tcPr>
-            <w:tcW w:w="426" w:type="dxa"/>
-            <w:shd w:val="clear" w:color="auto" w:fill="auto"/>
+            <w:tcW w:w="3021" w:type="dxa"/>
             <w:vAlign w:val="center"/>
           </w:tcPr>
           <w:p>
             <w:pPr>
-              <w:jc w:val="center"/>
               <w:rPr>
+                <w:rFonts w:cs="Times New Roman"/>
+                <w:color w:val="auto"/>
+                <w:kern w:val="2"/>
                 <w:sz w:val="12"/>
                 <w:szCs w:val="12"/>
               </w:rPr>
             </w:pPr>
-          </w:p>
-        </w:tc>
-        <w:tc>
-          <w:tcPr>
-            <w:tcW w:w="2173" w:type="dxa"/>
-            <w:shd w:val="clear" w:color="auto" w:fill="auto"/>
-            <w:vAlign w:val="center"/>
-          </w:tcPr>
-          <w:p>
-            <w:pPr>
+            <w:r>
               <w:rPr>
                 <w:rFonts w:cs="Times New Roman" w:hint="eastAsia"/>
                 <w:color w:val="auto"/>
@@ -1915,7 +1806,8 @@
                 <w:sz w:val="12"/>
                 <w:szCs w:val="12"/>
               </w:rPr>
-            </w:pPr>
+              <w:t>관련증빙은 보고서 하단에 첨부하겠습니다.</w:t>
+            </w:r>
           </w:p>
         </w:tc>
       </w:tr>
@@ -1926,7 +1818,6 @@
         <w:tc>
           <w:tcPr>
             <w:tcW w:w="595" w:type="dxa"/>
-            <w:shd w:val="clear" w:color="auto" w:fill="auto"/>
             <w:vAlign w:val="center"/>
           </w:tcPr>
           <w:p>
@@ -1950,7 +1841,6 @@
         <w:tc>
           <w:tcPr>
             <w:tcW w:w="603" w:type="dxa"/>
-            <w:shd w:val="clear" w:color="auto" w:fill="auto"/>
             <w:vAlign w:val="center"/>
           </w:tcPr>
           <w:p>
@@ -1974,13 +1864,11 @@
         <w:tc>
           <w:tcPr>
             <w:tcW w:w="1382" w:type="dxa"/>
-            <w:shd w:val="clear" w:color="auto" w:fill="auto"/>
           </w:tcPr>
           <w:p>
             <w:pPr>
               <w:jc w:val="left"/>
               <w:rPr>
-                <w:rFonts w:hint="eastAsia"/>
                 <w:sz w:val="12"/>
                 <w:szCs w:val="12"/>
               </w:rPr>
@@ -1993,21 +1881,12 @@
               </w:rPr>
               <w:t>Server/Client 연동 테스트 [</w:t>
             </w:r>
-            <w:proofErr w:type="spellStart"/>
             <w:r>
               <w:rPr>
                 <w:sz w:val="12"/>
                 <w:szCs w:val="12"/>
               </w:rPr>
-              <w:t>Sockec</w:t>
-            </w:r>
-            <w:proofErr w:type="spellEnd"/>
-            <w:r>
-              <w:rPr>
-                <w:sz w:val="12"/>
-                <w:szCs w:val="12"/>
-              </w:rPr>
-              <w:t xml:space="preserve"> </w:t>
+              <w:t xml:space="preserve">Sockec </w:t>
             </w:r>
             <w:r>
               <w:rPr>
@@ -2038,7 +1917,6 @@
         <w:tc>
           <w:tcPr>
             <w:tcW w:w="3582" w:type="dxa"/>
-            <w:shd w:val="clear" w:color="auto" w:fill="auto"/>
           </w:tcPr>
           <w:p>
             <w:pPr>
@@ -2053,23 +1931,7 @@
                 <w:sz w:val="12"/>
                 <w:szCs w:val="12"/>
               </w:rPr>
-              <w:t>강의 자료 [</w:t>
-            </w:r>
-            <w:r>
-              <w:rPr>
-                <w:rFonts w:hint="eastAsia"/>
-                <w:sz w:val="12"/>
-                <w:szCs w:val="12"/>
-              </w:rPr>
-              <w:t>24</w:t>
-            </w:r>
-            <w:r>
-              <w:rPr>
-                <w:rFonts w:hint="eastAsia"/>
-                <w:sz w:val="12"/>
-                <w:szCs w:val="12"/>
-              </w:rPr>
-              <w:t>페이지]</w:t>
+              <w:t>강의 자료 [24페이지]</w:t>
             </w:r>
             <w:r>
               <w:rPr>
@@ -2090,7 +1952,6 @@
           <w:p>
             <w:pPr>
               <w:rPr>
-                <w:rFonts w:hint="eastAsia"/>
                 <w:sz w:val="12"/>
                 <w:szCs w:val="12"/>
               </w:rPr>
@@ -2103,17 +1964,7 @@
                 <w:sz w:val="12"/>
                 <w:szCs w:val="12"/>
               </w:rPr>
-              <w:t xml:space="preserve">제출 : </w:t>
-            </w:r>
-            <w:r>
-              <w:rPr>
-                <w:rFonts w:cs="Times New Roman" w:hint="eastAsia"/>
-                <w:color w:val="auto"/>
-                <w:kern w:val="2"/>
-                <w:sz w:val="12"/>
-                <w:szCs w:val="12"/>
-              </w:rPr>
-              <w:t xml:space="preserve">수신 파일 </w:t>
+              <w:t xml:space="preserve">제출 : 수신 파일 </w:t>
             </w:r>
             <w:r>
               <w:rPr>
@@ -2133,36 +1984,36 @@
                 <w:sz w:val="12"/>
                 <w:szCs w:val="12"/>
               </w:rPr>
-              <w:t xml:space="preserve"> </w:t>
+              <w:t xml:space="preserve"> 편집화면캡처</w:t>
             </w:r>
-            <w:proofErr w:type="spellStart"/>
-            <w:r>
-              <w:rPr>
-                <w:rFonts w:cs="Times New Roman" w:hint="eastAsia"/>
-                <w:color w:val="auto"/>
-                <w:kern w:val="2"/>
-                <w:sz w:val="12"/>
-                <w:szCs w:val="12"/>
-              </w:rPr>
-              <w:t>편집화면</w:t>
-            </w:r>
-            <w:r>
-              <w:rPr>
-                <w:rFonts w:cs="Times New Roman" w:hint="eastAsia"/>
-                <w:color w:val="auto"/>
-                <w:kern w:val="2"/>
-                <w:sz w:val="12"/>
-                <w:szCs w:val="12"/>
-              </w:rPr>
-              <w:t>캡처</w:t>
-            </w:r>
-            <w:proofErr w:type="spellEnd"/>
           </w:p>
         </w:tc>
         <w:tc>
           <w:tcPr>
             <w:tcW w:w="484" w:type="dxa"/>
-            <w:shd w:val="clear" w:color="auto" w:fill="auto"/>
+            <w:vAlign w:val="center"/>
+          </w:tcPr>
+          <w:p>
+            <w:pPr>
+              <w:jc w:val="center"/>
+              <w:rPr>
+                <w:sz w:val="12"/>
+                <w:szCs w:val="12"/>
+              </w:rPr>
+            </w:pPr>
+            <w:r>
+              <w:rPr>
+                <w:rFonts w:hint="eastAsia"/>
+                <w:sz w:val="18"/>
+                <w:szCs w:val="18"/>
+              </w:rPr>
+              <w:t>○</w:t>
+            </w:r>
+          </w:p>
+        </w:tc>
+        <w:tc>
+          <w:tcPr>
+            <w:tcW w:w="426" w:type="dxa"/>
             <w:vAlign w:val="center"/>
           </w:tcPr>
           <w:p>
@@ -2177,28 +2028,20 @@
         </w:tc>
         <w:tc>
           <w:tcPr>
-            <w:tcW w:w="426" w:type="dxa"/>
-            <w:shd w:val="clear" w:color="auto" w:fill="auto"/>
+            <w:tcW w:w="3021" w:type="dxa"/>
             <w:vAlign w:val="center"/>
           </w:tcPr>
           <w:p>
             <w:pPr>
-              <w:jc w:val="center"/>
               <w:rPr>
+                <w:rFonts w:cs="Times New Roman"/>
+                <w:color w:val="auto"/>
+                <w:kern w:val="2"/>
                 <w:sz w:val="12"/>
                 <w:szCs w:val="12"/>
               </w:rPr>
             </w:pPr>
-          </w:p>
-        </w:tc>
-        <w:tc>
-          <w:tcPr>
-            <w:tcW w:w="2173" w:type="dxa"/>
-            <w:shd w:val="clear" w:color="auto" w:fill="auto"/>
-            <w:vAlign w:val="center"/>
-          </w:tcPr>
-          <w:p>
-            <w:pPr>
+            <w:r>
               <w:rPr>
                 <w:rFonts w:cs="Times New Roman" w:hint="eastAsia"/>
                 <w:color w:val="auto"/>
@@ -2206,7 +2049,8 @@
                 <w:sz w:val="12"/>
                 <w:szCs w:val="12"/>
               </w:rPr>
-            </w:pPr>
+              <w:t>관련증빙은 보고서 하단에 첨부하겠습니다.</w:t>
+            </w:r>
           </w:p>
         </w:tc>
       </w:tr>
@@ -2217,14 +2061,12 @@
         <w:tc>
           <w:tcPr>
             <w:tcW w:w="595" w:type="dxa"/>
-            <w:shd w:val="clear" w:color="auto" w:fill="auto"/>
             <w:vAlign w:val="center"/>
           </w:tcPr>
           <w:p>
             <w:pPr>
               <w:jc w:val="center"/>
               <w:rPr>
-                <w:rFonts w:hint="eastAsia"/>
                 <w:sz w:val="12"/>
                 <w:szCs w:val="12"/>
               </w:rPr>
@@ -2242,14 +2084,12 @@
         <w:tc>
           <w:tcPr>
             <w:tcW w:w="603" w:type="dxa"/>
-            <w:shd w:val="clear" w:color="auto" w:fill="auto"/>
             <w:vAlign w:val="center"/>
           </w:tcPr>
           <w:p>
             <w:pPr>
               <w:jc w:val="center"/>
               <w:rPr>
-                <w:rFonts w:hint="eastAsia"/>
                 <w:sz w:val="12"/>
                 <w:szCs w:val="12"/>
               </w:rPr>
@@ -2267,13 +2107,11 @@
         <w:tc>
           <w:tcPr>
             <w:tcW w:w="1382" w:type="dxa"/>
-            <w:shd w:val="clear" w:color="auto" w:fill="auto"/>
           </w:tcPr>
           <w:p>
             <w:pPr>
               <w:jc w:val="left"/>
               <w:rPr>
-                <w:rFonts w:hint="eastAsia"/>
                 <w:sz w:val="12"/>
                 <w:szCs w:val="12"/>
               </w:rPr>
@@ -2291,7 +2129,6 @@
         <w:tc>
           <w:tcPr>
             <w:tcW w:w="3582" w:type="dxa"/>
-            <w:shd w:val="clear" w:color="auto" w:fill="auto"/>
           </w:tcPr>
           <w:p>
             <w:pPr>
@@ -2306,23 +2143,7 @@
                 <w:sz w:val="12"/>
                 <w:szCs w:val="12"/>
               </w:rPr>
-              <w:t>강의 자료 [2</w:t>
-            </w:r>
-            <w:r>
-              <w:rPr>
-                <w:rFonts w:hint="eastAsia"/>
-                <w:sz w:val="12"/>
-                <w:szCs w:val="12"/>
-              </w:rPr>
-              <w:t>5</w:t>
-            </w:r>
-            <w:r>
-              <w:rPr>
-                <w:rFonts w:hint="eastAsia"/>
-                <w:sz w:val="12"/>
-                <w:szCs w:val="12"/>
-              </w:rPr>
-              <w:t>페이지]</w:t>
+              <w:t>강의 자료 [25페이지]</w:t>
             </w:r>
             <w:r>
               <w:rPr>
@@ -2343,7 +2164,6 @@
           <w:p>
             <w:pPr>
               <w:rPr>
-                <w:rFonts w:hint="eastAsia"/>
                 <w:sz w:val="12"/>
                 <w:szCs w:val="12"/>
               </w:rPr>
@@ -2392,7 +2212,29 @@
         <w:tc>
           <w:tcPr>
             <w:tcW w:w="484" w:type="dxa"/>
-            <w:shd w:val="clear" w:color="auto" w:fill="auto"/>
+            <w:vAlign w:val="center"/>
+          </w:tcPr>
+          <w:p>
+            <w:pPr>
+              <w:jc w:val="center"/>
+              <w:rPr>
+                <w:sz w:val="12"/>
+                <w:szCs w:val="12"/>
+              </w:rPr>
+            </w:pPr>
+            <w:r>
+              <w:rPr>
+                <w:rFonts w:hint="eastAsia"/>
+                <w:sz w:val="18"/>
+                <w:szCs w:val="18"/>
+              </w:rPr>
+              <w:t>○</w:t>
+            </w:r>
+          </w:p>
+        </w:tc>
+        <w:tc>
+          <w:tcPr>
+            <w:tcW w:w="426" w:type="dxa"/>
             <w:vAlign w:val="center"/>
           </w:tcPr>
           <w:p>
@@ -2407,28 +2249,20 @@
         </w:tc>
         <w:tc>
           <w:tcPr>
-            <w:tcW w:w="426" w:type="dxa"/>
-            <w:shd w:val="clear" w:color="auto" w:fill="auto"/>
+            <w:tcW w:w="3021" w:type="dxa"/>
             <w:vAlign w:val="center"/>
           </w:tcPr>
           <w:p>
             <w:pPr>
-              <w:jc w:val="center"/>
               <w:rPr>
+                <w:rFonts w:cs="Times New Roman"/>
+                <w:color w:val="auto"/>
+                <w:kern w:val="2"/>
                 <w:sz w:val="12"/>
                 <w:szCs w:val="12"/>
               </w:rPr>
             </w:pPr>
-          </w:p>
-        </w:tc>
-        <w:tc>
-          <w:tcPr>
-            <w:tcW w:w="2173" w:type="dxa"/>
-            <w:shd w:val="clear" w:color="auto" w:fill="auto"/>
-            <w:vAlign w:val="center"/>
-          </w:tcPr>
-          <w:p>
-            <w:pPr>
+            <w:r>
               <w:rPr>
                 <w:rFonts w:cs="Times New Roman" w:hint="eastAsia"/>
                 <w:color w:val="auto"/>
@@ -2436,7 +2270,8 @@
                 <w:sz w:val="12"/>
                 <w:szCs w:val="12"/>
               </w:rPr>
-            </w:pPr>
+              <w:t>관련증빙은 보고서 하단에 첨부하겠습니다.</w:t>
+            </w:r>
           </w:p>
         </w:tc>
       </w:tr>
@@ -2447,7 +2282,6 @@
         <w:tc>
           <w:tcPr>
             <w:tcW w:w="595" w:type="dxa"/>
-            <w:shd w:val="clear" w:color="auto" w:fill="auto"/>
             <w:vAlign w:val="center"/>
           </w:tcPr>
           <w:p>
@@ -2471,7 +2305,6 @@
         <w:tc>
           <w:tcPr>
             <w:tcW w:w="603" w:type="dxa"/>
-            <w:shd w:val="clear" w:color="auto" w:fill="auto"/>
             <w:vAlign w:val="center"/>
           </w:tcPr>
           <w:p>
@@ -2495,13 +2328,11 @@
         <w:tc>
           <w:tcPr>
             <w:tcW w:w="1382" w:type="dxa"/>
-            <w:shd w:val="clear" w:color="auto" w:fill="auto"/>
           </w:tcPr>
           <w:p>
             <w:pPr>
               <w:jc w:val="left"/>
               <w:rPr>
-                <w:rFonts w:hint="eastAsia"/>
                 <w:sz w:val="12"/>
                 <w:szCs w:val="12"/>
               </w:rPr>
@@ -2519,7 +2350,6 @@
         <w:tc>
           <w:tcPr>
             <w:tcW w:w="3582" w:type="dxa"/>
-            <w:shd w:val="clear" w:color="auto" w:fill="auto"/>
           </w:tcPr>
           <w:p>
             <w:pPr>
@@ -2555,7 +2385,6 @@
           <w:p>
             <w:pPr>
               <w:rPr>
-                <w:rFonts w:hint="eastAsia"/>
                 <w:sz w:val="12"/>
                 <w:szCs w:val="12"/>
               </w:rPr>
@@ -2581,7 +2410,29 @@
         <w:tc>
           <w:tcPr>
             <w:tcW w:w="484" w:type="dxa"/>
-            <w:shd w:val="clear" w:color="auto" w:fill="auto"/>
+            <w:vAlign w:val="center"/>
+          </w:tcPr>
+          <w:p>
+            <w:pPr>
+              <w:jc w:val="center"/>
+              <w:rPr>
+                <w:sz w:val="12"/>
+                <w:szCs w:val="12"/>
+              </w:rPr>
+            </w:pPr>
+            <w:r>
+              <w:rPr>
+                <w:rFonts w:hint="eastAsia"/>
+                <w:sz w:val="18"/>
+                <w:szCs w:val="18"/>
+              </w:rPr>
+              <w:t>○</w:t>
+            </w:r>
+          </w:p>
+        </w:tc>
+        <w:tc>
+          <w:tcPr>
+            <w:tcW w:w="426" w:type="dxa"/>
             <w:vAlign w:val="center"/>
           </w:tcPr>
           <w:p>
@@ -2596,28 +2447,20 @@
         </w:tc>
         <w:tc>
           <w:tcPr>
-            <w:tcW w:w="426" w:type="dxa"/>
-            <w:shd w:val="clear" w:color="auto" w:fill="auto"/>
+            <w:tcW w:w="3021" w:type="dxa"/>
             <w:vAlign w:val="center"/>
           </w:tcPr>
           <w:p>
             <w:pPr>
-              <w:jc w:val="center"/>
               <w:rPr>
+                <w:rFonts w:cs="Times New Roman"/>
+                <w:color w:val="auto"/>
+                <w:kern w:val="2"/>
                 <w:sz w:val="12"/>
                 <w:szCs w:val="12"/>
               </w:rPr>
             </w:pPr>
-          </w:p>
-        </w:tc>
-        <w:tc>
-          <w:tcPr>
-            <w:tcW w:w="2173" w:type="dxa"/>
-            <w:shd w:val="clear" w:color="auto" w:fill="auto"/>
-            <w:vAlign w:val="center"/>
-          </w:tcPr>
-          <w:p>
-            <w:pPr>
+            <w:r>
               <w:rPr>
                 <w:rFonts w:cs="Times New Roman" w:hint="eastAsia"/>
                 <w:color w:val="auto"/>
@@ -2625,7 +2468,8 @@
                 <w:sz w:val="12"/>
                 <w:szCs w:val="12"/>
               </w:rPr>
-            </w:pPr>
+              <w:t>관련증빙은 보고서 하단에 첨부하겠습니다.</w:t>
+            </w:r>
           </w:p>
         </w:tc>
       </w:tr>
@@ -2636,7 +2480,6 @@
         <w:tc>
           <w:tcPr>
             <w:tcW w:w="595" w:type="dxa"/>
-            <w:shd w:val="clear" w:color="auto" w:fill="auto"/>
             <w:vAlign w:val="center"/>
           </w:tcPr>
           <w:p>
@@ -2660,7 +2503,6 @@
         <w:tc>
           <w:tcPr>
             <w:tcW w:w="603" w:type="dxa"/>
-            <w:shd w:val="clear" w:color="auto" w:fill="auto"/>
             <w:vAlign w:val="center"/>
           </w:tcPr>
           <w:p>
@@ -2684,13 +2526,11 @@
         <w:tc>
           <w:tcPr>
             <w:tcW w:w="1382" w:type="dxa"/>
-            <w:shd w:val="clear" w:color="auto" w:fill="auto"/>
           </w:tcPr>
           <w:p>
             <w:pPr>
               <w:jc w:val="left"/>
               <w:rPr>
-                <w:rFonts w:hint="eastAsia"/>
                 <w:sz w:val="12"/>
                 <w:szCs w:val="12"/>
               </w:rPr>
@@ -2708,7 +2548,6 @@
         <w:tc>
           <w:tcPr>
             <w:tcW w:w="3582" w:type="dxa"/>
-            <w:shd w:val="clear" w:color="auto" w:fill="auto"/>
           </w:tcPr>
           <w:p>
             <w:pPr>
@@ -2778,14 +2617,7 @@
                 <w:sz w:val="12"/>
                 <w:szCs w:val="12"/>
               </w:rPr>
-              <w:t>localhost</w:t>
-            </w:r>
-            <w:r>
-              <w:rPr>
-                <w:sz w:val="12"/>
-                <w:szCs w:val="12"/>
-              </w:rPr>
-              <w:t xml:space="preserve"> </w:t>
+              <w:t xml:space="preserve">localhost </w:t>
             </w:r>
             <w:r>
               <w:rPr>
@@ -2793,22 +2625,45 @@
                 <w:sz w:val="12"/>
                 <w:szCs w:val="12"/>
               </w:rPr>
-              <w:t>서버연동</w:t>
+              <w:t>서버연동)</w:t>
             </w:r>
+          </w:p>
+          <w:p>
+            <w:pPr>
+              <w:ind w:firstLineChars="100" w:firstLine="120"/>
+              <w:rPr>
+                <w:sz w:val="12"/>
+                <w:szCs w:val="12"/>
+              </w:rPr>
+            </w:pPr>
+          </w:p>
+        </w:tc>
+        <w:tc>
+          <w:tcPr>
+            <w:tcW w:w="484" w:type="dxa"/>
+            <w:vAlign w:val="center"/>
+          </w:tcPr>
+          <w:p>
+            <w:pPr>
+              <w:jc w:val="center"/>
+              <w:rPr>
+                <w:sz w:val="12"/>
+                <w:szCs w:val="12"/>
+              </w:rPr>
+            </w:pPr>
             <w:r>
               <w:rPr>
                 <w:rFonts w:hint="eastAsia"/>
-                <w:sz w:val="12"/>
-                <w:szCs w:val="12"/>
+                <w:sz w:val="18"/>
+                <w:szCs w:val="18"/>
               </w:rPr>
-              <w:t>)</w:t>
+              <w:t>○</w:t>
             </w:r>
           </w:p>
         </w:tc>
         <w:tc>
           <w:tcPr>
-            <w:tcW w:w="484" w:type="dxa"/>
-            <w:shd w:val="clear" w:color="auto" w:fill="auto"/>
+            <w:tcW w:w="426" w:type="dxa"/>
             <w:vAlign w:val="center"/>
           </w:tcPr>
           <w:p>
@@ -2823,28 +2678,20 @@
         </w:tc>
         <w:tc>
           <w:tcPr>
-            <w:tcW w:w="426" w:type="dxa"/>
-            <w:shd w:val="clear" w:color="auto" w:fill="auto"/>
+            <w:tcW w:w="3021" w:type="dxa"/>
             <w:vAlign w:val="center"/>
           </w:tcPr>
           <w:p>
             <w:pPr>
-              <w:jc w:val="center"/>
               <w:rPr>
+                <w:rFonts w:cs="Times New Roman"/>
+                <w:color w:val="auto"/>
+                <w:kern w:val="2"/>
                 <w:sz w:val="12"/>
                 <w:szCs w:val="12"/>
               </w:rPr>
             </w:pPr>
-          </w:p>
-        </w:tc>
-        <w:tc>
-          <w:tcPr>
-            <w:tcW w:w="2173" w:type="dxa"/>
-            <w:shd w:val="clear" w:color="auto" w:fill="auto"/>
-            <w:vAlign w:val="center"/>
-          </w:tcPr>
-          <w:p>
-            <w:pPr>
+            <w:r>
               <w:rPr>
                 <w:rFonts w:cs="Times New Roman" w:hint="eastAsia"/>
                 <w:color w:val="auto"/>
@@ -2852,7 +2699,8 @@
                 <w:sz w:val="12"/>
                 <w:szCs w:val="12"/>
               </w:rPr>
-            </w:pPr>
+              <w:t>관련증빙은 보고서 하단에 첨부하겠습니다.</w:t>
+            </w:r>
           </w:p>
         </w:tc>
       </w:tr>
@@ -2864,14 +2712,12 @@
           <w:tcPr>
             <w:tcW w:w="595" w:type="dxa"/>
             <w:vMerge w:val="restart"/>
-            <w:shd w:val="clear" w:color="auto" w:fill="auto"/>
             <w:vAlign w:val="center"/>
           </w:tcPr>
           <w:p>
             <w:pPr>
               <w:jc w:val="center"/>
               <w:rPr>
-                <w:rFonts w:hint="eastAsia"/>
                 <w:sz w:val="12"/>
                 <w:szCs w:val="12"/>
               </w:rPr>
@@ -2890,7 +2736,6 @@
           <w:tcPr>
             <w:tcW w:w="603" w:type="dxa"/>
             <w:vMerge w:val="restart"/>
-            <w:shd w:val="clear" w:color="auto" w:fill="auto"/>
             <w:vAlign w:val="center"/>
           </w:tcPr>
           <w:p>
@@ -2915,41 +2760,28 @@
           <w:tcPr>
             <w:tcW w:w="1382" w:type="dxa"/>
             <w:vMerge w:val="restart"/>
-            <w:shd w:val="clear" w:color="auto" w:fill="auto"/>
           </w:tcPr>
           <w:p>
             <w:pPr>
               <w:jc w:val="left"/>
               <w:rPr>
-                <w:rFonts w:hint="eastAsia"/>
                 <w:sz w:val="12"/>
                 <w:szCs w:val="12"/>
               </w:rPr>
             </w:pPr>
-            <w:proofErr w:type="spellStart"/>
             <w:r>
               <w:rPr>
                 <w:rFonts w:hint="eastAsia"/>
                 <w:sz w:val="12"/>
                 <w:szCs w:val="12"/>
               </w:rPr>
-              <w:t>MainActivity</w:t>
-            </w:r>
-            <w:proofErr w:type="spellEnd"/>
-            <w:r>
-              <w:rPr>
-                <w:rFonts w:hint="eastAsia"/>
-                <w:sz w:val="12"/>
-                <w:szCs w:val="12"/>
-              </w:rPr>
-              <w:t xml:space="preserve"> 클래스 [Upload 구현, 19page]</w:t>
+              <w:t>MainActivity 클래스 [Upload 구현, 19page]</w:t>
             </w:r>
           </w:p>
         </w:tc>
         <w:tc>
           <w:tcPr>
             <w:tcW w:w="3582" w:type="dxa"/>
-            <w:shd w:val="clear" w:color="auto" w:fill="auto"/>
           </w:tcPr>
           <w:p>
             <w:pPr>
@@ -2958,27 +2790,17 @@
                 <w:szCs w:val="12"/>
               </w:rPr>
             </w:pPr>
-            <w:proofErr w:type="spellStart"/>
             <w:r>
               <w:rPr>
                 <w:sz w:val="12"/>
                 <w:szCs w:val="12"/>
               </w:rPr>
-              <w:t>MainActivity</w:t>
-            </w:r>
-            <w:proofErr w:type="spellEnd"/>
-            <w:r>
-              <w:rPr>
-                <w:sz w:val="12"/>
-                <w:szCs w:val="12"/>
-              </w:rPr>
-              <w:t xml:space="preserve"> 클래스 [Upload 구현, 19page]</w:t>
+              <w:t>MainActivity 클래스 [Upload 구현, 19page]</w:t>
             </w:r>
           </w:p>
           <w:p>
             <w:pPr>
               <w:rPr>
-                <w:rFonts w:hint="eastAsia"/>
                 <w:sz w:val="12"/>
                 <w:szCs w:val="12"/>
               </w:rPr>
@@ -3012,7 +2834,6 @@
             <w:pPr>
               <w:ind w:firstLineChars="100" w:firstLine="120"/>
               <w:rPr>
-                <w:rFonts w:hint="eastAsia"/>
                 <w:sz w:val="12"/>
                 <w:szCs w:val="12"/>
               </w:rPr>
@@ -3045,7 +2866,6 @@
         <w:tc>
           <w:tcPr>
             <w:tcW w:w="484" w:type="dxa"/>
-            <w:shd w:val="clear" w:color="auto" w:fill="auto"/>
             <w:vAlign w:val="center"/>
           </w:tcPr>
           <w:p>
@@ -3061,7 +2881,6 @@
         <w:tc>
           <w:tcPr>
             <w:tcW w:w="426" w:type="dxa"/>
-            <w:shd w:val="clear" w:color="auto" w:fill="auto"/>
             <w:vAlign w:val="center"/>
           </w:tcPr>
           <w:p>
@@ -3076,14 +2895,13 @@
         </w:tc>
         <w:tc>
           <w:tcPr>
-            <w:tcW w:w="2173" w:type="dxa"/>
-            <w:shd w:val="clear" w:color="auto" w:fill="auto"/>
+            <w:tcW w:w="3021" w:type="dxa"/>
             <w:vAlign w:val="center"/>
           </w:tcPr>
           <w:p>
             <w:pPr>
               <w:rPr>
-                <w:rFonts w:cs="Times New Roman" w:hint="eastAsia"/>
+                <w:rFonts w:cs="Times New Roman"/>
                 <w:color w:val="auto"/>
                 <w:kern w:val="2"/>
                 <w:sz w:val="12"/>
@@ -3101,7 +2919,6 @@
           <w:tcPr>
             <w:tcW w:w="595" w:type="dxa"/>
             <w:vMerge/>
-            <w:shd w:val="clear" w:color="auto" w:fill="auto"/>
             <w:vAlign w:val="center"/>
           </w:tcPr>
           <w:p>
@@ -3118,7 +2935,6 @@
           <w:tcPr>
             <w:tcW w:w="603" w:type="dxa"/>
             <w:vMerge/>
-            <w:shd w:val="clear" w:color="auto" w:fill="auto"/>
             <w:vAlign w:val="center"/>
           </w:tcPr>
           <w:p>
@@ -3135,13 +2951,11 @@
           <w:tcPr>
             <w:tcW w:w="1382" w:type="dxa"/>
             <w:vMerge/>
-            <w:shd w:val="clear" w:color="auto" w:fill="auto"/>
           </w:tcPr>
           <w:p>
             <w:pPr>
               <w:jc w:val="left"/>
               <w:rPr>
-                <w:rFonts w:hint="eastAsia"/>
                 <w:sz w:val="12"/>
                 <w:szCs w:val="12"/>
               </w:rPr>
@@ -3151,7 +2965,6 @@
         <w:tc>
           <w:tcPr>
             <w:tcW w:w="3582" w:type="dxa"/>
-            <w:shd w:val="clear" w:color="auto" w:fill="auto"/>
           </w:tcPr>
           <w:p>
             <w:pPr>
@@ -3160,27 +2973,17 @@
                 <w:szCs w:val="12"/>
               </w:rPr>
             </w:pPr>
-            <w:proofErr w:type="spellStart"/>
             <w:r>
               <w:rPr>
                 <w:sz w:val="12"/>
                 <w:szCs w:val="12"/>
               </w:rPr>
-              <w:t>MainActivity</w:t>
-            </w:r>
-            <w:proofErr w:type="spellEnd"/>
-            <w:r>
-              <w:rPr>
-                <w:sz w:val="12"/>
-                <w:szCs w:val="12"/>
-              </w:rPr>
-              <w:t xml:space="preserve"> 클래스 [Upload 구현, 19page]</w:t>
+              <w:t>MainActivity 클래스 [Upload 구현, 19page]</w:t>
             </w:r>
           </w:p>
           <w:p>
             <w:pPr>
               <w:rPr>
-                <w:rFonts w:hint="eastAsia"/>
                 <w:sz w:val="12"/>
                 <w:szCs w:val="12"/>
               </w:rPr>
@@ -3214,7 +3017,6 @@
             <w:pPr>
               <w:ind w:firstLineChars="100" w:firstLine="120"/>
               <w:rPr>
-                <w:rFonts w:hint="eastAsia"/>
                 <w:sz w:val="12"/>
                 <w:szCs w:val="12"/>
               </w:rPr>
@@ -3248,7 +3050,30 @@
         <w:tc>
           <w:tcPr>
             <w:tcW w:w="484" w:type="dxa"/>
-            <w:shd w:val="clear" w:color="auto" w:fill="auto"/>
+            <w:vAlign w:val="center"/>
+          </w:tcPr>
+          <w:p>
+            <w:pPr>
+              <w:jc w:val="center"/>
+              <w:rPr>
+                <w:sz w:val="12"/>
+                <w:szCs w:val="12"/>
+              </w:rPr>
+            </w:pPr>
+            <w:r>
+              <w:rPr>
+                <w:rFonts w:hint="eastAsia"/>
+                <w:sz w:val="18"/>
+                <w:szCs w:val="18"/>
+              </w:rPr>
+              <w:lastRenderedPageBreak/>
+              <w:t>○</w:t>
+            </w:r>
+          </w:p>
+        </w:tc>
+        <w:tc>
+          <w:tcPr>
+            <w:tcW w:w="426" w:type="dxa"/>
             <w:vAlign w:val="center"/>
           </w:tcPr>
           <w:p>
@@ -3263,28 +3088,20 @@
         </w:tc>
         <w:tc>
           <w:tcPr>
-            <w:tcW w:w="426" w:type="dxa"/>
-            <w:shd w:val="clear" w:color="auto" w:fill="auto"/>
+            <w:tcW w:w="3021" w:type="dxa"/>
             <w:vAlign w:val="center"/>
           </w:tcPr>
           <w:p>
             <w:pPr>
-              <w:jc w:val="center"/>
               <w:rPr>
+                <w:rFonts w:cs="Times New Roman"/>
+                <w:color w:val="auto"/>
+                <w:kern w:val="2"/>
                 <w:sz w:val="12"/>
                 <w:szCs w:val="12"/>
               </w:rPr>
             </w:pPr>
-          </w:p>
-        </w:tc>
-        <w:tc>
-          <w:tcPr>
-            <w:tcW w:w="2173" w:type="dxa"/>
-            <w:shd w:val="clear" w:color="auto" w:fill="auto"/>
-            <w:vAlign w:val="center"/>
-          </w:tcPr>
-          <w:p>
-            <w:pPr>
+            <w:r>
               <w:rPr>
                 <w:rFonts w:cs="Times New Roman" w:hint="eastAsia"/>
                 <w:color w:val="auto"/>
@@ -3292,7 +3109,8 @@
                 <w:sz w:val="12"/>
                 <w:szCs w:val="12"/>
               </w:rPr>
-            </w:pPr>
+              <w:t>관련증빙은 보고서 하단에 첨부하겠습니다.</w:t>
+            </w:r>
           </w:p>
         </w:tc>
       </w:tr>
@@ -3303,14 +3121,12 @@
         <w:tc>
           <w:tcPr>
             <w:tcW w:w="595" w:type="dxa"/>
-            <w:shd w:val="clear" w:color="auto" w:fill="auto"/>
             <w:vAlign w:val="center"/>
           </w:tcPr>
           <w:p>
             <w:pPr>
               <w:jc w:val="center"/>
               <w:rPr>
-                <w:rFonts w:hint="eastAsia"/>
                 <w:sz w:val="12"/>
                 <w:szCs w:val="12"/>
               </w:rPr>
@@ -3328,7 +3144,6 @@
         <w:tc>
           <w:tcPr>
             <w:tcW w:w="603" w:type="dxa"/>
-            <w:shd w:val="clear" w:color="auto" w:fill="auto"/>
             <w:vAlign w:val="center"/>
           </w:tcPr>
           <w:p>
@@ -3344,41 +3159,28 @@
         <w:tc>
           <w:tcPr>
             <w:tcW w:w="1382" w:type="dxa"/>
-            <w:shd w:val="clear" w:color="auto" w:fill="auto"/>
           </w:tcPr>
           <w:p>
             <w:pPr>
               <w:jc w:val="left"/>
               <w:rPr>
-                <w:rFonts w:hint="eastAsia"/>
                 <w:sz w:val="12"/>
                 <w:szCs w:val="12"/>
               </w:rPr>
             </w:pPr>
-            <w:proofErr w:type="spellStart"/>
             <w:r>
               <w:rPr>
                 <w:rFonts w:hint="eastAsia"/>
                 <w:sz w:val="12"/>
                 <w:szCs w:val="12"/>
               </w:rPr>
-              <w:t>Pythonanywhere</w:t>
-            </w:r>
-            <w:proofErr w:type="spellEnd"/>
-            <w:r>
-              <w:rPr>
-                <w:rFonts w:hint="eastAsia"/>
-                <w:sz w:val="12"/>
-                <w:szCs w:val="12"/>
-              </w:rPr>
-              <w:t xml:space="preserve"> 클라우드상 동작</w:t>
+              <w:t>Pythonanywhere 클라우드상 동작</w:t>
             </w:r>
           </w:p>
         </w:tc>
         <w:tc>
           <w:tcPr>
             <w:tcW w:w="3582" w:type="dxa"/>
-            <w:shd w:val="clear" w:color="auto" w:fill="auto"/>
           </w:tcPr>
           <w:p>
             <w:pPr>
@@ -3387,23 +3189,13 @@
                 <w:szCs w:val="12"/>
               </w:rPr>
             </w:pPr>
-            <w:proofErr w:type="spellStart"/>
             <w:r>
               <w:rPr>
                 <w:rFonts w:hint="eastAsia"/>
                 <w:sz w:val="12"/>
                 <w:szCs w:val="12"/>
               </w:rPr>
-              <w:t>Pythonanywhere</w:t>
-            </w:r>
-            <w:proofErr w:type="spellEnd"/>
-            <w:r>
-              <w:rPr>
-                <w:rFonts w:hint="eastAsia"/>
-                <w:sz w:val="12"/>
-                <w:szCs w:val="12"/>
-              </w:rPr>
-              <w:t xml:space="preserve"> 클라우드상 </w:t>
+              <w:t xml:space="preserve">Pythonanywhere 클라우드상 </w:t>
             </w:r>
             <w:r>
               <w:rPr>
@@ -3441,7 +3233,6 @@
           <w:p>
             <w:pPr>
               <w:rPr>
-                <w:rFonts w:hint="eastAsia"/>
                 <w:sz w:val="12"/>
                 <w:szCs w:val="12"/>
               </w:rPr>
@@ -3475,7 +3266,29 @@
         <w:tc>
           <w:tcPr>
             <w:tcW w:w="484" w:type="dxa"/>
-            <w:shd w:val="clear" w:color="auto" w:fill="auto"/>
+            <w:vAlign w:val="center"/>
+          </w:tcPr>
+          <w:p>
+            <w:pPr>
+              <w:jc w:val="center"/>
+              <w:rPr>
+                <w:sz w:val="12"/>
+                <w:szCs w:val="12"/>
+              </w:rPr>
+            </w:pPr>
+            <w:r>
+              <w:rPr>
+                <w:rFonts w:hint="eastAsia"/>
+                <w:sz w:val="18"/>
+                <w:szCs w:val="18"/>
+              </w:rPr>
+              <w:t>○</w:t>
+            </w:r>
+          </w:p>
+        </w:tc>
+        <w:tc>
+          <w:tcPr>
+            <w:tcW w:w="426" w:type="dxa"/>
             <w:vAlign w:val="center"/>
           </w:tcPr>
           <w:p>
@@ -3490,28 +3303,20 @@
         </w:tc>
         <w:tc>
           <w:tcPr>
-            <w:tcW w:w="426" w:type="dxa"/>
-            <w:shd w:val="clear" w:color="auto" w:fill="auto"/>
+            <w:tcW w:w="3021" w:type="dxa"/>
             <w:vAlign w:val="center"/>
           </w:tcPr>
           <w:p>
             <w:pPr>
-              <w:jc w:val="center"/>
               <w:rPr>
+                <w:rFonts w:cs="Times New Roman"/>
+                <w:color w:val="auto"/>
+                <w:kern w:val="2"/>
                 <w:sz w:val="12"/>
                 <w:szCs w:val="12"/>
               </w:rPr>
             </w:pPr>
-          </w:p>
-        </w:tc>
-        <w:tc>
-          <w:tcPr>
-            <w:tcW w:w="2173" w:type="dxa"/>
-            <w:shd w:val="clear" w:color="auto" w:fill="auto"/>
-            <w:vAlign w:val="center"/>
-          </w:tcPr>
-          <w:p>
-            <w:pPr>
+            <w:r>
               <w:rPr>
                 <w:rFonts w:cs="Times New Roman" w:hint="eastAsia"/>
                 <w:color w:val="auto"/>
@@ -3519,7 +3324,8 @@
                 <w:sz w:val="12"/>
                 <w:szCs w:val="12"/>
               </w:rPr>
-            </w:pPr>
+              <w:t>관련증빙은 보고서 하단에 첨부하겠습니다.</w:t>
+            </w:r>
           </w:p>
         </w:tc>
       </w:tr>
@@ -3530,14 +3336,12 @@
         <w:tc>
           <w:tcPr>
             <w:tcW w:w="595" w:type="dxa"/>
-            <w:shd w:val="clear" w:color="auto" w:fill="auto"/>
             <w:vAlign w:val="center"/>
           </w:tcPr>
           <w:p>
             <w:pPr>
               <w:jc w:val="center"/>
               <w:rPr>
-                <w:rFonts w:hint="eastAsia"/>
                 <w:sz w:val="12"/>
                 <w:szCs w:val="12"/>
               </w:rPr>
@@ -3555,7 +3359,6 @@
         <w:tc>
           <w:tcPr>
             <w:tcW w:w="603" w:type="dxa"/>
-            <w:shd w:val="clear" w:color="auto" w:fill="auto"/>
             <w:vAlign w:val="center"/>
           </w:tcPr>
           <w:p>
@@ -3571,41 +3374,28 @@
         <w:tc>
           <w:tcPr>
             <w:tcW w:w="1382" w:type="dxa"/>
-            <w:shd w:val="clear" w:color="auto" w:fill="auto"/>
           </w:tcPr>
           <w:p>
             <w:pPr>
               <w:jc w:val="left"/>
               <w:rPr>
-                <w:rFonts w:hint="eastAsia"/>
                 <w:sz w:val="12"/>
                 <w:szCs w:val="12"/>
               </w:rPr>
             </w:pPr>
-            <w:proofErr w:type="spellStart"/>
             <w:r>
               <w:rPr>
                 <w:rFonts w:hint="eastAsia"/>
                 <w:sz w:val="12"/>
                 <w:szCs w:val="12"/>
               </w:rPr>
-              <w:t>Pythonanywhere</w:t>
-            </w:r>
-            <w:proofErr w:type="spellEnd"/>
-            <w:r>
-              <w:rPr>
-                <w:rFonts w:hint="eastAsia"/>
-                <w:sz w:val="12"/>
-                <w:szCs w:val="12"/>
-              </w:rPr>
-              <w:t xml:space="preserve"> 클라우드상 동작</w:t>
+              <w:t>Pythonanywhere 클라우드상 동작</w:t>
             </w:r>
           </w:p>
         </w:tc>
         <w:tc>
           <w:tcPr>
             <w:tcW w:w="3582" w:type="dxa"/>
-            <w:shd w:val="clear" w:color="auto" w:fill="auto"/>
           </w:tcPr>
           <w:p>
             <w:pPr>
@@ -3614,23 +3404,13 @@
                 <w:szCs w:val="12"/>
               </w:rPr>
             </w:pPr>
-            <w:proofErr w:type="spellStart"/>
             <w:r>
               <w:rPr>
                 <w:rFonts w:hint="eastAsia"/>
                 <w:sz w:val="12"/>
                 <w:szCs w:val="12"/>
               </w:rPr>
-              <w:t>Pythonanywhere</w:t>
-            </w:r>
-            <w:proofErr w:type="spellEnd"/>
-            <w:r>
-              <w:rPr>
-                <w:rFonts w:hint="eastAsia"/>
-                <w:sz w:val="12"/>
-                <w:szCs w:val="12"/>
-              </w:rPr>
-              <w:t xml:space="preserve"> 클라우드상 </w:t>
+              <w:t xml:space="preserve">Pythonanywhere 클라우드상 </w:t>
             </w:r>
             <w:r>
               <w:rPr>
@@ -3668,7 +3448,6 @@
           <w:p>
             <w:pPr>
               <w:rPr>
-                <w:rFonts w:hint="eastAsia"/>
                 <w:sz w:val="12"/>
                 <w:szCs w:val="12"/>
               </w:rPr>
@@ -3695,22 +3474,36 @@
                 <w:sz w:val="12"/>
                 <w:szCs w:val="12"/>
               </w:rPr>
-              <w:t xml:space="preserve"> </w:t>
-            </w:r>
-            <w:r>
-              <w:rPr>
-                <w:rFonts w:hint="eastAsia"/>
-                <w:sz w:val="12"/>
-                <w:szCs w:val="12"/>
-              </w:rPr>
-              <w:t>(클라우드 서버연동)</w:t>
+              <w:t xml:space="preserve"> (클라우드 서버연동)</w:t>
             </w:r>
           </w:p>
         </w:tc>
         <w:tc>
           <w:tcPr>
             <w:tcW w:w="484" w:type="dxa"/>
-            <w:shd w:val="clear" w:color="auto" w:fill="auto"/>
+            <w:vAlign w:val="center"/>
+          </w:tcPr>
+          <w:p>
+            <w:pPr>
+              <w:jc w:val="center"/>
+              <w:rPr>
+                <w:sz w:val="12"/>
+                <w:szCs w:val="12"/>
+              </w:rPr>
+            </w:pPr>
+            <w:r>
+              <w:rPr>
+                <w:rFonts w:hint="eastAsia"/>
+                <w:sz w:val="18"/>
+                <w:szCs w:val="18"/>
+              </w:rPr>
+              <w:t>○</w:t>
+            </w:r>
+          </w:p>
+        </w:tc>
+        <w:tc>
+          <w:tcPr>
+            <w:tcW w:w="426" w:type="dxa"/>
             <w:vAlign w:val="center"/>
           </w:tcPr>
           <w:p>
@@ -3725,28 +3518,20 @@
         </w:tc>
         <w:tc>
           <w:tcPr>
-            <w:tcW w:w="426" w:type="dxa"/>
-            <w:shd w:val="clear" w:color="auto" w:fill="auto"/>
+            <w:tcW w:w="3021" w:type="dxa"/>
             <w:vAlign w:val="center"/>
           </w:tcPr>
           <w:p>
             <w:pPr>
-              <w:jc w:val="center"/>
               <w:rPr>
+                <w:rFonts w:cs="Times New Roman"/>
+                <w:color w:val="auto"/>
+                <w:kern w:val="2"/>
                 <w:sz w:val="12"/>
                 <w:szCs w:val="12"/>
               </w:rPr>
             </w:pPr>
-          </w:p>
-        </w:tc>
-        <w:tc>
-          <w:tcPr>
-            <w:tcW w:w="2173" w:type="dxa"/>
-            <w:shd w:val="clear" w:color="auto" w:fill="auto"/>
-            <w:vAlign w:val="center"/>
-          </w:tcPr>
-          <w:p>
-            <w:pPr>
+            <w:r>
               <w:rPr>
                 <w:rFonts w:cs="Times New Roman" w:hint="eastAsia"/>
                 <w:color w:val="auto"/>
@@ -3754,7 +3539,8 @@
                 <w:sz w:val="12"/>
                 <w:szCs w:val="12"/>
               </w:rPr>
-            </w:pPr>
+              <w:t>관련증빙은 보고서 하단에 첨부하겠습니다.</w:t>
+            </w:r>
           </w:p>
         </w:tc>
       </w:tr>
@@ -3765,14 +3551,12 @@
         <w:tc>
           <w:tcPr>
             <w:tcW w:w="595" w:type="dxa"/>
-            <w:shd w:val="clear" w:color="auto" w:fill="auto"/>
             <w:vAlign w:val="center"/>
           </w:tcPr>
           <w:p>
             <w:pPr>
               <w:jc w:val="center"/>
               <w:rPr>
-                <w:rFonts w:hint="eastAsia"/>
                 <w:sz w:val="12"/>
                 <w:szCs w:val="12"/>
               </w:rPr>
@@ -3790,7 +3574,6 @@
         <w:tc>
           <w:tcPr>
             <w:tcW w:w="603" w:type="dxa"/>
-            <w:shd w:val="clear" w:color="auto" w:fill="auto"/>
             <w:vAlign w:val="center"/>
           </w:tcPr>
           <w:p>
@@ -3806,13 +3589,11 @@
         <w:tc>
           <w:tcPr>
             <w:tcW w:w="1382" w:type="dxa"/>
-            <w:shd w:val="clear" w:color="auto" w:fill="auto"/>
           </w:tcPr>
           <w:p>
             <w:pPr>
               <w:jc w:val="left"/>
               <w:rPr>
-                <w:rFonts w:hint="eastAsia"/>
                 <w:sz w:val="12"/>
                 <w:szCs w:val="12"/>
               </w:rPr>
@@ -3830,7 +3611,6 @@
         <w:tc>
           <w:tcPr>
             <w:tcW w:w="3582" w:type="dxa"/>
-            <w:shd w:val="clear" w:color="auto" w:fill="auto"/>
           </w:tcPr>
           <w:p>
             <w:pPr>
@@ -3851,7 +3631,6 @@
           <w:p>
             <w:pPr>
               <w:rPr>
-                <w:rFonts w:hint="eastAsia"/>
                 <w:sz w:val="12"/>
                 <w:szCs w:val="12"/>
               </w:rPr>
@@ -3869,7 +3648,133 @@
         <w:tc>
           <w:tcPr>
             <w:tcW w:w="484" w:type="dxa"/>
-            <w:shd w:val="clear" w:color="auto" w:fill="auto"/>
+            <w:vAlign w:val="center"/>
+          </w:tcPr>
+          <w:p>
+            <w:pPr>
+              <w:jc w:val="center"/>
+              <w:rPr>
+                <w:sz w:val="12"/>
+                <w:szCs w:val="12"/>
+              </w:rPr>
+            </w:pPr>
+            <w:r>
+              <w:rPr>
+                <w:rFonts w:hint="eastAsia"/>
+                <w:sz w:val="18"/>
+                <w:szCs w:val="18"/>
+              </w:rPr>
+              <w:t>○</w:t>
+            </w:r>
+          </w:p>
+        </w:tc>
+        <w:tc>
+          <w:tcPr>
+            <w:tcW w:w="426" w:type="dxa"/>
+            <w:vAlign w:val="center"/>
+          </w:tcPr>
+          <w:p>
+            <w:pPr>
+              <w:jc w:val="center"/>
+              <w:rPr>
+                <w:sz w:val="12"/>
+                <w:szCs w:val="12"/>
+              </w:rPr>
+            </w:pPr>
+          </w:p>
+        </w:tc>
+        <w:tc>
+          <w:tcPr>
+            <w:tcW w:w="3021" w:type="dxa"/>
+            <w:vAlign w:val="center"/>
+          </w:tcPr>
+          <w:p>
+            <w:pPr>
+              <w:rPr>
+                <w:rFonts w:cs="Times New Roman"/>
+                <w:color w:val="auto"/>
+                <w:kern w:val="2"/>
+                <w:sz w:val="12"/>
+                <w:szCs w:val="12"/>
+              </w:rPr>
+            </w:pPr>
+            <w:r>
+              <w:rPr>
+                <w:rFonts w:cs="Times New Roman" w:hint="eastAsia"/>
+                <w:color w:val="auto"/>
+                <w:kern w:val="2"/>
+                <w:sz w:val="12"/>
+                <w:szCs w:val="12"/>
+              </w:rPr>
+              <w:t>관련증빙은 보고서 하단에 첨부하겠습니다.</w:t>
+            </w:r>
+          </w:p>
+        </w:tc>
+      </w:tr>
+      <w:tr>
+        <w:trPr>
+          <w:trHeight w:val="655"/>
+        </w:trPr>
+        <w:tc>
+          <w:tcPr>
+            <w:tcW w:w="595" w:type="dxa"/>
+            <w:vAlign w:val="center"/>
+          </w:tcPr>
+          <w:p>
+            <w:pPr>
+              <w:jc w:val="center"/>
+              <w:rPr>
+                <w:sz w:val="12"/>
+                <w:szCs w:val="12"/>
+              </w:rPr>
+            </w:pPr>
+          </w:p>
+        </w:tc>
+        <w:tc>
+          <w:tcPr>
+            <w:tcW w:w="603" w:type="dxa"/>
+            <w:vAlign w:val="center"/>
+          </w:tcPr>
+          <w:p>
+            <w:pPr>
+              <w:jc w:val="center"/>
+              <w:rPr>
+                <w:sz w:val="12"/>
+                <w:szCs w:val="12"/>
+              </w:rPr>
+            </w:pPr>
+          </w:p>
+        </w:tc>
+        <w:tc>
+          <w:tcPr>
+            <w:tcW w:w="1382" w:type="dxa"/>
+          </w:tcPr>
+          <w:p>
+            <w:pPr>
+              <w:jc w:val="left"/>
+              <w:rPr>
+                <w:sz w:val="12"/>
+                <w:szCs w:val="12"/>
+              </w:rPr>
+            </w:pPr>
+          </w:p>
+        </w:tc>
+        <w:tc>
+          <w:tcPr>
+            <w:tcW w:w="3582" w:type="dxa"/>
+          </w:tcPr>
+          <w:p>
+            <w:pPr>
+              <w:rPr>
+                <w:sz w:val="12"/>
+                <w:szCs w:val="12"/>
+              </w:rPr>
+            </w:pPr>
+          </w:p>
+        </w:tc>
+        <w:tc>
+          <w:tcPr>
+            <w:tcW w:w="484" w:type="dxa"/>
             <w:vAlign w:val="center"/>
           </w:tcPr>
           <w:p>
@@ -3885,7 +3790,6 @@
         <w:tc>
           <w:tcPr>
             <w:tcW w:w="426" w:type="dxa"/>
-            <w:shd w:val="clear" w:color="auto" w:fill="auto"/>
             <w:vAlign w:val="center"/>
           </w:tcPr>
           <w:p>
@@ -3900,14 +3804,13 @@
         </w:tc>
         <w:tc>
           <w:tcPr>
-            <w:tcW w:w="2173" w:type="dxa"/>
-            <w:shd w:val="clear" w:color="auto" w:fill="auto"/>
+            <w:tcW w:w="3021" w:type="dxa"/>
             <w:vAlign w:val="center"/>
           </w:tcPr>
           <w:p>
             <w:pPr>
               <w:rPr>
-                <w:rFonts w:cs="Times New Roman" w:hint="eastAsia"/>
+                <w:rFonts w:cs="Times New Roman"/>
                 <w:color w:val="auto"/>
                 <w:kern w:val="2"/>
                 <w:sz w:val="12"/>
@@ -3924,7 +3827,6 @@
         <w:tc>
           <w:tcPr>
             <w:tcW w:w="595" w:type="dxa"/>
-            <w:shd w:val="clear" w:color="auto" w:fill="auto"/>
             <w:vAlign w:val="center"/>
           </w:tcPr>
           <w:p>
@@ -3940,7 +3842,6 @@
         <w:tc>
           <w:tcPr>
             <w:tcW w:w="603" w:type="dxa"/>
-            <w:shd w:val="clear" w:color="auto" w:fill="auto"/>
             <w:vAlign w:val="center"/>
           </w:tcPr>
           <w:p>
@@ -3956,13 +3857,11 @@
         <w:tc>
           <w:tcPr>
             <w:tcW w:w="1382" w:type="dxa"/>
-            <w:shd w:val="clear" w:color="auto" w:fill="auto"/>
           </w:tcPr>
           <w:p>
             <w:pPr>
               <w:jc w:val="left"/>
               <w:rPr>
-                <w:rFonts w:hint="eastAsia"/>
                 <w:sz w:val="12"/>
                 <w:szCs w:val="12"/>
               </w:rPr>
@@ -3972,12 +3871,10 @@
         <w:tc>
           <w:tcPr>
             <w:tcW w:w="3582" w:type="dxa"/>
-            <w:shd w:val="clear" w:color="auto" w:fill="auto"/>
           </w:tcPr>
           <w:p>
             <w:pPr>
               <w:rPr>
-                <w:rFonts w:hint="eastAsia"/>
                 <w:sz w:val="12"/>
                 <w:szCs w:val="12"/>
               </w:rPr>
@@ -3987,7 +3884,6 @@
         <w:tc>
           <w:tcPr>
             <w:tcW w:w="484" w:type="dxa"/>
-            <w:shd w:val="clear" w:color="auto" w:fill="auto"/>
             <w:vAlign w:val="center"/>
           </w:tcPr>
           <w:p>
@@ -4003,7 +3899,6 @@
         <w:tc>
           <w:tcPr>
             <w:tcW w:w="426" w:type="dxa"/>
-            <w:shd w:val="clear" w:color="auto" w:fill="auto"/>
             <w:vAlign w:val="center"/>
           </w:tcPr>
           <w:p>
@@ -4018,14 +3913,13 @@
         </w:tc>
         <w:tc>
           <w:tcPr>
-            <w:tcW w:w="2173" w:type="dxa"/>
-            <w:shd w:val="clear" w:color="auto" w:fill="auto"/>
+            <w:tcW w:w="3021" w:type="dxa"/>
             <w:vAlign w:val="center"/>
           </w:tcPr>
           <w:p>
             <w:pPr>
               <w:rPr>
-                <w:rFonts w:cs="Times New Roman" w:hint="eastAsia"/>
+                <w:rFonts w:cs="Times New Roman"/>
                 <w:color w:val="auto"/>
                 <w:kern w:val="2"/>
                 <w:sz w:val="12"/>
@@ -4042,7 +3936,6 @@
         <w:tc>
           <w:tcPr>
             <w:tcW w:w="595" w:type="dxa"/>
-            <w:shd w:val="clear" w:color="auto" w:fill="auto"/>
             <w:vAlign w:val="center"/>
           </w:tcPr>
           <w:p>
@@ -4058,7 +3951,6 @@
         <w:tc>
           <w:tcPr>
             <w:tcW w:w="603" w:type="dxa"/>
-            <w:shd w:val="clear" w:color="auto" w:fill="auto"/>
             <w:vAlign w:val="center"/>
           </w:tcPr>
           <w:p>
@@ -4074,13 +3966,11 @@
         <w:tc>
           <w:tcPr>
             <w:tcW w:w="1382" w:type="dxa"/>
-            <w:shd w:val="clear" w:color="auto" w:fill="auto"/>
           </w:tcPr>
           <w:p>
             <w:pPr>
               <w:jc w:val="left"/>
               <w:rPr>
-                <w:rFonts w:hint="eastAsia"/>
                 <w:sz w:val="12"/>
                 <w:szCs w:val="12"/>
               </w:rPr>
@@ -4090,7 +3980,6 @@
         <w:tc>
           <w:tcPr>
             <w:tcW w:w="3582" w:type="dxa"/>
-            <w:shd w:val="clear" w:color="auto" w:fill="auto"/>
           </w:tcPr>
           <w:p>
             <w:pPr>
@@ -4105,7 +3994,6 @@
         <w:tc>
           <w:tcPr>
             <w:tcW w:w="484" w:type="dxa"/>
-            <w:shd w:val="clear" w:color="auto" w:fill="auto"/>
             <w:vAlign w:val="center"/>
           </w:tcPr>
           <w:p>
@@ -4121,7 +4009,6 @@
         <w:tc>
           <w:tcPr>
             <w:tcW w:w="426" w:type="dxa"/>
-            <w:shd w:val="clear" w:color="auto" w:fill="auto"/>
             <w:vAlign w:val="center"/>
           </w:tcPr>
           <w:p>
@@ -4136,14 +4023,13 @@
         </w:tc>
         <w:tc>
           <w:tcPr>
-            <w:tcW w:w="2173" w:type="dxa"/>
-            <w:shd w:val="clear" w:color="auto" w:fill="auto"/>
+            <w:tcW w:w="3021" w:type="dxa"/>
             <w:vAlign w:val="center"/>
           </w:tcPr>
           <w:p>
             <w:pPr>
               <w:rPr>
-                <w:rFonts w:cs="Times New Roman" w:hint="eastAsia"/>
+                <w:rFonts w:cs="Times New Roman"/>
                 <w:color w:val="auto"/>
                 <w:kern w:val="2"/>
                 <w:sz w:val="12"/>
@@ -4160,7 +4046,6 @@
         <w:tc>
           <w:tcPr>
             <w:tcW w:w="595" w:type="dxa"/>
-            <w:shd w:val="clear" w:color="auto" w:fill="auto"/>
             <w:vAlign w:val="center"/>
           </w:tcPr>
           <w:p>
@@ -4176,7 +4061,6 @@
         <w:tc>
           <w:tcPr>
             <w:tcW w:w="603" w:type="dxa"/>
-            <w:shd w:val="clear" w:color="auto" w:fill="auto"/>
             <w:vAlign w:val="center"/>
           </w:tcPr>
           <w:p>
@@ -4192,13 +4076,11 @@
         <w:tc>
           <w:tcPr>
             <w:tcW w:w="1382" w:type="dxa"/>
-            <w:shd w:val="clear" w:color="auto" w:fill="auto"/>
           </w:tcPr>
           <w:p>
             <w:pPr>
               <w:jc w:val="left"/>
               <w:rPr>
-                <w:rFonts w:hint="eastAsia"/>
                 <w:sz w:val="12"/>
                 <w:szCs w:val="12"/>
               </w:rPr>
@@ -4208,12 +4090,10 @@
         <w:tc>
           <w:tcPr>
             <w:tcW w:w="3582" w:type="dxa"/>
-            <w:shd w:val="clear" w:color="auto" w:fill="auto"/>
           </w:tcPr>
           <w:p>
             <w:pPr>
               <w:rPr>
-                <w:rFonts w:hint="eastAsia"/>
                 <w:sz w:val="12"/>
                 <w:szCs w:val="12"/>
               </w:rPr>
@@ -4223,7 +4103,6 @@
         <w:tc>
           <w:tcPr>
             <w:tcW w:w="484" w:type="dxa"/>
-            <w:shd w:val="clear" w:color="auto" w:fill="auto"/>
             <w:vAlign w:val="center"/>
           </w:tcPr>
           <w:p>
@@ -4239,7 +4118,6 @@
         <w:tc>
           <w:tcPr>
             <w:tcW w:w="426" w:type="dxa"/>
-            <w:shd w:val="clear" w:color="auto" w:fill="auto"/>
             <w:vAlign w:val="center"/>
           </w:tcPr>
           <w:p>
@@ -4254,132 +4132,13 @@
         </w:tc>
         <w:tc>
           <w:tcPr>
-            <w:tcW w:w="2173" w:type="dxa"/>
-            <w:shd w:val="clear" w:color="auto" w:fill="auto"/>
+            <w:tcW w:w="3021" w:type="dxa"/>
             <w:vAlign w:val="center"/>
           </w:tcPr>
           <w:p>
             <w:pPr>
               <w:rPr>
-                <w:rFonts w:cs="Times New Roman" w:hint="eastAsia"/>
-                <w:color w:val="auto"/>
-                <w:kern w:val="2"/>
-                <w:sz w:val="12"/>
-                <w:szCs w:val="12"/>
-              </w:rPr>
-            </w:pPr>
-          </w:p>
-        </w:tc>
-      </w:tr>
-      <w:tr>
-        <w:trPr>
-          <w:trHeight w:val="655"/>
-        </w:trPr>
-        <w:tc>
-          <w:tcPr>
-            <w:tcW w:w="595" w:type="dxa"/>
-            <w:shd w:val="clear" w:color="auto" w:fill="auto"/>
-            <w:vAlign w:val="center"/>
-          </w:tcPr>
-          <w:p>
-            <w:pPr>
-              <w:jc w:val="center"/>
-              <w:rPr>
-                <w:sz w:val="12"/>
-                <w:szCs w:val="12"/>
-              </w:rPr>
-            </w:pPr>
-          </w:p>
-        </w:tc>
-        <w:tc>
-          <w:tcPr>
-            <w:tcW w:w="603" w:type="dxa"/>
-            <w:shd w:val="clear" w:color="auto" w:fill="auto"/>
-            <w:vAlign w:val="center"/>
-          </w:tcPr>
-          <w:p>
-            <w:pPr>
-              <w:jc w:val="center"/>
-              <w:rPr>
-                <w:sz w:val="12"/>
-                <w:szCs w:val="12"/>
-              </w:rPr>
-            </w:pPr>
-          </w:p>
-        </w:tc>
-        <w:tc>
-          <w:tcPr>
-            <w:tcW w:w="1382" w:type="dxa"/>
-            <w:shd w:val="clear" w:color="auto" w:fill="auto"/>
-          </w:tcPr>
-          <w:p>
-            <w:pPr>
-              <w:jc w:val="left"/>
-              <w:rPr>
-                <w:rFonts w:hint="eastAsia"/>
-                <w:sz w:val="12"/>
-                <w:szCs w:val="12"/>
-              </w:rPr>
-            </w:pPr>
-          </w:p>
-        </w:tc>
-        <w:tc>
-          <w:tcPr>
-            <w:tcW w:w="3582" w:type="dxa"/>
-            <w:shd w:val="clear" w:color="auto" w:fill="auto"/>
-          </w:tcPr>
-          <w:p>
-            <w:pPr>
-              <w:rPr>
-                <w:rFonts w:hint="eastAsia"/>
-                <w:sz w:val="12"/>
-                <w:szCs w:val="12"/>
-              </w:rPr>
-            </w:pPr>
-          </w:p>
-        </w:tc>
-        <w:tc>
-          <w:tcPr>
-            <w:tcW w:w="484" w:type="dxa"/>
-            <w:shd w:val="clear" w:color="auto" w:fill="auto"/>
-            <w:vAlign w:val="center"/>
-          </w:tcPr>
-          <w:p>
-            <w:pPr>
-              <w:jc w:val="center"/>
-              <w:rPr>
-                <w:sz w:val="12"/>
-                <w:szCs w:val="12"/>
-              </w:rPr>
-            </w:pPr>
-          </w:p>
-        </w:tc>
-        <w:tc>
-          <w:tcPr>
-            <w:tcW w:w="426" w:type="dxa"/>
-            <w:shd w:val="clear" w:color="auto" w:fill="auto"/>
-            <w:vAlign w:val="center"/>
-          </w:tcPr>
-          <w:p>
-            <w:pPr>
-              <w:jc w:val="center"/>
-              <w:rPr>
-                <w:sz w:val="12"/>
-                <w:szCs w:val="12"/>
-              </w:rPr>
-            </w:pPr>
-          </w:p>
-        </w:tc>
-        <w:tc>
-          <w:tcPr>
-            <w:tcW w:w="2173" w:type="dxa"/>
-            <w:shd w:val="clear" w:color="auto" w:fill="auto"/>
-            <w:vAlign w:val="center"/>
-          </w:tcPr>
-          <w:p>
-            <w:pPr>
-              <w:rPr>
-                <w:rFonts w:cs="Times New Roman" w:hint="eastAsia"/>
+                <w:rFonts w:cs="Times New Roman"/>
                 <w:color w:val="auto"/>
                 <w:kern w:val="2"/>
                 <w:sz w:val="12"/>
@@ -4399,14 +4158,1554 @@
         <w:rPr>
           <w:b/>
           <w:szCs w:val="22"/>
-          <w:lang w:val="en-US"/>
+          <w:lang w:val="en-US" w:eastAsia="ko-KR"/>
+        </w:rPr>
+      </w:pPr>
+    </w:p>
+    <w:p>
+      <w:pPr>
+        <w:pStyle w:val="aff8"/>
+        <w:ind w:firstLineChars="0" w:firstLine="0"/>
+        <w:jc w:val="left"/>
+        <w:outlineLvl w:val="0"/>
+        <w:rPr>
+          <w:b/>
+          <w:szCs w:val="22"/>
+          <w:lang w:val="en-US" w:eastAsia="ko-KR"/>
+        </w:rPr>
+      </w:pPr>
+      <w:r>
+        <w:rPr>
+          <w:rFonts w:hint="eastAsia"/>
+          <w:b/>
+          <w:szCs w:val="22"/>
+          <w:lang w:val="en-US" w:eastAsia="ko-KR"/>
+        </w:rPr>
+        <w:t>관련증빙</w:t>
+      </w:r>
+    </w:p>
+    <w:p>
+      <w:pPr>
+        <w:pStyle w:val="aff8"/>
+        <w:ind w:firstLineChars="0" w:firstLine="0"/>
+        <w:jc w:val="left"/>
+        <w:outlineLvl w:val="0"/>
+        <w:rPr>
+          <w:b/>
+          <w:szCs w:val="22"/>
+          <w:lang w:val="en-US" w:eastAsia="ko-KR"/>
+        </w:rPr>
+      </w:pPr>
+      <w:r>
+        <w:rPr>
+          <w:rFonts w:hint="eastAsia"/>
+          <w:b/>
+          <w:szCs w:val="22"/>
+          <w:lang w:val="en-US" w:eastAsia="ko-KR"/>
+        </w:rPr>
+        <w:t>1.</w:t>
+      </w:r>
+    </w:p>
+    <w:p>
+      <w:pPr>
+        <w:pStyle w:val="aff8"/>
+        <w:ind w:firstLineChars="0" w:firstLine="0"/>
+        <w:jc w:val="left"/>
+        <w:outlineLvl w:val="0"/>
+        <w:rPr>
+          <w:rFonts w:hint="eastAsia"/>
+          <w:b/>
+          <w:szCs w:val="22"/>
+          <w:lang w:val="en-US" w:eastAsia="ko-KR"/>
+        </w:rPr>
+      </w:pPr>
+      <w:r>
+        <w:rPr>
+          <w:b/>
+          <w:noProof/>
+          <w:szCs w:val="22"/>
+          <w:lang w:val="en-US" w:eastAsia="ko-KR"/>
+        </w:rPr>
+        <w:pict w14:anchorId="14BAA466">
+          <v:shape id="그림 5" o:spid="_x0000_i1052" type="#_x0000_t75" alt="텍스트, 스크린샷, 소프트웨어이(가) 표시된 사진&#10;&#10;AI 생성 콘텐츠는 정확하지 않을 수 있습니다." style="width:460.9pt;height:265.85pt;visibility:visible;mso-wrap-style:square">
+            <v:imagedata r:id="rId9" o:title="텍스트, 스크린샷, 소프트웨어이(가) 표시된 사진&#10;&#10;AI 생성 콘텐츠는 정확하지 않을 수 있습니다"/>
+          </v:shape>
+        </w:pict>
+      </w:r>
+    </w:p>
+    <w:p>
+      <w:pPr>
+        <w:pStyle w:val="aff8"/>
+        <w:ind w:firstLineChars="0" w:firstLine="0"/>
+        <w:jc w:val="left"/>
+        <w:outlineLvl w:val="0"/>
+        <w:rPr>
+          <w:b/>
+          <w:szCs w:val="22"/>
+          <w:lang w:val="en-US" w:eastAsia="ko-KR"/>
+        </w:rPr>
+      </w:pPr>
+      <w:r>
+        <w:rPr>
+          <w:rFonts w:hint="eastAsia"/>
+          <w:b/>
+          <w:szCs w:val="22"/>
+          <w:lang w:val="en-US" w:eastAsia="ko-KR"/>
+        </w:rPr>
+        <w:t>2.</w:t>
+      </w:r>
+    </w:p>
+    <w:p>
+      <w:pPr>
+        <w:pStyle w:val="aff8"/>
+        <w:ind w:firstLineChars="0" w:firstLine="0"/>
+        <w:jc w:val="left"/>
+        <w:outlineLvl w:val="0"/>
+        <w:rPr>
+          <w:b/>
+          <w:szCs w:val="22"/>
+          <w:lang w:val="en-US" w:eastAsia="ko-KR"/>
+        </w:rPr>
+      </w:pPr>
+      <w:r>
+        <w:rPr>
+          <w:b/>
+          <w:szCs w:val="22"/>
+          <w:lang w:val="en-US" w:eastAsia="ko-KR"/>
+        </w:rPr>
+        <w:t>https://github.com/imyhnam0/mobile_midproject</w:t>
+      </w:r>
+    </w:p>
+    <w:p>
+      <w:pPr>
+        <w:pStyle w:val="aff8"/>
+        <w:ind w:firstLineChars="0" w:firstLine="0"/>
+        <w:jc w:val="left"/>
+        <w:outlineLvl w:val="0"/>
+        <w:rPr>
+          <w:b/>
+          <w:szCs w:val="22"/>
+          <w:lang w:val="en-US" w:eastAsia="ko-KR"/>
+        </w:rPr>
+      </w:pPr>
+      <w:r>
+        <w:rPr>
+          <w:rFonts w:hint="eastAsia"/>
+          <w:b/>
+          <w:szCs w:val="22"/>
+          <w:lang w:val="en-US" w:eastAsia="ko-KR"/>
+        </w:rPr>
+        <w:t>3.</w:t>
+      </w:r>
+      <w:r>
+        <w:rPr>
+          <w:b/>
+          <w:noProof/>
+          <w:szCs w:val="22"/>
+          <w:lang w:val="en-US" w:eastAsia="ko-KR"/>
+        </w:rPr>
+        <w:lastRenderedPageBreak/>
+        <w:pict w14:anchorId="582F5D9A">
+          <v:shape id="그림 7" o:spid="_x0000_i1051" type="#_x0000_t75" alt="텍스트, 스크린샷, 소프트웨어, 번호이(가) 표시된 사진&#10;&#10;AI 생성 콘텐츠는 정확하지 않을 수 있습니다." style="width:460.9pt;height:315.1pt;visibility:visible;mso-wrap-style:square">
+            <v:imagedata r:id="rId10" o:title="텍스트, 스크린샷, 소프트웨어, 번호이(가) 표시된 사진&#10;&#10;AI 생성 콘텐츠는 정확하지 않을 수 있습니다"/>
+          </v:shape>
+        </w:pict>
+      </w:r>
+    </w:p>
+    <w:p>
+      <w:pPr>
+        <w:pStyle w:val="aff8"/>
+        <w:ind w:firstLineChars="0" w:firstLine="0"/>
+        <w:jc w:val="left"/>
+        <w:outlineLvl w:val="0"/>
+        <w:rPr>
+          <w:b/>
+          <w:szCs w:val="22"/>
+          <w:lang w:val="en-US" w:eastAsia="ko-KR"/>
+        </w:rPr>
+      </w:pPr>
+      <w:r>
+        <w:rPr>
+          <w:b/>
+          <w:noProof/>
+          <w:szCs w:val="22"/>
+          <w:lang w:val="en-US" w:eastAsia="ko-KR"/>
+        </w:rPr>
+        <w:pict w14:anchorId="46F5CD3E">
+          <v:shape id="그림 6" o:spid="_x0000_i1050" type="#_x0000_t75" alt="텍스트, 스크린샷, 소프트웨어, 웹 페이지이(가) 표시된 사진&#10;&#10;AI 생성 콘텐츠는 정확하지 않을 수 있습니다." style="width:460.3pt;height:322.45pt;visibility:visible;mso-wrap-style:square">
+            <v:imagedata r:id="rId11" o:title="텍스트, 스크린샷, 소프트웨어, 웹 페이지이(가) 표시된 사진&#10;&#10;AI 생성 콘텐츠는 정확하지 않을 수 있습니다"/>
+          </v:shape>
+        </w:pict>
+      </w:r>
+    </w:p>
+    <w:p>
+      <w:pPr>
+        <w:pStyle w:val="aff8"/>
+        <w:ind w:firstLineChars="0" w:firstLine="0"/>
+        <w:jc w:val="left"/>
+        <w:outlineLvl w:val="0"/>
+        <w:rPr>
+          <w:b/>
+          <w:szCs w:val="22"/>
+          <w:lang w:val="en-US" w:eastAsia="ko-KR"/>
+        </w:rPr>
+      </w:pPr>
+      <w:r>
+        <w:rPr>
+          <w:rFonts w:hint="eastAsia"/>
+          <w:b/>
+          <w:szCs w:val="22"/>
+          <w:lang w:val="en-US" w:eastAsia="ko-KR"/>
+        </w:rPr>
+        <w:t>4.</w:t>
+      </w:r>
+    </w:p>
+    <w:p>
+      <w:pPr>
+        <w:pStyle w:val="aff8"/>
+        <w:ind w:firstLineChars="0" w:firstLine="0"/>
+        <w:jc w:val="left"/>
+        <w:outlineLvl w:val="0"/>
+        <w:rPr>
+          <w:b/>
+          <w:szCs w:val="22"/>
+          <w:lang w:val="en-US" w:eastAsia="ko-KR"/>
+        </w:rPr>
+      </w:pPr>
+      <w:r>
+        <w:rPr>
+          <w:b/>
+          <w:noProof/>
+          <w:szCs w:val="22"/>
+          <w:lang w:val="en-US" w:eastAsia="ko-KR"/>
+        </w:rPr>
+        <w:lastRenderedPageBreak/>
+        <w:pict w14:anchorId="6947B5B5">
+          <v:shape id="그림 8" o:spid="_x0000_i1049" type="#_x0000_t75" alt="텍스트, 스크린샷, 소프트웨어, 웹사이트이(가) 표시된 사진&#10;&#10;AI 생성 콘텐츠는 정확하지 않을 수 있습니다." style="width:460.3pt;height:317.55pt;visibility:visible;mso-wrap-style:square">
+            <v:imagedata r:id="rId12" o:title="텍스트, 스크린샷, 소프트웨어, 웹사이트이(가) 표시된 사진&#10;&#10;AI 생성 콘텐츠는 정확하지 않을 수 있습니다"/>
+          </v:shape>
+        </w:pict>
+      </w:r>
+    </w:p>
+    <w:p>
+      <w:pPr>
+        <w:pStyle w:val="aff8"/>
+        <w:ind w:firstLineChars="0" w:firstLine="0"/>
+        <w:jc w:val="left"/>
+        <w:outlineLvl w:val="0"/>
+        <w:rPr>
+          <w:b/>
+          <w:szCs w:val="22"/>
+          <w:lang w:val="en-US" w:eastAsia="ko-KR"/>
+        </w:rPr>
+      </w:pPr>
+      <w:r>
+        <w:rPr>
+          <w:rFonts w:hint="eastAsia"/>
+          <w:b/>
+          <w:szCs w:val="22"/>
+          <w:lang w:val="en-US" w:eastAsia="ko-KR"/>
+        </w:rPr>
+        <w:t>5.</w:t>
+      </w:r>
+    </w:p>
+    <w:p>
+      <w:pPr>
+        <w:pStyle w:val="aff8"/>
+        <w:ind w:firstLineChars="0" w:firstLine="0"/>
+        <w:jc w:val="left"/>
+        <w:outlineLvl w:val="0"/>
+        <w:rPr>
+          <w:b/>
+          <w:szCs w:val="22"/>
+          <w:lang w:val="en-US" w:eastAsia="ko-KR"/>
+        </w:rPr>
+      </w:pPr>
+      <w:r>
+        <w:rPr>
+          <w:b/>
+          <w:noProof/>
+          <w:szCs w:val="22"/>
+          <w:lang w:val="en-US" w:eastAsia="ko-KR"/>
+        </w:rPr>
+        <w:pict w14:anchorId="7FEE866B">
+          <v:shape id="그림 9" o:spid="_x0000_i1048" type="#_x0000_t75" alt="텍스트, 스크린샷, 소프트웨어, 웹 페이지이(가) 표시된 사진&#10;&#10;AI 생성 콘텐츠는 정확하지 않을 수 있습니다." style="width:460.3pt;height:236.3pt;visibility:visible;mso-wrap-style:square">
+            <v:imagedata r:id="rId13" o:title="텍스트, 스크린샷, 소프트웨어, 웹 페이지이(가) 표시된 사진&#10;&#10;AI 생성 콘텐츠는 정확하지 않을 수 있습니다"/>
+          </v:shape>
+        </w:pict>
+      </w:r>
+    </w:p>
+    <w:p>
+      <w:pPr>
+        <w:pStyle w:val="aff8"/>
+        <w:ind w:firstLineChars="0" w:firstLine="0"/>
+        <w:jc w:val="left"/>
+        <w:outlineLvl w:val="0"/>
+        <w:rPr>
+          <w:b/>
+          <w:szCs w:val="22"/>
+          <w:lang w:val="en-US" w:eastAsia="ko-KR"/>
+        </w:rPr>
+      </w:pPr>
+      <w:r>
+        <w:rPr>
+          <w:b/>
+          <w:noProof/>
+          <w:szCs w:val="22"/>
+          <w:lang w:val="en-US" w:eastAsia="ko-KR"/>
+        </w:rPr>
+        <w:lastRenderedPageBreak/>
+        <w:pict w14:anchorId="62453E78">
+          <v:shape id="그림 11" o:spid="_x0000_i1047" type="#_x0000_t75" alt="텍스트, 스크린샷, 소프트웨어, 웹 페이지이(가) 표시된 사진&#10;&#10;AI 생성 콘텐츠는 정확하지 않을 수 있습니다." style="width:460.3pt;height:311.4pt;visibility:visible;mso-wrap-style:square">
+            <v:imagedata r:id="rId14" o:title="텍스트, 스크린샷, 소프트웨어, 웹 페이지이(가) 표시된 사진&#10;&#10;AI 생성 콘텐츠는 정확하지 않을 수 있습니다"/>
+          </v:shape>
+        </w:pict>
+      </w:r>
+    </w:p>
+    <w:p>
+      <w:pPr>
+        <w:pStyle w:val="aff8"/>
+        <w:ind w:firstLineChars="0" w:firstLine="0"/>
+        <w:jc w:val="left"/>
+        <w:outlineLvl w:val="0"/>
+        <w:rPr>
+          <w:b/>
+          <w:szCs w:val="22"/>
+          <w:lang w:val="en-US" w:eastAsia="ko-KR"/>
+        </w:rPr>
+      </w:pPr>
+      <w:r>
+        <w:rPr>
+          <w:rFonts w:hint="eastAsia"/>
+          <w:b/>
+          <w:szCs w:val="22"/>
+          <w:lang w:val="en-US" w:eastAsia="ko-KR"/>
+        </w:rPr>
+        <w:t>6.</w:t>
+      </w:r>
+    </w:p>
+    <w:p>
+      <w:pPr>
+        <w:pStyle w:val="aff8"/>
+        <w:ind w:firstLineChars="0" w:firstLine="0"/>
+        <w:jc w:val="left"/>
+        <w:outlineLvl w:val="0"/>
+        <w:rPr>
+          <w:b/>
+          <w:szCs w:val="22"/>
+          <w:lang w:val="en-US" w:eastAsia="ko-KR"/>
+        </w:rPr>
+      </w:pPr>
+      <w:r>
+        <w:rPr>
+          <w:b/>
+          <w:noProof/>
+          <w:szCs w:val="22"/>
+          <w:lang w:val="en-US" w:eastAsia="ko-KR"/>
+        </w:rPr>
+        <w:pict w14:anchorId="25B49556">
+          <v:shape id="그림 12" o:spid="_x0000_i1046" type="#_x0000_t75" alt="텍스트, 스크린샷, 소프트웨어, 멀티미디어 소프트웨어이(가) 표시된 사진&#10;&#10;AI 생성 콘텐츠는 정확하지 않을 수 있습니다." style="width:460.9pt;height:240pt;visibility:visible;mso-wrap-style:square">
+            <v:imagedata r:id="rId15" o:title="텍스트, 스크린샷, 소프트웨어, 멀티미디어 소프트웨어이(가) 표시된 사진&#10;&#10;AI 생성 콘텐츠는 정확하지 않을 수 있습니다"/>
+          </v:shape>
+        </w:pict>
+      </w:r>
+    </w:p>
+    <w:p>
+      <w:pPr>
+        <w:pStyle w:val="aff8"/>
+        <w:ind w:firstLineChars="0" w:firstLine="0"/>
+        <w:jc w:val="left"/>
+        <w:outlineLvl w:val="0"/>
+        <w:rPr>
+          <w:b/>
+          <w:szCs w:val="22"/>
+          <w:lang w:val="en-US" w:eastAsia="ko-KR"/>
+        </w:rPr>
+      </w:pPr>
+      <w:r>
+        <w:rPr>
+          <w:rFonts w:hint="eastAsia"/>
+          <w:b/>
+          <w:szCs w:val="22"/>
+          <w:lang w:val="en-US" w:eastAsia="ko-KR"/>
+        </w:rPr>
+        <w:t>7.</w:t>
+      </w:r>
+    </w:p>
+    <w:p>
+      <w:pPr>
+        <w:pStyle w:val="aff8"/>
+        <w:ind w:firstLineChars="0" w:firstLine="0"/>
+        <w:jc w:val="left"/>
+        <w:outlineLvl w:val="0"/>
+        <w:rPr>
+          <w:b/>
+          <w:szCs w:val="22"/>
+          <w:lang w:val="en-US" w:eastAsia="ko-KR"/>
+        </w:rPr>
+      </w:pPr>
+      <w:r>
+        <w:rPr>
+          <w:b/>
+          <w:noProof/>
+          <w:szCs w:val="22"/>
+          <w:lang w:val="en-US" w:eastAsia="ko-KR"/>
+        </w:rPr>
+        <w:lastRenderedPageBreak/>
+        <w:pict w14:anchorId="0181C3B8">
+          <v:shape id="그림 16" o:spid="_x0000_i1045" type="#_x0000_t75" alt="텍스트, 스크린샷, 소프트웨어, 폰트이(가) 표시된 사진&#10;&#10;AI 생성 콘텐츠는 정확하지 않을 수 있습니다." style="width:460.9pt;height:307.7pt;visibility:visible;mso-wrap-style:square">
+            <v:imagedata r:id="rId16" o:title="텍스트, 스크린샷, 소프트웨어, 폰트이(가) 표시된 사진&#10;&#10;AI 생성 콘텐츠는 정확하지 않을 수 있습니다"/>
+          </v:shape>
+        </w:pict>
+      </w:r>
+    </w:p>
+    <w:p>
+      <w:pPr>
+        <w:pStyle w:val="aff8"/>
+        <w:ind w:firstLineChars="0" w:firstLine="0"/>
+        <w:jc w:val="left"/>
+        <w:outlineLvl w:val="0"/>
+        <w:rPr>
+          <w:b/>
+          <w:szCs w:val="22"/>
+          <w:lang w:val="en-US" w:eastAsia="ko-KR"/>
+        </w:rPr>
+      </w:pPr>
+      <w:r>
+        <w:rPr>
+          <w:rFonts w:hint="eastAsia"/>
+          <w:b/>
+          <w:szCs w:val="22"/>
+          <w:lang w:val="en-US" w:eastAsia="ko-KR"/>
+        </w:rPr>
+        <w:t>8.</w:t>
+      </w:r>
+    </w:p>
+    <w:p>
+      <w:pPr>
+        <w:pStyle w:val="aff8"/>
+        <w:ind w:firstLineChars="0" w:firstLine="0"/>
+        <w:jc w:val="left"/>
+        <w:outlineLvl w:val="0"/>
+        <w:rPr>
+          <w:b/>
+          <w:szCs w:val="22"/>
+          <w:lang w:val="en-US" w:eastAsia="ko-KR"/>
+        </w:rPr>
+      </w:pPr>
+    </w:p>
+    <w:p>
+      <w:pPr>
+        <w:pStyle w:val="aff8"/>
+        <w:ind w:firstLineChars="0" w:firstLine="0"/>
+        <w:jc w:val="left"/>
+        <w:outlineLvl w:val="0"/>
+        <w:rPr>
+          <w:b/>
+          <w:szCs w:val="22"/>
+          <w:lang w:val="en-US" w:eastAsia="ko-KR"/>
+        </w:rPr>
+      </w:pPr>
+      <w:r>
+        <w:rPr>
+          <w:rFonts w:hint="eastAsia"/>
+          <w:b/>
+          <w:szCs w:val="22"/>
+          <w:lang w:val="en-US" w:eastAsia="ko-KR"/>
+        </w:rPr>
+        <w:t>9.</w:t>
+      </w:r>
+      <w:r>
+        <w:rPr>
+          <w:b/>
+          <w:noProof/>
+          <w:szCs w:val="22"/>
+          <w:lang w:val="en-US" w:eastAsia="ko-KR"/>
+        </w:rPr>
+        <w:pict w14:anchorId="39A9C6CC">
+          <v:shape id="그림 14" o:spid="_x0000_i1044" type="#_x0000_t75" alt="스크린샷, 텍스트, 직사각형이(가) 표시된 사진&#10;&#10;AI 생성 콘텐츠는 정확하지 않을 수 있습니다." style="width:116.3pt;height:256pt;visibility:visible;mso-wrap-style:square">
+            <v:imagedata r:id="rId17" o:title="스크린샷, 텍스트, 직사각형이(가) 표시된 사진&#10;&#10;AI 생성 콘텐츠는 정확하지 않을 수 있습니다"/>
+          </v:shape>
+        </w:pict>
+      </w:r>
+    </w:p>
+    <w:p>
+      <w:pPr>
+        <w:pStyle w:val="aff8"/>
+        <w:ind w:firstLineChars="0" w:firstLine="0"/>
+        <w:jc w:val="left"/>
+        <w:outlineLvl w:val="0"/>
+        <w:rPr>
+          <w:b/>
+          <w:szCs w:val="22"/>
+          <w:lang w:val="en-US" w:eastAsia="ko-KR"/>
+        </w:rPr>
+      </w:pPr>
+      <w:r>
+        <w:rPr>
+          <w:b/>
+          <w:noProof/>
+          <w:szCs w:val="22"/>
+          <w:lang w:val="en-US" w:eastAsia="ko-KR"/>
+        </w:rPr>
+        <w:lastRenderedPageBreak/>
+        <w:pict w14:anchorId="5CA7E35B">
+          <v:shape id="그림 17" o:spid="_x0000_i1043" type="#_x0000_t75" alt="스크린샷, 포유류이(가) 표시된 사진&#10;&#10;AI 생성 콘텐츠는 정확하지 않을 수 있습니다." style="width:196.3pt;height:436.9pt;visibility:visible;mso-wrap-style:square">
+            <v:imagedata r:id="rId18" o:title="스크린샷, 포유류이(가) 표시된 사진&#10;&#10;AI 생성 콘텐츠는 정확하지 않을 수 있습니다"/>
+          </v:shape>
+        </w:pict>
+      </w:r>
+    </w:p>
+    <w:p>
+      <w:pPr>
+        <w:pStyle w:val="aff8"/>
+        <w:ind w:firstLineChars="0" w:firstLine="0"/>
+        <w:jc w:val="left"/>
+        <w:outlineLvl w:val="0"/>
+        <w:rPr>
+          <w:b/>
+          <w:szCs w:val="22"/>
+          <w:lang w:val="en-US" w:eastAsia="ko-KR"/>
+        </w:rPr>
+      </w:pPr>
+      <w:r>
+        <w:rPr>
+          <w:rFonts w:hint="eastAsia"/>
+          <w:b/>
+          <w:szCs w:val="22"/>
+          <w:lang w:val="en-US" w:eastAsia="ko-KR"/>
+        </w:rPr>
+        <w:t>10.</w:t>
+      </w:r>
+    </w:p>
+    <w:p>
+      <w:pPr>
+        <w:pStyle w:val="aff8"/>
+        <w:ind w:firstLineChars="0" w:firstLine="0"/>
+        <w:jc w:val="left"/>
+        <w:outlineLvl w:val="0"/>
+        <w:rPr>
+          <w:b/>
+          <w:szCs w:val="22"/>
+          <w:lang w:val="en-US" w:eastAsia="ko-KR"/>
+        </w:rPr>
+      </w:pPr>
+      <w:r>
+        <w:rPr>
+          <w:b/>
+          <w:noProof/>
+          <w:szCs w:val="22"/>
+          <w:lang w:val="en-US" w:eastAsia="ko-KR"/>
+        </w:rPr>
+        <w:lastRenderedPageBreak/>
+        <w:pict w14:anchorId="549B4470">
+          <v:shape id="그림 18" o:spid="_x0000_i1042" type="#_x0000_t75" alt="스크린샷, 텍스트, 운영 체제, 소프트웨어이(가) 표시된 사진&#10;&#10;AI 생성 콘텐츠는 정확하지 않을 수 있습니다." style="width:220.9pt;height:497.25pt;visibility:visible;mso-wrap-style:square">
+            <v:imagedata r:id="rId19" o:title="스크린샷, 텍스트, 운영 체제, 소프트웨어이(가) 표시된 사진&#10;&#10;AI 생성 콘텐츠는 정확하지 않을 수 있습니다"/>
+          </v:shape>
+        </w:pict>
+      </w:r>
+      <w:r>
+        <w:rPr>
+          <w:b/>
+          <w:noProof/>
+          <w:szCs w:val="22"/>
+          <w:lang w:val="en-US" w:eastAsia="ko-KR"/>
+        </w:rPr>
+        <w:pict w14:anchorId="7452FAFE">
+          <v:shape id="그림 19" o:spid="_x0000_i1041" type="#_x0000_t75" alt="스크린샷, 텍스트, 멀티미디어, 소프트웨어이(가) 표시된 사진&#10;&#10;AI 생성 콘텐츠는 정확하지 않을 수 있습니다." style="width:227.1pt;height:505.25pt;visibility:visible;mso-wrap-style:square">
+            <v:imagedata r:id="rId20" o:title="스크린샷, 텍스트, 멀티미디어, 소프트웨어이(가) 표시된 사진&#10;&#10;AI 생성 콘텐츠는 정확하지 않을 수 있습니다"/>
+          </v:shape>
+        </w:pict>
+      </w:r>
+      <w:r>
+        <w:rPr>
+          <w:b/>
+          <w:noProof/>
+          <w:szCs w:val="22"/>
+          <w:lang w:val="en-US" w:eastAsia="ko-KR"/>
+        </w:rPr>
+        <w:pict w14:anchorId="73B4BDE3">
+          <v:shape id="그림 20" o:spid="_x0000_i1040" type="#_x0000_t75" alt="스크린샷, 멀티미디어 소프트웨어이(가) 표시된 사진&#10;&#10;AI 생성 콘텐츠는 정확하지 않을 수 있습니다." style="width:206.15pt;height:499.1pt;visibility:visible;mso-wrap-style:square">
+            <v:imagedata r:id="rId21" o:title="스크린샷, 멀티미디어 소프트웨어이(가) 표시된 사진&#10;&#10;AI 생성 콘텐츠는 정확하지 않을 수 있습니다"/>
+          </v:shape>
+        </w:pict>
+      </w:r>
+    </w:p>
+    <w:p>
+      <w:pPr>
+        <w:pStyle w:val="aff8"/>
+        <w:ind w:firstLineChars="0" w:firstLine="0"/>
+        <w:jc w:val="left"/>
+        <w:outlineLvl w:val="0"/>
+        <w:rPr>
+          <w:b/>
+          <w:szCs w:val="22"/>
+          <w:lang w:val="en-US" w:eastAsia="ko-KR"/>
+        </w:rPr>
+      </w:pPr>
+      <w:r>
+        <w:rPr>
+          <w:rFonts w:hint="eastAsia"/>
+          <w:b/>
+          <w:szCs w:val="22"/>
+          <w:lang w:val="en-US" w:eastAsia="ko-KR"/>
+        </w:rPr>
+        <w:t>11.</w:t>
+      </w:r>
+    </w:p>
+    <w:p>
+      <w:pPr>
+        <w:pStyle w:val="aff8"/>
+        <w:ind w:firstLineChars="0" w:firstLine="0"/>
+        <w:jc w:val="left"/>
+        <w:outlineLvl w:val="0"/>
+      </w:pPr>
+      <w:r>
+        <w:rPr>
+          <w:rFonts w:hint="eastAsia"/>
+          <w:b/>
+          <w:szCs w:val="22"/>
+          <w:lang w:val="en-US" w:eastAsia="ko-KR"/>
+        </w:rPr>
+        <w:t>파이썬 애니웨이 주소 :</w:t>
+      </w:r>
+      <w:r>
+        <w:t xml:space="preserve"> </w:t>
+      </w:r>
+      <w:r>
+        <w:t>https://yunhyungnam.pythonanywhere.com/</w:t>
+      </w:r>
+    </w:p>
+    <w:p>
+      <w:pPr>
+        <w:tabs>
+          <w:tab w:val="left" w:pos="5504"/>
+        </w:tabs>
+      </w:pPr>
+      <w:r>
+        <w:tab/>
+      </w:r>
+    </w:p>
+    <w:p>
+      <w:pPr>
+        <w:pStyle w:val="aff8"/>
+        <w:ind w:firstLineChars="0" w:firstLine="0"/>
+        <w:jc w:val="left"/>
+        <w:outlineLvl w:val="0"/>
+        <w:rPr>
+          <w:b/>
+          <w:szCs w:val="22"/>
+          <w:lang w:val="en-US" w:eastAsia="ko-KR"/>
+        </w:rPr>
+      </w:pPr>
+      <w:r>
+        <w:rPr>
+          <w:b/>
+          <w:noProof/>
+          <w:szCs w:val="22"/>
+          <w:lang w:val="en-US" w:eastAsia="ko-KR"/>
+        </w:rPr>
+        <w:lastRenderedPageBreak/>
+        <w:pict w14:anchorId="645B8C82">
+          <v:shape id="그림 23" o:spid="_x0000_i1039" type="#_x0000_t75" alt="텍스트, 스크린샷, 소프트웨어, 번호이(가) 표시된 사진&#10;&#10;AI 생성 콘텐츠는 정확하지 않을 수 있습니다." style="width:460.9pt;height:309.55pt;visibility:visible;mso-wrap-style:square">
+            <v:imagedata r:id="rId22" o:title="텍스트, 스크린샷, 소프트웨어, 번호이(가) 표시된 사진&#10;&#10;AI 생성 콘텐츠는 정확하지 않을 수 있습니다"/>
+          </v:shape>
+        </w:pict>
+      </w:r>
+    </w:p>
+    <w:p>
+      <w:pPr>
+        <w:pStyle w:val="aff8"/>
+        <w:ind w:firstLineChars="0" w:firstLine="0"/>
+        <w:jc w:val="left"/>
+        <w:outlineLvl w:val="0"/>
+        <w:rPr>
+          <w:b/>
+          <w:szCs w:val="22"/>
+          <w:lang w:val="en-US" w:eastAsia="ko-KR"/>
+        </w:rPr>
+      </w:pPr>
+      <w:r>
+        <w:rPr>
+          <w:b/>
+          <w:noProof/>
+          <w:szCs w:val="22"/>
+          <w:lang w:val="en-US" w:eastAsia="ko-KR"/>
+        </w:rPr>
+        <w:lastRenderedPageBreak/>
+        <w:pict w14:anchorId="6DF40137">
+          <v:shape id="그림 25" o:spid="_x0000_i1038" type="#_x0000_t75" alt="스크린샷, 멀티미디어 소프트웨어이(가) 표시된 사진&#10;&#10;AI 생성 콘텐츠는 정확하지 않을 수 있습니다." style="width:222.15pt;height:499.1pt;visibility:visible;mso-wrap-style:square">
+            <v:imagedata r:id="rId21" o:title="스크린샷, 멀티미디어 소프트웨어이(가) 표시된 사진&#10;&#10;AI 생성 콘텐츠는 정확하지 않을 수 있습니다"/>
+          </v:shape>
+        </w:pict>
+      </w:r>
+    </w:p>
+    <w:p>
+      <w:pPr>
+        <w:pStyle w:val="aff8"/>
+        <w:ind w:firstLineChars="0" w:firstLine="0"/>
+        <w:jc w:val="left"/>
+        <w:outlineLvl w:val="0"/>
+        <w:rPr>
+          <w:rFonts w:hint="eastAsia"/>
+          <w:b/>
+          <w:szCs w:val="22"/>
+          <w:lang w:val="en-US" w:eastAsia="ko-KR"/>
+        </w:rPr>
+      </w:pPr>
+    </w:p>
+    <w:p>
+      <w:pPr>
+        <w:pStyle w:val="aff8"/>
+        <w:ind w:firstLineChars="0" w:firstLine="0"/>
+        <w:jc w:val="left"/>
+        <w:outlineLvl w:val="0"/>
+        <w:rPr>
+          <w:b/>
+          <w:szCs w:val="22"/>
+          <w:lang w:val="en-US" w:eastAsia="ko-KR"/>
+        </w:rPr>
+      </w:pPr>
+      <w:r>
+        <w:rPr>
+          <w:rFonts w:hint="eastAsia"/>
+          <w:b/>
+          <w:szCs w:val="22"/>
+          <w:lang w:val="en-US" w:eastAsia="ko-KR"/>
+        </w:rPr>
+        <w:t>12.</w:t>
+      </w:r>
+    </w:p>
+    <w:p>
+      <w:pPr>
+        <w:pStyle w:val="aff8"/>
+        <w:ind w:firstLineChars="0" w:firstLine="0"/>
+        <w:jc w:val="left"/>
+        <w:outlineLvl w:val="0"/>
+        <w:rPr>
+          <w:b/>
+          <w:szCs w:val="22"/>
+          <w:lang w:val="en-US" w:eastAsia="ko-KR"/>
+        </w:rPr>
+      </w:pPr>
+      <w:r>
+        <w:rPr>
+          <w:b/>
+          <w:noProof/>
+          <w:szCs w:val="22"/>
+          <w:lang w:val="en-US" w:eastAsia="ko-KR"/>
+        </w:rPr>
+        <w:lastRenderedPageBreak/>
+        <w:pict w14:anchorId="5796786C">
+          <v:shape id="그림 24" o:spid="_x0000_i1037" type="#_x0000_t75" alt="스크린샷, 멀티미디어 소프트웨어이(가) 표시된 사진&#10;&#10;AI 생성 콘텐츠는 정확하지 않을 수 있습니다." style="width:222.15pt;height:499.1pt;visibility:visible;mso-wrap-style:square">
+            <v:imagedata r:id="rId21" o:title="스크린샷, 멀티미디어 소프트웨어이(가) 표시된 사진&#10;&#10;AI 생성 콘텐츠는 정확하지 않을 수 있습니다"/>
+          </v:shape>
+        </w:pict>
+      </w:r>
+    </w:p>
+    <w:p>
+      <w:pPr>
+        <w:pStyle w:val="aff8"/>
+        <w:ind w:firstLineChars="0" w:firstLine="0"/>
+        <w:jc w:val="left"/>
+        <w:outlineLvl w:val="0"/>
+        <w:rPr>
+          <w:b/>
+          <w:szCs w:val="22"/>
+          <w:lang w:val="en-US" w:eastAsia="ko-KR"/>
+        </w:rPr>
+      </w:pPr>
+      <w:r>
+        <w:rPr>
+          <w:rFonts w:hint="eastAsia"/>
+          <w:b/>
+          <w:szCs w:val="22"/>
+          <w:lang w:val="en-US" w:eastAsia="ko-KR"/>
+        </w:rPr>
+        <w:t>13.</w:t>
+      </w:r>
+    </w:p>
+    <w:p>
+      <w:pPr>
+        <w:pStyle w:val="aff8"/>
+        <w:ind w:firstLineChars="0" w:firstLine="0"/>
+        <w:jc w:val="left"/>
+        <w:outlineLvl w:val="0"/>
+        <w:rPr>
+          <w:b/>
+          <w:szCs w:val="22"/>
+          <w:lang w:val="en-US" w:eastAsia="ko-KR"/>
+        </w:rPr>
+      </w:pPr>
+      <w:r>
+        <w:rPr>
+          <w:rFonts w:hint="eastAsia"/>
+          <w:b/>
+          <w:szCs w:val="22"/>
+          <w:lang w:val="en-US" w:eastAsia="ko-KR"/>
+        </w:rPr>
+        <w:t xml:space="preserve">기능 설명 </w:t>
+      </w:r>
+    </w:p>
+    <w:p>
+      <w:pPr>
+        <w:pStyle w:val="aff8"/>
+        <w:numPr>
+          <w:ilvl w:val="0"/>
+          <w:numId w:val="103"/>
+        </w:numPr>
+        <w:ind w:firstLineChars="0"/>
+        <w:jc w:val="left"/>
+        <w:outlineLvl w:val="0"/>
+        <w:rPr>
+          <w:lang w:eastAsia="ko-KR"/>
+        </w:rPr>
+      </w:pPr>
+      <w:r>
+        <w:rPr>
+          <w:rFonts w:hint="eastAsia"/>
+          <w:b/>
+          <w:szCs w:val="22"/>
+          <w:lang w:val="en-US" w:eastAsia="ko-KR"/>
+        </w:rPr>
+        <w:t>검색기능 -</w:t>
+      </w:r>
+      <w:r>
+        <w:t xml:space="preserve"> </w:t>
+      </w:r>
+      <w:r>
+        <w:t>사용자가 게시글 제목이나 내용을 검색창에 입력하면 해당 게시글만 필터링하여 보여줌</w:t>
+      </w:r>
+    </w:p>
+    <w:p>
+      <w:pPr>
+        <w:pStyle w:val="aff8"/>
+        <w:ind w:firstLineChars="0"/>
+        <w:jc w:val="left"/>
+        <w:outlineLvl w:val="0"/>
+        <w:rPr>
+          <w:lang w:eastAsia="ko-KR"/>
+        </w:rPr>
+      </w:pPr>
+      <w:r>
+        <w:rPr>
+          <w:rFonts w:hint="eastAsia"/>
+          <w:lang w:eastAsia="ko-KR"/>
+        </w:rPr>
+        <w:t xml:space="preserve">장점 : </w:t>
+      </w:r>
+      <w:r>
+        <w:t>스크롤 없이 원하는 게시글을 빠르게 탐색 가능</w:t>
+      </w:r>
+    </w:p>
+    <w:p>
+      <w:pPr>
+        <w:pStyle w:val="aff8"/>
+        <w:ind w:firstLineChars="0"/>
+        <w:jc w:val="left"/>
+        <w:outlineLvl w:val="0"/>
+        <w:rPr>
+          <w:lang w:eastAsia="ko-KR"/>
+        </w:rPr>
+      </w:pPr>
+      <w:r>
+        <w:rPr>
+          <w:rFonts w:hint="eastAsia"/>
+          <w:lang w:eastAsia="ko-KR"/>
+        </w:rPr>
+        <w:t xml:space="preserve">비교 대상 : </w:t>
+      </w:r>
+      <w:r>
+        <w:t>기존에는 전체 리스트를 수동으로 찾아야 했음</w:t>
+      </w:r>
+    </w:p>
+    <w:p>
+      <w:pPr>
+        <w:pStyle w:val="aff8"/>
+        <w:ind w:firstLineChars="0"/>
+        <w:jc w:val="left"/>
+        <w:outlineLvl w:val="0"/>
+        <w:rPr>
+          <w:rFonts w:hint="eastAsia"/>
+          <w:lang w:eastAsia="ko-KR"/>
+        </w:rPr>
+      </w:pPr>
+    </w:p>
+    <w:p>
+      <w:pPr>
+        <w:pStyle w:val="aff8"/>
+        <w:ind w:firstLineChars="0" w:firstLine="0"/>
+        <w:jc w:val="left"/>
+        <w:outlineLvl w:val="0"/>
+        <w:rPr>
+          <w:rFonts w:hint="eastAsia"/>
+          <w:lang w:eastAsia="ko-KR"/>
+        </w:rPr>
+      </w:pPr>
+      <w:r>
+        <w:rPr>
+          <w:lang w:eastAsia="ko-KR"/>
+        </w:rPr>
+        <w:lastRenderedPageBreak/>
+        <w:tab/>
+      </w:r>
+      <w:r>
+        <w:rPr>
+          <w:rFonts w:hint="eastAsia"/>
+          <w:lang w:eastAsia="ko-KR"/>
+        </w:rPr>
+        <w:t xml:space="preserve">검색 하기 전 사진 </w:t>
+      </w:r>
+      <w:r>
+        <w:rPr>
+          <w:noProof/>
+          <w:lang w:eastAsia="ko-KR"/>
+        </w:rPr>
+        <w:pict w14:anchorId="6A535222">
+          <v:shape id="그림 27" o:spid="_x0000_i1036" type="#_x0000_t75" alt="스크린샷, 포유류, 텍스트, 모피이(가) 표시된 사진&#10;&#10;AI 생성 콘텐츠는 정확하지 않을 수 있습니다." style="width:169.25pt;height:374.75pt;visibility:visible;mso-wrap-style:square">
+            <v:imagedata r:id="rId23" o:title="스크린샷, 포유류, 텍스트, 모피이(가) 표시된 사진&#10;&#10;AI 생성 콘텐츠는 정확하지 않을 수 있습니다"/>
+          </v:shape>
+        </w:pict>
+      </w:r>
+    </w:p>
+    <w:p>
+      <w:pPr>
+        <w:pStyle w:val="aff8"/>
+        <w:ind w:firstLineChars="0"/>
+        <w:jc w:val="left"/>
+        <w:outlineLvl w:val="0"/>
+        <w:rPr>
+          <w:lang w:eastAsia="ko-KR"/>
+        </w:rPr>
+      </w:pPr>
+    </w:p>
+    <w:p>
+      <w:pPr>
+        <w:pStyle w:val="aff8"/>
+        <w:ind w:firstLineChars="0"/>
+        <w:jc w:val="left"/>
+        <w:outlineLvl w:val="0"/>
+        <w:rPr>
+          <w:rFonts w:hint="eastAsia"/>
+          <w:lang w:eastAsia="ko-KR"/>
+        </w:rPr>
+      </w:pPr>
+      <w:r>
+        <w:rPr>
+          <w:rFonts w:hint="eastAsia"/>
+          <w:lang w:eastAsia="ko-KR"/>
+        </w:rPr>
+        <w:lastRenderedPageBreak/>
+        <w:t>검색 하고 나서 사진</w:t>
+      </w:r>
+      <w:r>
+        <w:rPr>
+          <w:noProof/>
+          <w:lang w:eastAsia="ko-KR"/>
+        </w:rPr>
+        <w:pict w14:anchorId="5C1B421F">
+          <v:shape id="그림 28" o:spid="_x0000_i1035" type="#_x0000_t75" alt="텍스트, 스크린샷, 소프트웨어, 컴퓨터 아이콘이(가) 표시된 사진&#10;&#10;AI 생성 콘텐츠는 정확하지 않을 수 있습니다." style="width:166.75pt;height:374.75pt;visibility:visible;mso-wrap-style:square">
+            <v:imagedata r:id="rId24" o:title="텍스트, 스크린샷, 소프트웨어, 컴퓨터 아이콘이(가) 표시된 사진&#10;&#10;AI 생성 콘텐츠는 정확하지 않을 수 있습니다"/>
+          </v:shape>
+        </w:pict>
+      </w:r>
+    </w:p>
+    <w:p>
+      <w:pPr>
+        <w:pStyle w:val="aff8"/>
+        <w:numPr>
+          <w:ilvl w:val="0"/>
+          <w:numId w:val="103"/>
+        </w:numPr>
+        <w:ind w:firstLineChars="0"/>
+        <w:jc w:val="left"/>
+        <w:outlineLvl w:val="0"/>
+        <w:rPr>
+          <w:lang w:eastAsia="ko-KR"/>
+        </w:rPr>
+      </w:pPr>
+      <w:r>
+        <w:rPr>
+          <w:rFonts w:hint="eastAsia"/>
+          <w:lang w:eastAsia="ko-KR"/>
+        </w:rPr>
+        <w:t>사진 클릭 시 확대 보기-</w:t>
+      </w:r>
+      <w:r>
+        <w:t xml:space="preserve"> </w:t>
+      </w:r>
+      <w:r>
+        <w:t xml:space="preserve">이미지를 </w:t>
+      </w:r>
+      <w:r>
+        <w:rPr>
+          <w:rFonts w:hint="eastAsia"/>
+          <w:lang w:eastAsia="ko-KR"/>
+        </w:rPr>
+        <w:t xml:space="preserve">클릭하면 </w:t>
+      </w:r>
+      <w:r>
+        <w:t>전체 화면으로 확대된 이미지를 표시</w:t>
+      </w:r>
+    </w:p>
+    <w:p>
+      <w:pPr>
+        <w:pStyle w:val="aff8"/>
+        <w:ind w:left="800" w:firstLineChars="0" w:firstLine="0"/>
+        <w:jc w:val="left"/>
+        <w:outlineLvl w:val="0"/>
+        <w:rPr>
+          <w:lang w:eastAsia="ko-KR"/>
+        </w:rPr>
+      </w:pPr>
+      <w:r>
+        <w:rPr>
+          <w:rFonts w:hint="eastAsia"/>
+          <w:lang w:eastAsia="ko-KR"/>
+        </w:rPr>
+        <w:t xml:space="preserve">장점: </w:t>
+      </w:r>
+      <w:r>
+        <w:t>이미지 감상 편의성 향상, 세부 사진 확인 가능</w:t>
+      </w:r>
+    </w:p>
+    <w:p>
+      <w:pPr>
+        <w:pStyle w:val="aff8"/>
+        <w:ind w:left="800" w:firstLineChars="0" w:firstLine="0"/>
+        <w:jc w:val="left"/>
+        <w:outlineLvl w:val="0"/>
+        <w:rPr>
+          <w:rFonts w:hint="eastAsia"/>
+          <w:lang w:eastAsia="ko-KR"/>
+        </w:rPr>
+      </w:pPr>
+      <w:r>
+        <w:rPr>
+          <w:rFonts w:hint="eastAsia"/>
+          <w:lang w:eastAsia="ko-KR"/>
+        </w:rPr>
+        <w:t>비교 대상:</w:t>
+      </w:r>
+      <w:r>
+        <w:t xml:space="preserve"> </w:t>
+      </w:r>
+      <w:r>
+        <w:t>기존에는 썸네일 크기로만 확인 가능</w:t>
+      </w:r>
+    </w:p>
+    <w:p>
+      <w:pPr>
+        <w:pStyle w:val="aff8"/>
+        <w:ind w:left="800" w:firstLineChars="0" w:firstLine="0"/>
+        <w:jc w:val="left"/>
+        <w:outlineLvl w:val="0"/>
+        <w:rPr>
+          <w:rFonts w:hint="eastAsia"/>
+          <w:lang w:eastAsia="ko-KR"/>
+        </w:rPr>
+      </w:pPr>
+      <w:r>
+        <w:rPr>
+          <w:noProof/>
+          <w:lang w:eastAsia="ko-KR"/>
+        </w:rPr>
+        <w:lastRenderedPageBreak/>
+        <w:pict w14:anchorId="20F6E3A6">
+          <v:shape id="그림 29" o:spid="_x0000_i1034" type="#_x0000_t75" alt="스크린샷, 텍스트, 포유류, 사자이(가) 표시된 사진&#10;&#10;AI 생성 콘텐츠는 정확하지 않을 수 있습니다." style="width:169.25pt;height:369.85pt;visibility:visible;mso-wrap-style:square">
+            <v:imagedata r:id="rId25" o:title="스크린샷, 텍스트, 포유류, 사자이(가) 표시된 사진&#10;&#10;AI 생성 콘텐츠는 정확하지 않을 수 있습니다"/>
+          </v:shape>
+        </w:pict>
+      </w:r>
+    </w:p>
+    <w:p>
+      <w:pPr>
+        <w:pStyle w:val="aff8"/>
+        <w:ind w:firstLineChars="0"/>
+        <w:jc w:val="left"/>
+        <w:outlineLvl w:val="0"/>
+        <w:rPr>
+          <w:lang w:eastAsia="ko-KR"/>
+        </w:rPr>
+      </w:pPr>
+      <w:r>
+        <w:rPr>
+          <w:rFonts w:hint="eastAsia"/>
+          <w:lang w:eastAsia="ko-KR"/>
+        </w:rPr>
+        <w:t>사자를 클릭했을때</w:t>
+      </w:r>
+    </w:p>
+    <w:p>
+      <w:pPr>
+        <w:pStyle w:val="aff8"/>
+        <w:ind w:firstLineChars="0"/>
+        <w:jc w:val="left"/>
+        <w:outlineLvl w:val="0"/>
+        <w:rPr>
+          <w:rFonts w:hint="eastAsia"/>
+          <w:lang w:eastAsia="ko-KR"/>
+        </w:rPr>
+      </w:pPr>
+      <w:r>
+        <w:rPr>
+          <w:noProof/>
+          <w:lang w:eastAsia="ko-KR"/>
+        </w:rPr>
+        <w:lastRenderedPageBreak/>
+        <w:pict w14:anchorId="00649BDC">
+          <v:shape id="그림 30" o:spid="_x0000_i1033" type="#_x0000_t75" alt="포유류, 모피, 하품, 송곳니이(가) 표시된 사진&#10;&#10;AI 생성 콘텐츠는 정확하지 않을 수 있습니다." style="width:166.75pt;height:363.1pt;visibility:visible;mso-wrap-style:square">
+            <v:imagedata r:id="rId26" o:title="포유류, 모피, 하품, 송곳니이(가) 표시된 사진&#10;&#10;AI 생성 콘텐츠는 정확하지 않을 수 있습니다"/>
+          </v:shape>
+        </w:pict>
+      </w:r>
+    </w:p>
+    <w:p>
+      <w:pPr>
+        <w:pStyle w:val="aff8"/>
+        <w:numPr>
+          <w:ilvl w:val="0"/>
+          <w:numId w:val="103"/>
+        </w:numPr>
+        <w:ind w:firstLineChars="0"/>
+        <w:jc w:val="left"/>
+        <w:outlineLvl w:val="0"/>
+        <w:rPr>
+          <w:lang w:eastAsia="ko-KR"/>
+        </w:rPr>
+      </w:pPr>
+      <w:r>
+        <w:t>업로드 후 자동 새로고침</w:t>
+      </w:r>
+      <w:r>
+        <w:rPr>
+          <w:rFonts w:hint="eastAsia"/>
+          <w:lang w:eastAsia="ko-KR"/>
+        </w:rPr>
+        <w:t>-</w:t>
+      </w:r>
+      <w:r>
+        <w:t xml:space="preserve"> </w:t>
+      </w:r>
+      <w:r>
+        <w:t>새 게시글을 업로드하면 수동 새로고침 없이 즉시 목록에 반영</w:t>
+      </w:r>
+    </w:p>
+    <w:p>
+      <w:pPr>
+        <w:pStyle w:val="aff8"/>
+        <w:ind w:left="800" w:firstLineChars="0" w:firstLine="0"/>
+        <w:jc w:val="left"/>
+        <w:outlineLvl w:val="0"/>
+        <w:rPr>
+          <w:lang w:eastAsia="ko-KR"/>
+        </w:rPr>
+      </w:pPr>
+      <w:r>
+        <w:rPr>
+          <w:rFonts w:hint="eastAsia"/>
+          <w:lang w:eastAsia="ko-KR"/>
+        </w:rPr>
+        <w:t>장점:</w:t>
+      </w:r>
+      <w:r>
+        <w:t xml:space="preserve"> </w:t>
+      </w:r>
+      <w:r>
+        <w:t>즉각적인 피드백 제공으로 UX 향상</w:t>
+      </w:r>
+    </w:p>
+    <w:p>
+      <w:pPr>
+        <w:pStyle w:val="aff8"/>
+        <w:ind w:left="800" w:firstLineChars="0" w:firstLine="0"/>
+        <w:jc w:val="left"/>
+        <w:outlineLvl w:val="0"/>
+        <w:rPr>
+          <w:lang w:eastAsia="ko-KR"/>
+        </w:rPr>
+      </w:pPr>
+      <w:r>
+        <w:rPr>
+          <w:rFonts w:hint="eastAsia"/>
+          <w:lang w:eastAsia="ko-KR"/>
+        </w:rPr>
+        <w:t>비교대상:</w:t>
+      </w:r>
+      <w:r>
+        <w:t xml:space="preserve"> </w:t>
+      </w:r>
+      <w:r>
+        <w:t>기존에는 업로드 후 새로고침을 직접 해야 함</w:t>
+      </w:r>
+    </w:p>
+    <w:p>
+      <w:pPr>
+        <w:pStyle w:val="aff8"/>
+        <w:ind w:left="800" w:firstLineChars="0" w:firstLine="0"/>
+        <w:jc w:val="left"/>
+        <w:outlineLvl w:val="0"/>
+        <w:rPr>
+          <w:rFonts w:hint="eastAsia"/>
+          <w:lang w:eastAsia="ko-KR"/>
+        </w:rPr>
+      </w:pPr>
+      <w:r>
+        <w:rPr>
+          <w:noProof/>
+          <w:lang w:eastAsia="ko-KR"/>
+        </w:rPr>
+        <w:lastRenderedPageBreak/>
+        <w:pict w14:anchorId="2113CF20">
+          <v:shape id="그림 31" o:spid="_x0000_i1032" type="#_x0000_t75" alt="텍스트, 스크린샷, 소프트웨어, 멀티미디어 소프트웨어이(가) 표시된 사진&#10;&#10;AI 생성 콘텐츠는 정확하지 않을 수 있습니다." style="width:137.85pt;height:308.9pt;visibility:visible;mso-wrap-style:square">
+            <v:imagedata r:id="rId27" o:title="텍스트, 스크린샷, 소프트웨어, 멀티미디어 소프트웨어이(가) 표시된 사진&#10;&#10;AI 생성 콘텐츠는 정확하지 않을 수 있습니다"/>
+          </v:shape>
+        </w:pict>
+      </w:r>
+      <w:r>
+        <w:rPr>
+          <w:noProof/>
+          <w:lang w:eastAsia="ko-KR"/>
+        </w:rPr>
+        <w:pict w14:anchorId="08221914">
+          <v:shape id="그림 32" o:spid="_x0000_i1031" type="#_x0000_t75" alt="스크린샷, 텍스트, 소프트웨어, 운영 체제이(가) 표시된 사진&#10;&#10;AI 생성 콘텐츠는 정확하지 않을 수 있습니다." style="width:140.9pt;height:307.1pt;visibility:visible;mso-wrap-style:square">
+            <v:imagedata r:id="rId28" o:title="스크린샷, 텍스트, 소프트웨어, 운영 체제이(가) 표시된 사진&#10;&#10;AI 생성 콘텐츠는 정확하지 않을 수 있습니다"/>
+          </v:shape>
+        </w:pict>
+      </w:r>
+      <w:r>
+        <w:rPr>
+          <w:noProof/>
+          <w:lang w:eastAsia="ko-KR"/>
+        </w:rPr>
+        <w:pict w14:anchorId="6E4D09AE">
+          <v:shape id="그림 33" o:spid="_x0000_i1030" type="#_x0000_t75" alt="텍스트, 스크린샷, 디자인이(가) 표시된 사진&#10;&#10;AI 생성 콘텐츠는 정확하지 않을 수 있습니다." style="width:135.4pt;height:307.7pt;visibility:visible;mso-wrap-style:square">
+            <v:imagedata r:id="rId29" o:title="텍스트, 스크린샷, 디자인이(가) 표시된 사진&#10;&#10;AI 생성 콘텐츠는 정확하지 않을 수 있습니다"/>
+          </v:shape>
+        </w:pict>
+      </w:r>
+    </w:p>
+    <w:p>
+      <w:pPr>
+        <w:pStyle w:val="aff8"/>
+        <w:ind w:firstLineChars="0"/>
+        <w:jc w:val="left"/>
+        <w:outlineLvl w:val="0"/>
+        <w:rPr>
+          <w:lang w:eastAsia="ko-KR"/>
+        </w:rPr>
+      </w:pPr>
+    </w:p>
+    <w:p>
+      <w:pPr>
+        <w:pStyle w:val="aff8"/>
+        <w:ind w:firstLineChars="0"/>
+        <w:jc w:val="left"/>
+        <w:outlineLvl w:val="0"/>
+        <w:rPr>
+          <w:lang w:eastAsia="ko-KR"/>
+        </w:rPr>
+      </w:pPr>
+    </w:p>
+    <w:p>
+      <w:pPr>
+        <w:pStyle w:val="aff8"/>
+        <w:numPr>
+          <w:ilvl w:val="0"/>
+          <w:numId w:val="103"/>
+        </w:numPr>
+        <w:ind w:firstLineChars="0"/>
+        <w:jc w:val="left"/>
+        <w:outlineLvl w:val="0"/>
+        <w:rPr>
+          <w:lang w:eastAsia="ko-KR"/>
+        </w:rPr>
+      </w:pPr>
+      <w:r>
+        <w:rPr>
+          <w:rFonts w:hint="eastAsia"/>
+          <w:lang w:eastAsia="ko-KR"/>
+        </w:rPr>
+        <w:t>삭제 기능-</w:t>
+      </w:r>
+      <w:r>
+        <w:t xml:space="preserve"> </w:t>
+      </w:r>
+      <w:r>
+        <w:t xml:space="preserve">사용자가 작성한 </w:t>
+      </w:r>
+      <w:r>
+        <w:rPr>
+          <w:rFonts w:hint="eastAsia"/>
+          <w:lang w:eastAsia="ko-KR"/>
+        </w:rPr>
+        <w:t xml:space="preserve">게시글을 </w:t>
+      </w:r>
+      <w:r>
+        <w:t>메뉴에서 삭제할 수 있도록 구현</w:t>
+      </w:r>
+    </w:p>
+    <w:p>
+      <w:pPr>
+        <w:pStyle w:val="aff8"/>
+        <w:ind w:left="800" w:firstLineChars="0" w:firstLine="0"/>
+        <w:jc w:val="left"/>
+        <w:outlineLvl w:val="0"/>
+        <w:rPr>
+          <w:lang w:eastAsia="ko-KR"/>
+        </w:rPr>
+      </w:pPr>
+      <w:r>
+        <w:rPr>
+          <w:rFonts w:hint="eastAsia"/>
+          <w:lang w:eastAsia="ko-KR"/>
+        </w:rPr>
+        <w:t>장점:</w:t>
+      </w:r>
+      <w:r>
+        <w:t xml:space="preserve"> </w:t>
+      </w:r>
+      <w:r>
+        <w:t>사용자의 콘텐츠 관리 자유도 향상</w:t>
+      </w:r>
+    </w:p>
+    <w:p>
+      <w:pPr>
+        <w:pStyle w:val="aff8"/>
+        <w:ind w:left="800" w:firstLineChars="0" w:firstLine="0"/>
+        <w:jc w:val="left"/>
+        <w:outlineLvl w:val="0"/>
+        <w:rPr>
+          <w:lang w:eastAsia="ko-KR"/>
+        </w:rPr>
+      </w:pPr>
+      <w:r>
+        <w:rPr>
+          <w:rFonts w:hint="eastAsia"/>
+          <w:lang w:eastAsia="ko-KR"/>
+        </w:rPr>
+        <w:t>비교대상:</w:t>
+      </w:r>
+      <w:r>
+        <w:t xml:space="preserve"> </w:t>
+      </w:r>
+      <w:r>
+        <w:t>기존에는 업로드만 가능하고 삭제 불가능</w:t>
+      </w:r>
+    </w:p>
+    <w:p>
+      <w:pPr>
+        <w:pStyle w:val="aff8"/>
+        <w:ind w:left="800" w:firstLineChars="0" w:firstLine="0"/>
+        <w:jc w:val="left"/>
+        <w:outlineLvl w:val="0"/>
+        <w:rPr>
+          <w:rFonts w:hint="eastAsia"/>
+          <w:lang w:eastAsia="ko-KR"/>
+        </w:rPr>
+      </w:pPr>
+      <w:r>
+        <w:rPr>
+          <w:noProof/>
+        </w:rPr>
+        <w:lastRenderedPageBreak/>
+        <w:pict w14:anchorId="0F7DEE51">
+          <v:shape id="잉크 37" o:spid="_x0000_s2050" type="#_x0000_t75" style="position:absolute;left:0;text-align:left;margin-left:148.6pt;margin-top:176.55pt;width:19.3pt;height:18.9pt;z-index:1;visibility:visible;mso-wrap-style:square;mso-wrap-distance-left:9pt;mso-wrap-distance-top:0;mso-wrap-distance-right:9pt;mso-wrap-distance-bottom:0;mso-position-horizontal:absolute;mso-position-horizontal-relative:text;mso-position-vertical:absolute;mso-position-vertical-relative:text" o:gfxdata="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">
+            <v:imagedata r:id="rId30" o:title=""/>
+            <o:lock v:ext="edit" rotation="t" aspectratio="f"/>
+          </v:shape>
+        </w:pict>
+      </w:r>
+      <w:r>
+        <w:rPr>
+          <w:noProof/>
+          <w:lang w:eastAsia="ko-KR"/>
+        </w:rPr>
+        <w:pict w14:anchorId="2E855D39">
+          <v:shape id="그림 34" o:spid="_x0000_i1029" type="#_x0000_t75" alt="텍스트, 스크린샷, 소프트웨어, 디자인이(가) 표시된 사진&#10;&#10;AI 생성 콘텐츠는 정확하지 않을 수 있습니다." style="width:134.15pt;height:300.9pt;visibility:visible;mso-wrap-style:square">
+            <v:imagedata r:id="rId31" o:title="텍스트, 스크린샷, 소프트웨어, 디자인이(가) 표시된 사진&#10;&#10;AI 생성 콘텐츠는 정확하지 않을 수 있습니다"/>
+          </v:shape>
+        </w:pict>
+      </w:r>
+      <w:r>
+        <w:rPr>
+          <w:noProof/>
+          <w:lang w:eastAsia="ko-KR"/>
+        </w:rPr>
+        <w:pict w14:anchorId="647B8853">
+          <v:shape id="그림 35" o:spid="_x0000_i1028" type="#_x0000_t75" alt="텍스트, 스크린샷, 소프트웨어, 멀티미디어 소프트웨어이(가) 표시된 사진&#10;&#10;AI 생성 콘텐츠는 정확하지 않을 수 있습니다." style="width:145.85pt;height:320pt;visibility:visible;mso-wrap-style:square">
+            <v:imagedata r:id="rId32" o:title="텍스트, 스크린샷, 소프트웨어, 멀티미디어 소프트웨어이(가) 표시된 사진&#10;&#10;AI 생성 콘텐츠는 정확하지 않을 수 있습니다"/>
+          </v:shape>
+        </w:pict>
+      </w:r>
+      <w:r>
+        <w:rPr>
+          <w:noProof/>
+          <w:lang w:eastAsia="ko-KR"/>
+        </w:rPr>
+        <w:pict w14:anchorId="59DC57B9">
+          <v:shape id="그림 36" o:spid="_x0000_i1027" type="#_x0000_t75" alt="텍스트, 스크린샷, 컴퓨터, 소프트웨어이(가) 표시된 사진&#10;&#10;AI 생성 콘텐츠는 정확하지 않을 수 있습니다." style="width:137.25pt;height:309.55pt;visibility:visible;mso-wrap-style:square">
+            <v:imagedata r:id="rId33" o:title="텍스트, 스크린샷, 컴퓨터, 소프트웨어이(가) 표시된 사진&#10;&#10;AI 생성 콘텐츠는 정확하지 않을 수 있습니다"/>
+          </v:shape>
+        </w:pict>
+      </w:r>
+    </w:p>
+    <w:p>
+      <w:pPr>
+        <w:pStyle w:val="aff8"/>
+        <w:ind w:left="851" w:firstLineChars="0" w:firstLine="0"/>
+        <w:jc w:val="left"/>
+        <w:outlineLvl w:val="0"/>
+        <w:rPr>
+          <w:rFonts w:hint="eastAsia"/>
+          <w:lang w:eastAsia="ko-KR"/>
+        </w:rPr>
+      </w:pPr>
+    </w:p>
+    <w:p>
+      <w:pPr>
+        <w:pStyle w:val="aff8"/>
+        <w:numPr>
+          <w:ilvl w:val="0"/>
+          <w:numId w:val="103"/>
+        </w:numPr>
+        <w:ind w:firstLineChars="0"/>
+        <w:jc w:val="left"/>
+        <w:outlineLvl w:val="0"/>
+        <w:rPr>
+          <w:lang w:eastAsia="ko-KR"/>
+        </w:rPr>
+      </w:pPr>
+      <w:r>
+        <w:rPr>
+          <w:rFonts w:hint="eastAsia"/>
+          <w:lang w:eastAsia="ko-KR"/>
+        </w:rPr>
+        <w:t xml:space="preserve">즐겨찾기 기능 </w:t>
+      </w:r>
+      <w:r>
+        <w:rPr>
+          <w:lang w:eastAsia="ko-KR"/>
+        </w:rPr>
+        <w:t>–</w:t>
+      </w:r>
+      <w:r>
+        <w:rPr>
+          <w:rFonts w:hint="eastAsia"/>
+          <w:lang w:eastAsia="ko-KR"/>
+        </w:rPr>
+        <w:t xml:space="preserve"> 사용자가 하트를 누른 게시물은 즐겨찾기에 저장이 된다</w:t>
+      </w:r>
+    </w:p>
+    <w:p>
+      <w:pPr>
+        <w:pStyle w:val="aff8"/>
+        <w:ind w:left="800" w:firstLineChars="0" w:firstLine="0"/>
+        <w:jc w:val="left"/>
+        <w:outlineLvl w:val="0"/>
+        <w:rPr>
+          <w:lang w:eastAsia="ko-KR"/>
+        </w:rPr>
+      </w:pPr>
+      <w:r>
+        <w:rPr>
+          <w:rFonts w:hint="eastAsia"/>
+          <w:lang w:eastAsia="ko-KR"/>
+        </w:rPr>
+        <w:t>장점 :</w:t>
+      </w:r>
+      <w:r>
+        <w:t xml:space="preserve"> </w:t>
+      </w:r>
+      <w:r>
+        <w:t xml:space="preserve">사용자가 </w:t>
+      </w:r>
+      <w:r>
+        <w:rPr>
+          <w:rStyle w:val="affffffa"/>
+        </w:rPr>
+        <w:t>개인 맞춤형 컬렉션</w:t>
+      </w:r>
+      <w:r>
+        <w:t xml:space="preserve">을 만들 수 있어 </w:t>
+      </w:r>
+      <w:r>
+        <w:rPr>
+          <w:rStyle w:val="affffffa"/>
+        </w:rPr>
+        <w:t>편의성과 만족도 향상</w:t>
+      </w:r>
+    </w:p>
+    <w:p>
+      <w:pPr>
+        <w:pStyle w:val="aff8"/>
+        <w:ind w:left="800" w:firstLineChars="0" w:firstLine="0"/>
+        <w:jc w:val="left"/>
+        <w:outlineLvl w:val="0"/>
+        <w:rPr>
+          <w:lang w:eastAsia="ko-KR"/>
+        </w:rPr>
+      </w:pPr>
+      <w:r>
+        <w:rPr>
+          <w:rFonts w:hint="eastAsia"/>
+          <w:lang w:eastAsia="ko-KR"/>
+        </w:rPr>
+        <w:t xml:space="preserve">비교대상 : 기존에는 매번 스크롤 하거나 검색해야했음 </w:t>
+      </w:r>
+    </w:p>
+    <w:p>
+      <w:pPr>
+        <w:pStyle w:val="aff8"/>
+        <w:ind w:left="800" w:firstLineChars="0" w:firstLine="0"/>
+        <w:jc w:val="left"/>
+        <w:outlineLvl w:val="0"/>
+        <w:rPr>
+          <w:lang w:val="en-US" w:eastAsia="ko-KR"/>
+        </w:rPr>
+      </w:pPr>
+      <w:r>
+        <w:rPr>
+          <w:noProof/>
+          <w:lang w:val="en-US" w:eastAsia="ko-KR"/>
+        </w:rPr>
+        <w:lastRenderedPageBreak/>
+        <w:pict w14:anchorId="28BAD94B">
+          <v:shape id="그림 38" o:spid="_x0000_i1026" type="#_x0000_t75" alt="텍스트, 스크린샷, 포유류, 모피이(가) 표시된 사진&#10;&#10;AI 생성 콘텐츠는 정확하지 않을 수 있습니다." style="width:193.25pt;height:433.85pt;visibility:visible;mso-wrap-style:square">
+            <v:imagedata r:id="rId34" o:title="텍스트, 스크린샷, 포유류, 모피이(가) 표시된 사진&#10;&#10;AI 생성 콘텐츠는 정확하지 않을 수 있습니다"/>
+          </v:shape>
+        </w:pict>
+      </w:r>
+      <w:r>
+        <w:rPr>
+          <w:noProof/>
+          <w:lang w:val="en-US" w:eastAsia="ko-KR"/>
+        </w:rPr>
+        <w:pict w14:anchorId="3BB85869">
+          <v:shape id="그림 39" o:spid="_x0000_i1025" type="#_x0000_t75" alt="텍스트, 스크린샷, 암초, 운영 체제이(가) 표시된 사진&#10;&#10;AI 생성 콘텐츠는 정확하지 않을 수 있습니다." style="width:188.9pt;height:428.3pt;visibility:visible;mso-wrap-style:square">
+            <v:imagedata r:id="rId35" o:title="텍스트, 스크린샷, 암초, 운영 체제이(가) 표시된 사진&#10;&#10;AI 생성 콘텐츠는 정확하지 않을 수 있습니다"/>
+          </v:shape>
+        </w:pict>
+      </w:r>
+    </w:p>
+    <w:p>
+      <w:pPr>
+        <w:pStyle w:val="aff8"/>
+        <w:ind w:firstLineChars="0"/>
+        <w:jc w:val="left"/>
+        <w:outlineLvl w:val="0"/>
+        <w:rPr>
+          <w:rFonts w:hint="eastAsia"/>
+          <w:b/>
+          <w:szCs w:val="22"/>
+          <w:lang w:val="en-US" w:eastAsia="ko-KR"/>
         </w:rPr>
       </w:pPr>
     </w:p>
     <w:sectPr>
-      <w:headerReference w:type="default" r:id="rId9"/>
-      <w:footerReference w:type="even" r:id="rId10"/>
-      <w:footerReference w:type="default" r:id="rId11"/>
+      <w:headerReference w:type="default" r:id="rId36"/>
+      <w:footerReference w:type="even" r:id="rId37"/>
+      <w:footerReference w:type="default" r:id="rId38"/>
       <w:footnotePr>
         <w:numRestart w:val="eachSect"/>
       </w:footnotePr>
@@ -4430,7 +5729,7 @@
 </file>
 
 <file path=word/endnotes.xml><?xml version="1.0" encoding="utf-8"?>
-<w:endnotes xmlns:wpc="http://schemas.microsoft.com/office/word/2010/wordprocessingCanvas" xmlns:cx="http://schemas.microsoft.com/office/drawing/2014/chartex" xmlns:cx1="http://schemas.microsoft.com/office/drawing/2015/9/8/chartex" xmlns:cx2="http://schemas.microsoft.com/office/drawing/2015/10/21/chartex" xmlns:cx3="http://schemas.microsoft.com/office/drawing/2016/5/9/chartex" xmlns:cx4="http://schemas.microsoft.com/office/drawing/2016/5/10/chartex" xmlns:cx5="http://schemas.microsoft.com/office/drawing/2016/5/11/chartex" xmlns:cx6="http://schemas.microsoft.com/office/drawing/2016/5/12/chartex" xmlns:cx7="http://schemas.microsoft.com/office/drawing/2016/5/13/chartex" xmlns:cx8="http://schemas.microsoft.com/office/drawing/2016/5/14/chartex" xmlns:mc="http://schemas.openxmlformats.org/markup-compatibility/2006" xmlns:aink="http://schemas.microsoft.com/office/drawing/2016/ink" xmlns:am3d="http://schemas.microsoft.com/office/drawing/2017/model3d" xmlns:o="urn:schemas-microsoft-com:office:office" xmlns:oel="http://schemas.microsoft.com/office/2019/extlst" xmlns:r="http://schemas.openxmlformats.org/officeDocument/2006/relationships" xmlns:m="http://schemas.openxmlformats.org/officeDocument/2006/math" xmlns:v="urn:schemas-microsoft-com:vml" xmlns:wp14="http://schemas.microsoft.com/office/word/2010/wordprocessingDrawing" xmlns:wp="http://schemas.openxmlformats.org/drawingml/2006/wordprocessingDrawing" xmlns:w10="urn:schemas-microsoft-com:office:word" xmlns:w="http://schemas.openxmlformats.org/wordprocessingml/2006/main" xmlns:w14="http://schemas.microsoft.com/office/word/2010/wordml" xmlns:w15="http://schemas.microsoft.com/office/word/2012/wordml" xmlns:w16cex="http://schemas.microsoft.com/office/word/2018/wordml/cex" xmlns:w16cid="http://schemas.microsoft.com/office/word/2016/wordml/cid" xmlns:w16="http://schemas.microsoft.com/office/word/2018/wordml" xmlns:w16du="http://schemas.microsoft.com/office/word/2023/wordml/word16du" xmlns:w16sdtdh="http://schemas.microsoft.com/office/word/2020/wordml/sdtdatahash" xmlns:w16se="http://schemas.microsoft.com/office/word/2015/wordml/symex" xmlns:wpg="http://schemas.microsoft.com/office/word/2010/wordprocessingGroup" xmlns:wpi="http://schemas.microsoft.com/office/word/2010/wordprocessingInk" xmlns:wne="http://schemas.microsoft.com/office/word/2006/wordml" xmlns:wps="http://schemas.microsoft.com/office/word/2010/wordprocessingShape" mc:Ignorable="w14 w15 w16se w16cid w16 w16cex w16sdtdh w16du wp14">
+<w:endnotes xmlns:wpc="http://schemas.microsoft.com/office/word/2010/wordprocessingCanvas" xmlns:cx="http://schemas.microsoft.com/office/drawing/2014/chartex" xmlns:cx1="http://schemas.microsoft.com/office/drawing/2015/9/8/chartex" xmlns:cx2="http://schemas.microsoft.com/office/drawing/2015/10/21/chartex" xmlns:cx3="http://schemas.microsoft.com/office/drawing/2016/5/9/chartex" xmlns:cx4="http://schemas.microsoft.com/office/drawing/2016/5/10/chartex" xmlns:cx5="http://schemas.microsoft.com/office/drawing/2016/5/11/chartex" xmlns:cx6="http://schemas.microsoft.com/office/drawing/2016/5/12/chartex" xmlns:cx7="http://schemas.microsoft.com/office/drawing/2016/5/13/chartex" xmlns:cx8="http://schemas.microsoft.com/office/drawing/2016/5/14/chartex" xmlns:mc="http://schemas.openxmlformats.org/markup-compatibility/2006" xmlns:aink="http://schemas.microsoft.com/office/drawing/2016/ink" xmlns:am3d="http://schemas.microsoft.com/office/drawing/2017/model3d" xmlns:o="urn:schemas-microsoft-com:office:office" xmlns:oel="http://schemas.microsoft.com/office/2019/extlst" xmlns:r="http://schemas.openxmlformats.org/officeDocument/2006/relationships" xmlns:m="http://schemas.openxmlformats.org/officeDocument/2006/math" xmlns:v="urn:schemas-microsoft-com:vml" xmlns:wp14="http://schemas.microsoft.com/office/word/2010/wordprocessingDrawing" xmlns:wp="http://schemas.openxmlformats.org/drawingml/2006/wordprocessingDrawing" xmlns:w10="urn:schemas-microsoft-com:office:word" xmlns:w="http://schemas.openxmlformats.org/wordprocessingml/2006/main" xmlns:w14="http://schemas.microsoft.com/office/word/2010/wordml" xmlns:w15="http://schemas.microsoft.com/office/word/2012/wordml" xmlns:w16cex="http://schemas.microsoft.com/office/word/2018/wordml/cex" xmlns:w16cid="http://schemas.microsoft.com/office/word/2016/wordml/cid" xmlns:w16="http://schemas.microsoft.com/office/word/2018/wordml" xmlns:w16du="http://schemas.microsoft.com/office/word/2023/wordml/word16du" xmlns:w16sdtdh="http://schemas.microsoft.com/office/word/2020/wordml/sdtdatahash" xmlns:w16sdtfl="http://schemas.microsoft.com/office/word/2024/wordml/sdtformatlock" xmlns:w16se="http://schemas.microsoft.com/office/word/2015/wordml/symex" xmlns:wpg="http://schemas.microsoft.com/office/word/2010/wordprocessingGroup" xmlns:wpi="http://schemas.microsoft.com/office/word/2010/wordprocessingInk" xmlns:wne="http://schemas.microsoft.com/office/word/2006/wordml" xmlns:wps="http://schemas.microsoft.com/office/word/2010/wordprocessingShape" mc:Ignorable="w14 w15 w16se w16cid w16 w16cex w16sdtdh w16sdtfl w16du wp14">
   <w:endnote w:type="separator" w:id="-1">
     <w:p>
       <w:r>
@@ -4451,7 +5750,7 @@
 </file>
 
 <file path=word/footer1.xml><?xml version="1.0" encoding="utf-8"?>
-<w:ftr xmlns:wpc="http://schemas.microsoft.com/office/word/2010/wordprocessingCanvas" xmlns:cx="http://schemas.microsoft.com/office/drawing/2014/chartex" xmlns:cx1="http://schemas.microsoft.com/office/drawing/2015/9/8/chartex" xmlns:cx2="http://schemas.microsoft.com/office/drawing/2015/10/21/chartex" xmlns:cx3="http://schemas.microsoft.com/office/drawing/2016/5/9/chartex" xmlns:cx4="http://schemas.microsoft.com/office/drawing/2016/5/10/chartex" xmlns:cx5="http://schemas.microsoft.com/office/drawing/2016/5/11/chartex" xmlns:cx6="http://schemas.microsoft.com/office/drawing/2016/5/12/chartex" xmlns:cx7="http://schemas.microsoft.com/office/drawing/2016/5/13/chartex" xmlns:cx8="http://schemas.microsoft.com/office/drawing/2016/5/14/chartex" xmlns:mc="http://schemas.openxmlformats.org/markup-compatibility/2006" xmlns:aink="http://schemas.microsoft.com/office/drawing/2016/ink" xmlns:am3d="http://schemas.microsoft.com/office/drawing/2017/model3d" xmlns:o="urn:schemas-microsoft-com:office:office" xmlns:oel="http://schemas.microsoft.com/office/2019/extlst" xmlns:r="http://schemas.openxmlformats.org/officeDocument/2006/relationships" xmlns:m="http://schemas.openxmlformats.org/officeDocument/2006/math" xmlns:v="urn:schemas-microsoft-com:vml" xmlns:wp14="http://schemas.microsoft.com/office/word/2010/wordprocessingDrawing" xmlns:wp="http://schemas.openxmlformats.org/drawingml/2006/wordprocessingDrawing" xmlns:w10="urn:schemas-microsoft-com:office:word" xmlns:w="http://schemas.openxmlformats.org/wordprocessingml/2006/main" xmlns:w14="http://schemas.microsoft.com/office/word/2010/wordml" xmlns:w15="http://schemas.microsoft.com/office/word/2012/wordml" xmlns:w16cex="http://schemas.microsoft.com/office/word/2018/wordml/cex" xmlns:w16cid="http://schemas.microsoft.com/office/word/2016/wordml/cid" xmlns:w16="http://schemas.microsoft.com/office/word/2018/wordml" xmlns:w16du="http://schemas.microsoft.com/office/word/2023/wordml/word16du" xmlns:w16sdtdh="http://schemas.microsoft.com/office/word/2020/wordml/sdtdatahash" xmlns:w16se="http://schemas.microsoft.com/office/word/2015/wordml/symex" xmlns:wpg="http://schemas.microsoft.com/office/word/2010/wordprocessingGroup" xmlns:wpi="http://schemas.microsoft.com/office/word/2010/wordprocessingInk" xmlns:wne="http://schemas.microsoft.com/office/word/2006/wordml" xmlns:wps="http://schemas.microsoft.com/office/word/2010/wordprocessingShape" mc:Ignorable="w14 w15 w16se w16cid w16 w16cex w16sdtdh w16du wp14">
+<w:ftr xmlns:wpc="http://schemas.microsoft.com/office/word/2010/wordprocessingCanvas" xmlns:cx="http://schemas.microsoft.com/office/drawing/2014/chartex" xmlns:cx1="http://schemas.microsoft.com/office/drawing/2015/9/8/chartex" xmlns:cx2="http://schemas.microsoft.com/office/drawing/2015/10/21/chartex" xmlns:cx3="http://schemas.microsoft.com/office/drawing/2016/5/9/chartex" xmlns:cx4="http://schemas.microsoft.com/office/drawing/2016/5/10/chartex" xmlns:cx5="http://schemas.microsoft.com/office/drawing/2016/5/11/chartex" xmlns:cx6="http://schemas.microsoft.com/office/drawing/2016/5/12/chartex" xmlns:cx7="http://schemas.microsoft.com/office/drawing/2016/5/13/chartex" xmlns:cx8="http://schemas.microsoft.com/office/drawing/2016/5/14/chartex" xmlns:mc="http://schemas.openxmlformats.org/markup-compatibility/2006" xmlns:aink="http://schemas.microsoft.com/office/drawing/2016/ink" xmlns:am3d="http://schemas.microsoft.com/office/drawing/2017/model3d" xmlns:o="urn:schemas-microsoft-com:office:office" xmlns:oel="http://schemas.microsoft.com/office/2019/extlst" xmlns:r="http://schemas.openxmlformats.org/officeDocument/2006/relationships" xmlns:m="http://schemas.openxmlformats.org/officeDocument/2006/math" xmlns:v="urn:schemas-microsoft-com:vml" xmlns:wp14="http://schemas.microsoft.com/office/word/2010/wordprocessingDrawing" xmlns:wp="http://schemas.openxmlformats.org/drawingml/2006/wordprocessingDrawing" xmlns:w10="urn:schemas-microsoft-com:office:word" xmlns:w="http://schemas.openxmlformats.org/wordprocessingml/2006/main" xmlns:w14="http://schemas.microsoft.com/office/word/2010/wordml" xmlns:w15="http://schemas.microsoft.com/office/word/2012/wordml" xmlns:w16cex="http://schemas.microsoft.com/office/word/2018/wordml/cex" xmlns:w16cid="http://schemas.microsoft.com/office/word/2016/wordml/cid" xmlns:w16="http://schemas.microsoft.com/office/word/2018/wordml" xmlns:w16du="http://schemas.microsoft.com/office/word/2023/wordml/word16du" xmlns:w16sdtdh="http://schemas.microsoft.com/office/word/2020/wordml/sdtdatahash" xmlns:w16sdtfl="http://schemas.microsoft.com/office/word/2024/wordml/sdtformatlock" xmlns:w16se="http://schemas.microsoft.com/office/word/2015/wordml/symex" xmlns:wpg="http://schemas.microsoft.com/office/word/2010/wordprocessingGroup" xmlns:wpi="http://schemas.microsoft.com/office/word/2010/wordprocessingInk" xmlns:wne="http://schemas.microsoft.com/office/word/2006/wordml" xmlns:wps="http://schemas.microsoft.com/office/word/2010/wordprocessingShape" mc:Ignorable="w14 w15 w16se w16cid w16 w16cex w16sdtdh w16sdtfl w16du wp14">
   <w:p>
     <w:pPr>
       <w:framePr w:wrap="around" w:vAnchor="text" w:hAnchor="margin" w:xAlign="center" w:y="1"/>
@@ -4472,7 +5771,7 @@
 </file>
 
 <file path=word/footer2.xml><?xml version="1.0" encoding="utf-8"?>
-<w:ftr xmlns:wpc="http://schemas.microsoft.com/office/word/2010/wordprocessingCanvas" xmlns:cx="http://schemas.microsoft.com/office/drawing/2014/chartex" xmlns:cx1="http://schemas.microsoft.com/office/drawing/2015/9/8/chartex" xmlns:cx2="http://schemas.microsoft.com/office/drawing/2015/10/21/chartex" xmlns:cx3="http://schemas.microsoft.com/office/drawing/2016/5/9/chartex" xmlns:cx4="http://schemas.microsoft.com/office/drawing/2016/5/10/chartex" xmlns:cx5="http://schemas.microsoft.com/office/drawing/2016/5/11/chartex" xmlns:cx6="http://schemas.microsoft.com/office/drawing/2016/5/12/chartex" xmlns:cx7="http://schemas.microsoft.com/office/drawing/2016/5/13/chartex" xmlns:cx8="http://schemas.microsoft.com/office/drawing/2016/5/14/chartex" xmlns:mc="http://schemas.openxmlformats.org/markup-compatibility/2006" xmlns:aink="http://schemas.microsoft.com/office/drawing/2016/ink" xmlns:am3d="http://schemas.microsoft.com/office/drawing/2017/model3d" xmlns:o="urn:schemas-microsoft-com:office:office" xmlns:oel="http://schemas.microsoft.com/office/2019/extlst" xmlns:r="http://schemas.openxmlformats.org/officeDocument/2006/relationships" xmlns:m="http://schemas.openxmlformats.org/officeDocument/2006/math" xmlns:v="urn:schemas-microsoft-com:vml" xmlns:wp14="http://schemas.microsoft.com/office/word/2010/wordprocessingDrawing" xmlns:wp="http://schemas.openxmlformats.org/drawingml/2006/wordprocessingDrawing" xmlns:w10="urn:schemas-microsoft-com:office:word" xmlns:w="http://schemas.openxmlformats.org/wordprocessingml/2006/main" xmlns:w14="http://schemas.microsoft.com/office/word/2010/wordml" xmlns:w15="http://schemas.microsoft.com/office/word/2012/wordml" xmlns:w16cex="http://schemas.microsoft.com/office/word/2018/wordml/cex" xmlns:w16cid="http://schemas.microsoft.com/office/word/2016/wordml/cid" xmlns:w16="http://schemas.microsoft.com/office/word/2018/wordml" xmlns:w16du="http://schemas.microsoft.com/office/word/2023/wordml/word16du" xmlns:w16sdtdh="http://schemas.microsoft.com/office/word/2020/wordml/sdtdatahash" xmlns:w16se="http://schemas.microsoft.com/office/word/2015/wordml/symex" xmlns:wpg="http://schemas.microsoft.com/office/word/2010/wordprocessingGroup" xmlns:wpi="http://schemas.microsoft.com/office/word/2010/wordprocessingInk" xmlns:wne="http://schemas.microsoft.com/office/word/2006/wordml" xmlns:wps="http://schemas.microsoft.com/office/word/2010/wordprocessingShape" mc:Ignorable="w14 w15 w16se w16cid w16 w16cex w16sdtdh w16du wp14">
+<w:ftr xmlns:wpc="http://schemas.microsoft.com/office/word/2010/wordprocessingCanvas" xmlns:cx="http://schemas.microsoft.com/office/drawing/2014/chartex" xmlns:cx1="http://schemas.microsoft.com/office/drawing/2015/9/8/chartex" xmlns:cx2="http://schemas.microsoft.com/office/drawing/2015/10/21/chartex" xmlns:cx3="http://schemas.microsoft.com/office/drawing/2016/5/9/chartex" xmlns:cx4="http://schemas.microsoft.com/office/drawing/2016/5/10/chartex" xmlns:cx5="http://schemas.microsoft.com/office/drawing/2016/5/11/chartex" xmlns:cx6="http://schemas.microsoft.com/office/drawing/2016/5/12/chartex" xmlns:cx7="http://schemas.microsoft.com/office/drawing/2016/5/13/chartex" xmlns:cx8="http://schemas.microsoft.com/office/drawing/2016/5/14/chartex" xmlns:mc="http://schemas.openxmlformats.org/markup-compatibility/2006" xmlns:aink="http://schemas.microsoft.com/office/drawing/2016/ink" xmlns:am3d="http://schemas.microsoft.com/office/drawing/2017/model3d" xmlns:o="urn:schemas-microsoft-com:office:office" xmlns:oel="http://schemas.microsoft.com/office/2019/extlst" xmlns:r="http://schemas.openxmlformats.org/officeDocument/2006/relationships" xmlns:m="http://schemas.openxmlformats.org/officeDocument/2006/math" xmlns:v="urn:schemas-microsoft-com:vml" xmlns:wp14="http://schemas.microsoft.com/office/word/2010/wordprocessingDrawing" xmlns:wp="http://schemas.openxmlformats.org/drawingml/2006/wordprocessingDrawing" xmlns:w10="urn:schemas-microsoft-com:office:word" xmlns:w="http://schemas.openxmlformats.org/wordprocessingml/2006/main" xmlns:w14="http://schemas.microsoft.com/office/word/2010/wordml" xmlns:w15="http://schemas.microsoft.com/office/word/2012/wordml" xmlns:w16cex="http://schemas.microsoft.com/office/word/2018/wordml/cex" xmlns:w16cid="http://schemas.microsoft.com/office/word/2016/wordml/cid" xmlns:w16="http://schemas.microsoft.com/office/word/2018/wordml" xmlns:w16du="http://schemas.microsoft.com/office/word/2023/wordml/word16du" xmlns:w16sdtdh="http://schemas.microsoft.com/office/word/2020/wordml/sdtdatahash" xmlns:w16sdtfl="http://schemas.microsoft.com/office/word/2024/wordml/sdtformatlock" xmlns:w16se="http://schemas.microsoft.com/office/word/2015/wordml/symex" xmlns:wpg="http://schemas.microsoft.com/office/word/2010/wordprocessingGroup" xmlns:wpi="http://schemas.microsoft.com/office/word/2010/wordprocessingInk" xmlns:wne="http://schemas.microsoft.com/office/word/2006/wordml" xmlns:wps="http://schemas.microsoft.com/office/word/2010/wordprocessingShape" mc:Ignorable="w14 w15 w16se w16cid w16 w16cex w16sdtdh w16sdtfl w16du wp14">
   <w:p>
     <w:pPr>
       <w:pStyle w:val="affa"/>
@@ -4508,7 +5807,7 @@
 </file>
 
 <file path=word/footnotes.xml><?xml version="1.0" encoding="utf-8"?>
-<w:footnotes xmlns:wpc="http://schemas.microsoft.com/office/word/2010/wordprocessingCanvas" xmlns:cx="http://schemas.microsoft.com/office/drawing/2014/chartex" xmlns:cx1="http://schemas.microsoft.com/office/drawing/2015/9/8/chartex" xmlns:cx2="http://schemas.microsoft.com/office/drawing/2015/10/21/chartex" xmlns:cx3="http://schemas.microsoft.com/office/drawing/2016/5/9/chartex" xmlns:cx4="http://schemas.microsoft.com/office/drawing/2016/5/10/chartex" xmlns:cx5="http://schemas.microsoft.com/office/drawing/2016/5/11/chartex" xmlns:cx6="http://schemas.microsoft.com/office/drawing/2016/5/12/chartex" xmlns:cx7="http://schemas.microsoft.com/office/drawing/2016/5/13/chartex" xmlns:cx8="http://schemas.microsoft.com/office/drawing/2016/5/14/chartex" xmlns:mc="http://schemas.openxmlformats.org/markup-compatibility/2006" xmlns:aink="http://schemas.microsoft.com/office/drawing/2016/ink" xmlns:am3d="http://schemas.microsoft.com/office/drawing/2017/model3d" xmlns:o="urn:schemas-microsoft-com:office:office" xmlns:oel="http://schemas.microsoft.com/office/2019/extlst" xmlns:r="http://schemas.openxmlformats.org/officeDocument/2006/relationships" xmlns:m="http://schemas.openxmlformats.org/officeDocument/2006/math" xmlns:v="urn:schemas-microsoft-com:vml" xmlns:wp14="http://schemas.microsoft.com/office/word/2010/wordprocessingDrawing" xmlns:wp="http://schemas.openxmlformats.org/drawingml/2006/wordprocessingDrawing" xmlns:w10="urn:schemas-microsoft-com:office:word" xmlns:w="http://schemas.openxmlformats.org/wordprocessingml/2006/main" xmlns:w14="http://schemas.microsoft.com/office/word/2010/wordml" xmlns:w15="http://schemas.microsoft.com/office/word/2012/wordml" xmlns:w16cex="http://schemas.microsoft.com/office/word/2018/wordml/cex" xmlns:w16cid="http://schemas.microsoft.com/office/word/2016/wordml/cid" xmlns:w16="http://schemas.microsoft.com/office/word/2018/wordml" xmlns:w16du="http://schemas.microsoft.com/office/word/2023/wordml/word16du" xmlns:w16sdtdh="http://schemas.microsoft.com/office/word/2020/wordml/sdtdatahash" xmlns:w16se="http://schemas.microsoft.com/office/word/2015/wordml/symex" xmlns:wpg="http://schemas.microsoft.com/office/word/2010/wordprocessingGroup" xmlns:wpi="http://schemas.microsoft.com/office/word/2010/wordprocessingInk" xmlns:wne="http://schemas.microsoft.com/office/word/2006/wordml" xmlns:wps="http://schemas.microsoft.com/office/word/2010/wordprocessingShape" mc:Ignorable="w14 w15 w16se w16cid w16 w16cex w16sdtdh w16du wp14">
+<w:footnotes xmlns:wpc="http://schemas.microsoft.com/office/word/2010/wordprocessingCanvas" xmlns:cx="http://schemas.microsoft.com/office/drawing/2014/chartex" xmlns:cx1="http://schemas.microsoft.com/office/drawing/2015/9/8/chartex" xmlns:cx2="http://schemas.microsoft.com/office/drawing/2015/10/21/chartex" xmlns:cx3="http://schemas.microsoft.com/office/drawing/2016/5/9/chartex" xmlns:cx4="http://schemas.microsoft.com/office/drawing/2016/5/10/chartex" xmlns:cx5="http://schemas.microsoft.com/office/drawing/2016/5/11/chartex" xmlns:cx6="http://schemas.microsoft.com/office/drawing/2016/5/12/chartex" xmlns:cx7="http://schemas.microsoft.com/office/drawing/2016/5/13/chartex" xmlns:cx8="http://schemas.microsoft.com/office/drawing/2016/5/14/chartex" xmlns:mc="http://schemas.openxmlformats.org/markup-compatibility/2006" xmlns:aink="http://schemas.microsoft.com/office/drawing/2016/ink" xmlns:am3d="http://schemas.microsoft.com/office/drawing/2017/model3d" xmlns:o="urn:schemas-microsoft-com:office:office" xmlns:oel="http://schemas.microsoft.com/office/2019/extlst" xmlns:r="http://schemas.openxmlformats.org/officeDocument/2006/relationships" xmlns:m="http://schemas.openxmlformats.org/officeDocument/2006/math" xmlns:v="urn:schemas-microsoft-com:vml" xmlns:wp14="http://schemas.microsoft.com/office/word/2010/wordprocessingDrawing" xmlns:wp="http://schemas.openxmlformats.org/drawingml/2006/wordprocessingDrawing" xmlns:w10="urn:schemas-microsoft-com:office:word" xmlns:w="http://schemas.openxmlformats.org/wordprocessingml/2006/main" xmlns:w14="http://schemas.microsoft.com/office/word/2010/wordml" xmlns:w15="http://schemas.microsoft.com/office/word/2012/wordml" xmlns:w16cex="http://schemas.microsoft.com/office/word/2018/wordml/cex" xmlns:w16cid="http://schemas.microsoft.com/office/word/2016/wordml/cid" xmlns:w16="http://schemas.microsoft.com/office/word/2018/wordml" xmlns:w16du="http://schemas.microsoft.com/office/word/2023/wordml/word16du" xmlns:w16sdtdh="http://schemas.microsoft.com/office/word/2020/wordml/sdtdatahash" xmlns:w16sdtfl="http://schemas.microsoft.com/office/word/2024/wordml/sdtformatlock" xmlns:w16se="http://schemas.microsoft.com/office/word/2015/wordml/symex" xmlns:wpg="http://schemas.microsoft.com/office/word/2010/wordprocessingGroup" xmlns:wpi="http://schemas.microsoft.com/office/word/2010/wordprocessingInk" xmlns:wne="http://schemas.microsoft.com/office/word/2006/wordml" xmlns:wps="http://schemas.microsoft.com/office/word/2010/wordprocessingShape" mc:Ignorable="w14 w15 w16se w16cid w16 w16cex w16sdtdh w16sdtfl w16du wp14">
   <w:footnote w:type="separator" w:id="-1">
     <w:p>
       <w:r>
@@ -4529,7 +5828,7 @@
 </file>
 
 <file path=word/header1.xml><?xml version="1.0" encoding="utf-8"?>
-<w:hdr xmlns:wpc="http://schemas.microsoft.com/office/word/2010/wordprocessingCanvas" xmlns:cx="http://schemas.microsoft.com/office/drawing/2014/chartex" xmlns:cx1="http://schemas.microsoft.com/office/drawing/2015/9/8/chartex" xmlns:cx2="http://schemas.microsoft.com/office/drawing/2015/10/21/chartex" xmlns:cx3="http://schemas.microsoft.com/office/drawing/2016/5/9/chartex" xmlns:cx4="http://schemas.microsoft.com/office/drawing/2016/5/10/chartex" xmlns:cx5="http://schemas.microsoft.com/office/drawing/2016/5/11/chartex" xmlns:cx6="http://schemas.microsoft.com/office/drawing/2016/5/12/chartex" xmlns:cx7="http://schemas.microsoft.com/office/drawing/2016/5/13/chartex" xmlns:cx8="http://schemas.microsoft.com/office/drawing/2016/5/14/chartex" xmlns:mc="http://schemas.openxmlformats.org/markup-compatibility/2006" xmlns:aink="http://schemas.microsoft.com/office/drawing/2016/ink" xmlns:am3d="http://schemas.microsoft.com/office/drawing/2017/model3d" xmlns:o="urn:schemas-microsoft-com:office:office" xmlns:oel="http://schemas.microsoft.com/office/2019/extlst" xmlns:r="http://schemas.openxmlformats.org/officeDocument/2006/relationships" xmlns:m="http://schemas.openxmlformats.org/officeDocument/2006/math" xmlns:v="urn:schemas-microsoft-com:vml" xmlns:wp14="http://schemas.microsoft.com/office/word/2010/wordprocessingDrawing" xmlns:wp="http://schemas.openxmlformats.org/drawingml/2006/wordprocessingDrawing" xmlns:w10="urn:schemas-microsoft-com:office:word" xmlns:w="http://schemas.openxmlformats.org/wordprocessingml/2006/main" xmlns:w14="http://schemas.microsoft.com/office/word/2010/wordml" xmlns:w15="http://schemas.microsoft.com/office/word/2012/wordml" xmlns:w16cex="http://schemas.microsoft.com/office/word/2018/wordml/cex" xmlns:w16cid="http://schemas.microsoft.com/office/word/2016/wordml/cid" xmlns:w16="http://schemas.microsoft.com/office/word/2018/wordml" xmlns:w16du="http://schemas.microsoft.com/office/word/2023/wordml/word16du" xmlns:w16sdtdh="http://schemas.microsoft.com/office/word/2020/wordml/sdtdatahash" xmlns:w16se="http://schemas.microsoft.com/office/word/2015/wordml/symex" xmlns:wpg="http://schemas.microsoft.com/office/word/2010/wordprocessingGroup" xmlns:wpi="http://schemas.microsoft.com/office/word/2010/wordprocessingInk" xmlns:wne="http://schemas.microsoft.com/office/word/2006/wordml" xmlns:wps="http://schemas.microsoft.com/office/word/2010/wordprocessingShape" mc:Ignorable="w14 w15 w16se w16cid w16 w16cex w16sdtdh w16du wp14">
+<w:hdr xmlns:wpc="http://schemas.microsoft.com/office/word/2010/wordprocessingCanvas" xmlns:cx="http://schemas.microsoft.com/office/drawing/2014/chartex" xmlns:cx1="http://schemas.microsoft.com/office/drawing/2015/9/8/chartex" xmlns:cx2="http://schemas.microsoft.com/office/drawing/2015/10/21/chartex" xmlns:cx3="http://schemas.microsoft.com/office/drawing/2016/5/9/chartex" xmlns:cx4="http://schemas.microsoft.com/office/drawing/2016/5/10/chartex" xmlns:cx5="http://schemas.microsoft.com/office/drawing/2016/5/11/chartex" xmlns:cx6="http://schemas.microsoft.com/office/drawing/2016/5/12/chartex" xmlns:cx7="http://schemas.microsoft.com/office/drawing/2016/5/13/chartex" xmlns:cx8="http://schemas.microsoft.com/office/drawing/2016/5/14/chartex" xmlns:mc="http://schemas.openxmlformats.org/markup-compatibility/2006" xmlns:aink="http://schemas.microsoft.com/office/drawing/2016/ink" xmlns:am3d="http://schemas.microsoft.com/office/drawing/2017/model3d" xmlns:o="urn:schemas-microsoft-com:office:office" xmlns:oel="http://schemas.microsoft.com/office/2019/extlst" xmlns:r="http://schemas.openxmlformats.org/officeDocument/2006/relationships" xmlns:m="http://schemas.openxmlformats.org/officeDocument/2006/math" xmlns:v="urn:schemas-microsoft-com:vml" xmlns:wp14="http://schemas.microsoft.com/office/word/2010/wordprocessingDrawing" xmlns:wp="http://schemas.openxmlformats.org/drawingml/2006/wordprocessingDrawing" xmlns:w10="urn:schemas-microsoft-com:office:word" xmlns:w="http://schemas.openxmlformats.org/wordprocessingml/2006/main" xmlns:w14="http://schemas.microsoft.com/office/word/2010/wordml" xmlns:w15="http://schemas.microsoft.com/office/word/2012/wordml" xmlns:w16cex="http://schemas.microsoft.com/office/word/2018/wordml/cex" xmlns:w16cid="http://schemas.microsoft.com/office/word/2016/wordml/cid" xmlns:w16="http://schemas.microsoft.com/office/word/2018/wordml" xmlns:w16du="http://schemas.microsoft.com/office/word/2023/wordml/word16du" xmlns:w16sdtdh="http://schemas.microsoft.com/office/word/2020/wordml/sdtdatahash" xmlns:w16sdtfl="http://schemas.microsoft.com/office/word/2024/wordml/sdtformatlock" xmlns:w16se="http://schemas.microsoft.com/office/word/2015/wordml/symex" xmlns:wpg="http://schemas.microsoft.com/office/word/2010/wordprocessingGroup" xmlns:wpi="http://schemas.microsoft.com/office/word/2010/wordprocessingInk" xmlns:wne="http://schemas.microsoft.com/office/word/2006/wordml" xmlns:wps="http://schemas.microsoft.com/office/word/2010/wordprocessingShape" mc:Ignorable="w14 w15 w16se w16cid w16 w16cex w16sdtdh w16sdtfl w16du wp14">
   <w:p>
     <w:pPr>
       <w:pStyle w:val="aff8"/>
@@ -4549,7 +5848,7 @@
         <w:sz w:val="19"/>
         <w:szCs w:val="19"/>
       </w:rPr>
-      <w:pict w14:anchorId="55B45CA8">
+      <w:pict w14:anchorId="32B260D2">
         <v:line id="_x0000_s1025" alt="" style="position:absolute;left:0;text-align:left;z-index:1;mso-wrap-edited:f;mso-width-percent:0;mso-height-percent:0;mso-width-percent:0;mso-height-percent:0" from="1pt,15.5pt" to="460.15pt,15.5pt"/>
       </w:pict>
     </w:r>
@@ -4634,7 +5933,7 @@
 </file>
 
 <file path=word/numbering.xml><?xml version="1.0" encoding="utf-8"?>
-<w:numbering xmlns:wpc="http://schemas.microsoft.com/office/word/2010/wordprocessingCanvas" xmlns:cx="http://schemas.microsoft.com/office/drawing/2014/chartex" xmlns:cx1="http://schemas.microsoft.com/office/drawing/2015/9/8/chartex" xmlns:cx2="http://schemas.microsoft.com/office/drawing/2015/10/21/chartex" xmlns:cx3="http://schemas.microsoft.com/office/drawing/2016/5/9/chartex" xmlns:cx4="http://schemas.microsoft.com/office/drawing/2016/5/10/chartex" xmlns:cx5="http://schemas.microsoft.com/office/drawing/2016/5/11/chartex" xmlns:cx6="http://schemas.microsoft.com/office/drawing/2016/5/12/chartex" xmlns:cx7="http://schemas.microsoft.com/office/drawing/2016/5/13/chartex" xmlns:cx8="http://schemas.microsoft.com/office/drawing/2016/5/14/chartex" xmlns:mc="http://schemas.openxmlformats.org/markup-compatibility/2006" xmlns:aink="http://schemas.microsoft.com/office/drawing/2016/ink" xmlns:am3d="http://schemas.microsoft.com/office/drawing/2017/model3d" xmlns:o="urn:schemas-microsoft-com:office:office" xmlns:oel="http://schemas.microsoft.com/office/2019/extlst" xmlns:r="http://schemas.openxmlformats.org/officeDocument/2006/relationships" xmlns:m="http://schemas.openxmlformats.org/officeDocument/2006/math" xmlns:v="urn:schemas-microsoft-com:vml" xmlns:wp14="http://schemas.microsoft.com/office/word/2010/wordprocessingDrawing" xmlns:wp="http://schemas.openxmlformats.org/drawingml/2006/wordprocessingDrawing" xmlns:w10="urn:schemas-microsoft-com:office:word" xmlns:w="http://schemas.openxmlformats.org/wordprocessingml/2006/main" xmlns:w14="http://schemas.microsoft.com/office/word/2010/wordml" xmlns:w15="http://schemas.microsoft.com/office/word/2012/wordml" xmlns:w16cex="http://schemas.microsoft.com/office/word/2018/wordml/cex" xmlns:w16cid="http://schemas.microsoft.com/office/word/2016/wordml/cid" xmlns:w16="http://schemas.microsoft.com/office/word/2018/wordml" xmlns:w16du="http://schemas.microsoft.com/office/word/2023/wordml/word16du" xmlns:w16sdtdh="http://schemas.microsoft.com/office/word/2020/wordml/sdtdatahash" xmlns:w16se="http://schemas.microsoft.com/office/word/2015/wordml/symex" xmlns:wpg="http://schemas.microsoft.com/office/word/2010/wordprocessingGroup" xmlns:wpi="http://schemas.microsoft.com/office/word/2010/wordprocessingInk" xmlns:wne="http://schemas.microsoft.com/office/word/2006/wordml" xmlns:wps="http://schemas.microsoft.com/office/word/2010/wordprocessingShape" mc:Ignorable="w14 w15 w16se w16cid w16 w16cex w16sdtdh w16du wp14">
+<w:numbering xmlns:wpc="http://schemas.microsoft.com/office/word/2010/wordprocessingCanvas" xmlns:cx="http://schemas.microsoft.com/office/drawing/2014/chartex" xmlns:cx1="http://schemas.microsoft.com/office/drawing/2015/9/8/chartex" xmlns:cx2="http://schemas.microsoft.com/office/drawing/2015/10/21/chartex" xmlns:cx3="http://schemas.microsoft.com/office/drawing/2016/5/9/chartex" xmlns:cx4="http://schemas.microsoft.com/office/drawing/2016/5/10/chartex" xmlns:cx5="http://schemas.microsoft.com/office/drawing/2016/5/11/chartex" xmlns:cx6="http://schemas.microsoft.com/office/drawing/2016/5/12/chartex" xmlns:cx7="http://schemas.microsoft.com/office/drawing/2016/5/13/chartex" xmlns:cx8="http://schemas.microsoft.com/office/drawing/2016/5/14/chartex" xmlns:mc="http://schemas.openxmlformats.org/markup-compatibility/2006" xmlns:aink="http://schemas.microsoft.com/office/drawing/2016/ink" xmlns:am3d="http://schemas.microsoft.com/office/drawing/2017/model3d" xmlns:o="urn:schemas-microsoft-com:office:office" xmlns:oel="http://schemas.microsoft.com/office/2019/extlst" xmlns:r="http://schemas.openxmlformats.org/officeDocument/2006/relationships" xmlns:m="http://schemas.openxmlformats.org/officeDocument/2006/math" xmlns:v="urn:schemas-microsoft-com:vml" xmlns:wp14="http://schemas.microsoft.com/office/word/2010/wordprocessingDrawing" xmlns:wp="http://schemas.openxmlformats.org/drawingml/2006/wordprocessingDrawing" xmlns:w10="urn:schemas-microsoft-com:office:word" xmlns:w="http://schemas.openxmlformats.org/wordprocessingml/2006/main" xmlns:w14="http://schemas.microsoft.com/office/word/2010/wordml" xmlns:w15="http://schemas.microsoft.com/office/word/2012/wordml" xmlns:w16cex="http://schemas.microsoft.com/office/word/2018/wordml/cex" xmlns:w16cid="http://schemas.microsoft.com/office/word/2016/wordml/cid" xmlns:w16="http://schemas.microsoft.com/office/word/2018/wordml" xmlns:w16du="http://schemas.microsoft.com/office/word/2023/wordml/word16du" xmlns:w16sdtdh="http://schemas.microsoft.com/office/word/2020/wordml/sdtdatahash" xmlns:w16sdtfl="http://schemas.microsoft.com/office/word/2024/wordml/sdtformatlock" xmlns:w16se="http://schemas.microsoft.com/office/word/2015/wordml/symex" xmlns:wpg="http://schemas.microsoft.com/office/word/2010/wordprocessingGroup" xmlns:wpi="http://schemas.microsoft.com/office/word/2010/wordprocessingInk" xmlns:wne="http://schemas.microsoft.com/office/word/2006/wordml" xmlns:wps="http://schemas.microsoft.com/office/word/2010/wordprocessingShape" mc:Ignorable="w14 w15 w16se w16cid w16 w16cex w16sdtdh w16sdtfl w16du wp14">
   <w:numPicBullet w:numPicBulletId="0">
     <w:pict>
       <v:shapetype id="_x0000_t75" coordsize="21600,21600" o:spt="75" o:preferrelative="t" path="m@4@5l@4@11@9@11@9@5xe" filled="f" stroked="f">
@@ -4656,7 +5955,7 @@
         <v:path o:extrusionok="f" gradientshapeok="t" o:connecttype="rect"/>
         <o:lock v:ext="edit" aspectratio="t"/>
       </v:shapetype>
-      <v:shape id="_x0000_i1083" type="#_x0000_t75" style="width:8.9pt;height:8.9pt" o:bullet="t">
+      <v:shape id="_x0000_i1088" type="#_x0000_t75" style="width:8.6pt;height:8.6pt" o:bullet="t">
         <v:imagedata r:id="rId1" o:title="BD10267_"/>
       </v:shape>
     </w:pict>
@@ -5860,6 +7159,96 @@
     </w:lvl>
   </w:abstractNum>
   <w:abstractNum w:abstractNumId="13" w15:restartNumberingAfterBreak="0">
+    <w:nsid w:val="0F8467F2"/>
+    <w:multiLevelType w:val="hybridMultilevel"/>
+    <w:tmpl w:val="5D54C4FC"/>
+    <w:lvl w:ilvl="0" w:tplc="27183DF6">
+      <w:start w:val="1"/>
+      <w:numFmt w:val="decimal"/>
+      <w:lvlText w:val="%1."/>
+      <w:lvlJc w:val="left"/>
+      <w:pPr>
+        <w:ind w:left="800" w:hanging="360"/>
+      </w:pPr>
+      <w:rPr>
+        <w:rFonts w:hint="default"/>
+        <w:b/>
+      </w:rPr>
+    </w:lvl>
+    <w:lvl w:ilvl="1" w:tplc="04090019">
+      <w:start w:val="1"/>
+      <w:numFmt w:val="upperLetter"/>
+      <w:lvlText w:val="%2."/>
+      <w:lvlJc w:val="left"/>
+      <w:pPr>
+        <w:ind w:left="1320" w:hanging="440"/>
+      </w:pPr>
+    </w:lvl>
+    <w:lvl w:ilvl="2" w:tplc="0409001B" w:tentative="1">
+      <w:start w:val="1"/>
+      <w:numFmt w:val="lowerRoman"/>
+      <w:lvlText w:val="%3."/>
+      <w:lvlJc w:val="right"/>
+      <w:pPr>
+        <w:ind w:left="1760" w:hanging="440"/>
+      </w:pPr>
+    </w:lvl>
+    <w:lvl w:ilvl="3" w:tplc="0409000F" w:tentative="1">
+      <w:start w:val="1"/>
+      <w:numFmt w:val="decimal"/>
+      <w:lvlText w:val="%4."/>
+      <w:lvlJc w:val="left"/>
+      <w:pPr>
+        <w:ind w:left="2200" w:hanging="440"/>
+      </w:pPr>
+    </w:lvl>
+    <w:lvl w:ilvl="4" w:tplc="04090019" w:tentative="1">
+      <w:start w:val="1"/>
+      <w:numFmt w:val="upperLetter"/>
+      <w:lvlText w:val="%5."/>
+      <w:lvlJc w:val="left"/>
+      <w:pPr>
+        <w:ind w:left="2640" w:hanging="440"/>
+      </w:pPr>
+    </w:lvl>
+    <w:lvl w:ilvl="5" w:tplc="0409001B" w:tentative="1">
+      <w:start w:val="1"/>
+      <w:numFmt w:val="lowerRoman"/>
+      <w:lvlText w:val="%6."/>
+      <w:lvlJc w:val="right"/>
+      <w:pPr>
+        <w:ind w:left="3080" w:hanging="440"/>
+      </w:pPr>
+    </w:lvl>
+    <w:lvl w:ilvl="6" w:tplc="0409000F" w:tentative="1">
+      <w:start w:val="1"/>
+      <w:numFmt w:val="decimal"/>
+      <w:lvlText w:val="%7."/>
+      <w:lvlJc w:val="left"/>
+      <w:pPr>
+        <w:ind w:left="3520" w:hanging="440"/>
+      </w:pPr>
+    </w:lvl>
+    <w:lvl w:ilvl="7" w:tplc="04090019" w:tentative="1">
+      <w:start w:val="1"/>
+      <w:numFmt w:val="upperLetter"/>
+      <w:lvlText w:val="%8."/>
+      <w:lvlJc w:val="left"/>
+      <w:pPr>
+        <w:ind w:left="3960" w:hanging="440"/>
+      </w:pPr>
+    </w:lvl>
+    <w:lvl w:ilvl="8" w:tplc="0409001B" w:tentative="1">
+      <w:start w:val="1"/>
+      <w:numFmt w:val="lowerRoman"/>
+      <w:lvlText w:val="%9."/>
+      <w:lvlJc w:val="right"/>
+      <w:pPr>
+        <w:ind w:left="4400" w:hanging="440"/>
+      </w:pPr>
+    </w:lvl>
+  </w:abstractNum>
+  <w:abstractNum w:abstractNumId="14" w15:restartNumberingAfterBreak="0">
     <w:nsid w:val="0FFB3D74"/>
     <w:multiLevelType w:val="hybridMultilevel"/>
     <w:tmpl w:val="7406A44E"/>
@@ -6000,7 +7389,7 @@
       </w:rPr>
     </w:lvl>
   </w:abstractNum>
-  <w:abstractNum w:abstractNumId="14" w15:restartNumberingAfterBreak="0">
+  <w:abstractNum w:abstractNumId="15" w15:restartNumberingAfterBreak="0">
     <w:nsid w:val="12F917D1"/>
     <w:multiLevelType w:val="hybridMultilevel"/>
     <w:tmpl w:val="DFAAF81C"/>
@@ -6121,7 +7510,7 @@
       </w:pPr>
     </w:lvl>
   </w:abstractNum>
-  <w:abstractNum w:abstractNumId="15" w15:restartNumberingAfterBreak="0">
+  <w:abstractNum w:abstractNumId="16" w15:restartNumberingAfterBreak="0">
     <w:nsid w:val="145654C9"/>
     <w:multiLevelType w:val="hybridMultilevel"/>
     <w:tmpl w:val="AB74361E"/>
@@ -6210,7 +7599,7 @@
       </w:pPr>
     </w:lvl>
   </w:abstractNum>
-  <w:abstractNum w:abstractNumId="16" w15:restartNumberingAfterBreak="0">
+  <w:abstractNum w:abstractNumId="17" w15:restartNumberingAfterBreak="0">
     <w:nsid w:val="152E3AFD"/>
     <w:multiLevelType w:val="multilevel"/>
     <w:tmpl w:val="D540851A"/>
@@ -6336,7 +7725,7 @@
       </w:rPr>
     </w:lvl>
   </w:abstractNum>
-  <w:abstractNum w:abstractNumId="17" w15:restartNumberingAfterBreak="0">
+  <w:abstractNum w:abstractNumId="18" w15:restartNumberingAfterBreak="0">
     <w:nsid w:val="17402295"/>
     <w:multiLevelType w:val="multilevel"/>
     <w:tmpl w:val="803CFA40"/>
@@ -6475,7 +7864,7 @@
       </w:rPr>
     </w:lvl>
   </w:abstractNum>
-  <w:abstractNum w:abstractNumId="18" w15:restartNumberingAfterBreak="0">
+  <w:abstractNum w:abstractNumId="19" w15:restartNumberingAfterBreak="0">
     <w:nsid w:val="198F44B9"/>
     <w:multiLevelType w:val="hybridMultilevel"/>
     <w:tmpl w:val="1BE68538"/>
@@ -6616,7 +8005,7 @@
       </w:rPr>
     </w:lvl>
   </w:abstractNum>
-  <w:abstractNum w:abstractNumId="19" w15:restartNumberingAfterBreak="0">
+  <w:abstractNum w:abstractNumId="20" w15:restartNumberingAfterBreak="0">
     <w:nsid w:val="1C34291C"/>
     <w:multiLevelType w:val="multilevel"/>
     <w:tmpl w:val="04D4BA54"/>
@@ -6758,7 +8147,7 @@
       </w:rPr>
     </w:lvl>
   </w:abstractNum>
-  <w:abstractNum w:abstractNumId="20" w15:restartNumberingAfterBreak="0">
+  <w:abstractNum w:abstractNumId="21" w15:restartNumberingAfterBreak="0">
     <w:nsid w:val="1D9C2E02"/>
     <w:multiLevelType w:val="hybridMultilevel"/>
     <w:tmpl w:val="67CC5908"/>
@@ -6875,7 +8264,7 @@
       </w:pPr>
     </w:lvl>
   </w:abstractNum>
-  <w:abstractNum w:abstractNumId="21" w15:restartNumberingAfterBreak="0">
+  <w:abstractNum w:abstractNumId="22" w15:restartNumberingAfterBreak="0">
     <w:nsid w:val="1FA0779A"/>
     <w:multiLevelType w:val="multilevel"/>
     <w:tmpl w:val="F86E35A6"/>
@@ -7018,7 +8407,7 @@
       </w:rPr>
     </w:lvl>
   </w:abstractNum>
-  <w:abstractNum w:abstractNumId="22" w15:restartNumberingAfterBreak="0">
+  <w:abstractNum w:abstractNumId="23" w15:restartNumberingAfterBreak="0">
     <w:nsid w:val="22861CCE"/>
     <w:multiLevelType w:val="multilevel"/>
     <w:tmpl w:val="9552E68C"/>
@@ -7161,7 +8550,7 @@
       </w:rPr>
     </w:lvl>
   </w:abstractNum>
-  <w:abstractNum w:abstractNumId="23" w15:restartNumberingAfterBreak="0">
+  <w:abstractNum w:abstractNumId="24" w15:restartNumberingAfterBreak="0">
     <w:nsid w:val="230E064C"/>
     <w:multiLevelType w:val="singleLevel"/>
     <w:tmpl w:val="0324B5DC"/>
@@ -7184,7 +8573,7 @@
       </w:rPr>
     </w:lvl>
   </w:abstractNum>
-  <w:abstractNum w:abstractNumId="24" w15:restartNumberingAfterBreak="0">
+  <w:abstractNum w:abstractNumId="25" w15:restartNumberingAfterBreak="0">
     <w:nsid w:val="23552AC5"/>
     <w:multiLevelType w:val="hybridMultilevel"/>
     <w:tmpl w:val="566CE078"/>
@@ -7325,7 +8714,7 @@
       </w:rPr>
     </w:lvl>
   </w:abstractNum>
-  <w:abstractNum w:abstractNumId="25" w15:restartNumberingAfterBreak="0">
+  <w:abstractNum w:abstractNumId="26" w15:restartNumberingAfterBreak="0">
     <w:nsid w:val="247B392B"/>
     <w:multiLevelType w:val="hybridMultilevel"/>
     <w:tmpl w:val="FD0EADE8"/>
@@ -7442,7 +8831,7 @@
       </w:pPr>
     </w:lvl>
   </w:abstractNum>
-  <w:abstractNum w:abstractNumId="26" w15:restartNumberingAfterBreak="0">
+  <w:abstractNum w:abstractNumId="27" w15:restartNumberingAfterBreak="0">
     <w:nsid w:val="258D59D2"/>
     <w:multiLevelType w:val="hybridMultilevel"/>
     <w:tmpl w:val="F3662590"/>
@@ -7566,7 +8955,7 @@
       </w:pPr>
     </w:lvl>
   </w:abstractNum>
-  <w:abstractNum w:abstractNumId="27" w15:restartNumberingAfterBreak="0">
+  <w:abstractNum w:abstractNumId="28" w15:restartNumberingAfterBreak="0">
     <w:nsid w:val="2A4317FE"/>
     <w:multiLevelType w:val="hybridMultilevel"/>
     <w:tmpl w:val="CB52AC22"/>
@@ -7707,7 +9096,7 @@
       </w:rPr>
     </w:lvl>
   </w:abstractNum>
-  <w:abstractNum w:abstractNumId="28" w15:restartNumberingAfterBreak="0">
+  <w:abstractNum w:abstractNumId="29" w15:restartNumberingAfterBreak="0">
     <w:nsid w:val="2A4F56A5"/>
     <w:multiLevelType w:val="hybridMultilevel"/>
     <w:tmpl w:val="83C6CA7C"/>
@@ -7803,7 +9192,7 @@
       </w:pPr>
     </w:lvl>
   </w:abstractNum>
-  <w:abstractNum w:abstractNumId="29" w15:restartNumberingAfterBreak="0">
+  <w:abstractNum w:abstractNumId="30" w15:restartNumberingAfterBreak="0">
     <w:nsid w:val="2A81462F"/>
     <w:multiLevelType w:val="hybridMultilevel"/>
     <w:tmpl w:val="EB92F46E"/>
@@ -7944,7 +9333,7 @@
       </w:rPr>
     </w:lvl>
   </w:abstractNum>
-  <w:abstractNum w:abstractNumId="30" w15:restartNumberingAfterBreak="0">
+  <w:abstractNum w:abstractNumId="31" w15:restartNumberingAfterBreak="0">
     <w:nsid w:val="2A9F5298"/>
     <w:multiLevelType w:val="hybridMultilevel"/>
     <w:tmpl w:val="CA966A08"/>
@@ -8058,7 +9447,7 @@
       </w:rPr>
     </w:lvl>
   </w:abstractNum>
-  <w:abstractNum w:abstractNumId="31" w15:restartNumberingAfterBreak="0">
+  <w:abstractNum w:abstractNumId="32" w15:restartNumberingAfterBreak="0">
     <w:nsid w:val="2AAA6B0E"/>
     <w:multiLevelType w:val="multilevel"/>
     <w:tmpl w:val="E90AAD70"/>
@@ -8199,7 +9588,7 @@
       </w:rPr>
     </w:lvl>
   </w:abstractNum>
-  <w:abstractNum w:abstractNumId="32" w15:restartNumberingAfterBreak="0">
+  <w:abstractNum w:abstractNumId="33" w15:restartNumberingAfterBreak="0">
     <w:nsid w:val="2D8166DD"/>
     <w:multiLevelType w:val="hybridMultilevel"/>
     <w:tmpl w:val="976ED638"/>
@@ -8312,7 +9701,7 @@
       </w:rPr>
     </w:lvl>
   </w:abstractNum>
-  <w:abstractNum w:abstractNumId="33" w15:restartNumberingAfterBreak="0">
+  <w:abstractNum w:abstractNumId="34" w15:restartNumberingAfterBreak="0">
     <w:nsid w:val="2DE27916"/>
     <w:multiLevelType w:val="hybridMultilevel"/>
     <w:tmpl w:val="CBFC1460"/>
@@ -8454,7 +9843,7 @@
       </w:rPr>
     </w:lvl>
   </w:abstractNum>
-  <w:abstractNum w:abstractNumId="34" w15:restartNumberingAfterBreak="0">
+  <w:abstractNum w:abstractNumId="35" w15:restartNumberingAfterBreak="0">
     <w:nsid w:val="2E40027E"/>
     <w:multiLevelType w:val="hybridMultilevel"/>
     <w:tmpl w:val="9D6CC7AE"/>
@@ -8573,7 +9962,7 @@
       </w:pPr>
     </w:lvl>
   </w:abstractNum>
-  <w:abstractNum w:abstractNumId="35" w15:restartNumberingAfterBreak="0">
+  <w:abstractNum w:abstractNumId="36" w15:restartNumberingAfterBreak="0">
     <w:nsid w:val="2F285ABF"/>
     <w:multiLevelType w:val="multilevel"/>
     <w:tmpl w:val="9552E68C"/>
@@ -8716,7 +10105,7 @@
       </w:rPr>
     </w:lvl>
   </w:abstractNum>
-  <w:abstractNum w:abstractNumId="36" w15:restartNumberingAfterBreak="0">
+  <w:abstractNum w:abstractNumId="37" w15:restartNumberingAfterBreak="0">
     <w:nsid w:val="2FFE5D20"/>
     <w:multiLevelType w:val="multilevel"/>
     <w:tmpl w:val="0D4A1268"/>
@@ -8859,7 +10248,7 @@
       </w:rPr>
     </w:lvl>
   </w:abstractNum>
-  <w:abstractNum w:abstractNumId="37" w15:restartNumberingAfterBreak="0">
+  <w:abstractNum w:abstractNumId="38" w15:restartNumberingAfterBreak="0">
     <w:nsid w:val="330F02C8"/>
     <w:multiLevelType w:val="hybridMultilevel"/>
     <w:tmpl w:val="040A372A"/>
@@ -8948,7 +10337,7 @@
       </w:pPr>
     </w:lvl>
   </w:abstractNum>
-  <w:abstractNum w:abstractNumId="38" w15:restartNumberingAfterBreak="0">
+  <w:abstractNum w:abstractNumId="39" w15:restartNumberingAfterBreak="0">
     <w:nsid w:val="33C250F7"/>
     <w:multiLevelType w:val="multilevel"/>
     <w:tmpl w:val="330E1666"/>
@@ -9094,7 +10483,7 @@
       </w:rPr>
     </w:lvl>
   </w:abstractNum>
-  <w:abstractNum w:abstractNumId="39" w15:restartNumberingAfterBreak="0">
+  <w:abstractNum w:abstractNumId="40" w15:restartNumberingAfterBreak="0">
     <w:nsid w:val="348A4356"/>
     <w:multiLevelType w:val="multilevel"/>
     <w:tmpl w:val="EA345534"/>
@@ -9234,13 +10623,13 @@
       </w:rPr>
     </w:lvl>
   </w:abstractNum>
-  <w:abstractNum w:abstractNumId="40" w15:restartNumberingAfterBreak="0">
+  <w:abstractNum w:abstractNumId="41" w15:restartNumberingAfterBreak="0">
     <w:nsid w:val="34DF0ED7"/>
     <w:multiLevelType w:val="multilevel"/>
     <w:tmpl w:val="0409001F"/>
     <w:numStyleLink w:val="OB"/>
   </w:abstractNum>
-  <w:abstractNum w:abstractNumId="41" w15:restartNumberingAfterBreak="0">
+  <w:abstractNum w:abstractNumId="42" w15:restartNumberingAfterBreak="0">
     <w:nsid w:val="35914812"/>
     <w:multiLevelType w:val="hybridMultilevel"/>
     <w:tmpl w:val="143EEFEE"/>
@@ -9329,7 +10718,7 @@
       </w:pPr>
     </w:lvl>
   </w:abstractNum>
-  <w:abstractNum w:abstractNumId="42" w15:restartNumberingAfterBreak="0">
+  <w:abstractNum w:abstractNumId="43" w15:restartNumberingAfterBreak="0">
     <w:nsid w:val="35E957E9"/>
     <w:multiLevelType w:val="singleLevel"/>
     <w:tmpl w:val="8DD0F758"/>
@@ -9350,7 +10739,7 @@
       </w:rPr>
     </w:lvl>
   </w:abstractNum>
-  <w:abstractNum w:abstractNumId="43" w15:restartNumberingAfterBreak="0">
+  <w:abstractNum w:abstractNumId="44" w15:restartNumberingAfterBreak="0">
     <w:nsid w:val="362F62F8"/>
     <w:multiLevelType w:val="hybridMultilevel"/>
     <w:tmpl w:val="00F4C866"/>
@@ -9439,7 +10828,7 @@
       </w:pPr>
     </w:lvl>
   </w:abstractNum>
-  <w:abstractNum w:abstractNumId="44" w15:restartNumberingAfterBreak="0">
+  <w:abstractNum w:abstractNumId="45" w15:restartNumberingAfterBreak="0">
     <w:nsid w:val="377B3094"/>
     <w:multiLevelType w:val="hybridMultilevel"/>
     <w:tmpl w:val="4DBC9BC6"/>
@@ -9528,7 +10917,7 @@
       </w:pPr>
     </w:lvl>
   </w:abstractNum>
-  <w:abstractNum w:abstractNumId="45" w15:restartNumberingAfterBreak="0">
+  <w:abstractNum w:abstractNumId="46" w15:restartNumberingAfterBreak="0">
     <w:nsid w:val="37A91194"/>
     <w:multiLevelType w:val="hybridMultilevel"/>
     <w:tmpl w:val="D018AFB8"/>
@@ -9669,7 +11058,7 @@
       </w:rPr>
     </w:lvl>
   </w:abstractNum>
-  <w:abstractNum w:abstractNumId="46" w15:restartNumberingAfterBreak="0">
+  <w:abstractNum w:abstractNumId="47" w15:restartNumberingAfterBreak="0">
     <w:nsid w:val="3BBE3752"/>
     <w:multiLevelType w:val="hybridMultilevel"/>
     <w:tmpl w:val="83EEEB6C"/>
@@ -9811,7 +11200,7 @@
       </w:rPr>
     </w:lvl>
   </w:abstractNum>
-  <w:abstractNum w:abstractNumId="47" w15:restartNumberingAfterBreak="0">
+  <w:abstractNum w:abstractNumId="48" w15:restartNumberingAfterBreak="0">
     <w:nsid w:val="3BD47AA0"/>
     <w:multiLevelType w:val="hybridMultilevel"/>
     <w:tmpl w:val="DF64C42C"/>
@@ -9955,7 +11344,7 @@
       </w:rPr>
     </w:lvl>
   </w:abstractNum>
-  <w:abstractNum w:abstractNumId="48" w15:restartNumberingAfterBreak="0">
+  <w:abstractNum w:abstractNumId="49" w15:restartNumberingAfterBreak="0">
     <w:nsid w:val="3CD97F90"/>
     <w:multiLevelType w:val="hybridMultilevel"/>
     <w:tmpl w:val="ADC84200"/>
@@ -10072,7 +11461,7 @@
       </w:pPr>
     </w:lvl>
   </w:abstractNum>
-  <w:abstractNum w:abstractNumId="49" w15:restartNumberingAfterBreak="0">
+  <w:abstractNum w:abstractNumId="50" w15:restartNumberingAfterBreak="0">
     <w:nsid w:val="3E5C125E"/>
     <w:multiLevelType w:val="hybridMultilevel"/>
     <w:tmpl w:val="468029D6"/>
@@ -10213,7 +11602,7 @@
       </w:rPr>
     </w:lvl>
   </w:abstractNum>
-  <w:abstractNum w:abstractNumId="50" w15:restartNumberingAfterBreak="0">
+  <w:abstractNum w:abstractNumId="51" w15:restartNumberingAfterBreak="0">
     <w:nsid w:val="3F5A2784"/>
     <w:multiLevelType w:val="hybridMultilevel"/>
     <w:tmpl w:val="87F0AD5C"/>
@@ -10309,7 +11698,7 @@
       </w:pPr>
     </w:lvl>
   </w:abstractNum>
-  <w:abstractNum w:abstractNumId="51" w15:restartNumberingAfterBreak="0">
+  <w:abstractNum w:abstractNumId="52" w15:restartNumberingAfterBreak="0">
     <w:nsid w:val="42BF5FF4"/>
     <w:multiLevelType w:val="hybridMultilevel"/>
     <w:tmpl w:val="998AB08A"/>
@@ -10451,7 +11840,7 @@
       </w:rPr>
     </w:lvl>
   </w:abstractNum>
-  <w:abstractNum w:abstractNumId="52" w15:restartNumberingAfterBreak="0">
+  <w:abstractNum w:abstractNumId="53" w15:restartNumberingAfterBreak="0">
     <w:nsid w:val="42DE0A6A"/>
     <w:multiLevelType w:val="hybridMultilevel"/>
     <w:tmpl w:val="39B08F68"/>
@@ -10591,7 +11980,7 @@
       </w:rPr>
     </w:lvl>
   </w:abstractNum>
-  <w:abstractNum w:abstractNumId="53" w15:restartNumberingAfterBreak="0">
+  <w:abstractNum w:abstractNumId="54" w15:restartNumberingAfterBreak="0">
     <w:nsid w:val="434C03BB"/>
     <w:multiLevelType w:val="multilevel"/>
     <w:tmpl w:val="0409001F"/>
@@ -10701,7 +12090,7 @@
       </w:pPr>
     </w:lvl>
   </w:abstractNum>
-  <w:abstractNum w:abstractNumId="54" w15:restartNumberingAfterBreak="0">
+  <w:abstractNum w:abstractNumId="55" w15:restartNumberingAfterBreak="0">
     <w:nsid w:val="44802B1E"/>
     <w:multiLevelType w:val="hybridMultilevel"/>
     <w:tmpl w:val="A45CEEBA"/>
@@ -10844,7 +12233,7 @@
       </w:rPr>
     </w:lvl>
   </w:abstractNum>
-  <w:abstractNum w:abstractNumId="55" w15:restartNumberingAfterBreak="0">
+  <w:abstractNum w:abstractNumId="56" w15:restartNumberingAfterBreak="0">
     <w:nsid w:val="45435070"/>
     <w:multiLevelType w:val="hybridMultilevel"/>
     <w:tmpl w:val="E0F6FACC"/>
@@ -10991,7 +12380,7 @@
       </w:rPr>
     </w:lvl>
   </w:abstractNum>
-  <w:abstractNum w:abstractNumId="56" w15:restartNumberingAfterBreak="0">
+  <w:abstractNum w:abstractNumId="57" w15:restartNumberingAfterBreak="0">
     <w:nsid w:val="47B417E4"/>
     <w:multiLevelType w:val="hybridMultilevel"/>
     <w:tmpl w:val="19ECB498"/>
@@ -11132,7 +12521,7 @@
       </w:rPr>
     </w:lvl>
   </w:abstractNum>
-  <w:abstractNum w:abstractNumId="57" w15:restartNumberingAfterBreak="0">
+  <w:abstractNum w:abstractNumId="58" w15:restartNumberingAfterBreak="0">
     <w:nsid w:val="48687CAB"/>
     <w:multiLevelType w:val="hybridMultilevel"/>
     <w:tmpl w:val="631494DA"/>
@@ -11253,7 +12642,7 @@
       </w:pPr>
     </w:lvl>
   </w:abstractNum>
-  <w:abstractNum w:abstractNumId="58" w15:restartNumberingAfterBreak="0">
+  <w:abstractNum w:abstractNumId="59" w15:restartNumberingAfterBreak="0">
     <w:nsid w:val="48DC6139"/>
     <w:multiLevelType w:val="hybridMultilevel"/>
     <w:tmpl w:val="942C053E"/>
@@ -11373,7 +12762,7 @@
       </w:pPr>
     </w:lvl>
   </w:abstractNum>
-  <w:abstractNum w:abstractNumId="59" w15:restartNumberingAfterBreak="0">
+  <w:abstractNum w:abstractNumId="60" w15:restartNumberingAfterBreak="0">
     <w:nsid w:val="4AF57006"/>
     <w:multiLevelType w:val="hybridMultilevel"/>
     <w:tmpl w:val="FA403326"/>
@@ -11514,7 +12903,7 @@
       </w:rPr>
     </w:lvl>
   </w:abstractNum>
-  <w:abstractNum w:abstractNumId="60" w15:restartNumberingAfterBreak="0">
+  <w:abstractNum w:abstractNumId="61" w15:restartNumberingAfterBreak="0">
     <w:nsid w:val="4C935B9D"/>
     <w:multiLevelType w:val="hybridMultilevel"/>
     <w:tmpl w:val="9E48C2BE"/>
@@ -11655,7 +13044,7 @@
       </w:rPr>
     </w:lvl>
   </w:abstractNum>
-  <w:abstractNum w:abstractNumId="61" w15:restartNumberingAfterBreak="0">
+  <w:abstractNum w:abstractNumId="62" w15:restartNumberingAfterBreak="0">
     <w:nsid w:val="4ECC27BE"/>
     <w:multiLevelType w:val="hybridMultilevel"/>
     <w:tmpl w:val="DD92A4CE"/>
@@ -11796,7 +13185,7 @@
       </w:rPr>
     </w:lvl>
   </w:abstractNum>
-  <w:abstractNum w:abstractNumId="62" w15:restartNumberingAfterBreak="0">
+  <w:abstractNum w:abstractNumId="63" w15:restartNumberingAfterBreak="0">
     <w:nsid w:val="4F5D58EC"/>
     <w:multiLevelType w:val="hybridMultilevel"/>
     <w:tmpl w:val="9D6EF168"/>
@@ -11909,7 +13298,7 @@
       </w:rPr>
     </w:lvl>
   </w:abstractNum>
-  <w:abstractNum w:abstractNumId="63" w15:restartNumberingAfterBreak="0">
+  <w:abstractNum w:abstractNumId="64" w15:restartNumberingAfterBreak="0">
     <w:nsid w:val="4F8B4CE6"/>
     <w:multiLevelType w:val="hybridMultilevel"/>
     <w:tmpl w:val="B6F4561C"/>
@@ -12005,7 +13394,7 @@
       </w:pPr>
     </w:lvl>
   </w:abstractNum>
-  <w:abstractNum w:abstractNumId="64" w15:restartNumberingAfterBreak="0">
+  <w:abstractNum w:abstractNumId="65" w15:restartNumberingAfterBreak="0">
     <w:nsid w:val="54225E88"/>
     <w:multiLevelType w:val="hybridMultilevel"/>
     <w:tmpl w:val="59CC3F94"/>
@@ -12125,7 +13514,7 @@
       </w:pPr>
     </w:lvl>
   </w:abstractNum>
-  <w:abstractNum w:abstractNumId="65" w15:restartNumberingAfterBreak="0">
+  <w:abstractNum w:abstractNumId="66" w15:restartNumberingAfterBreak="0">
     <w:nsid w:val="542F67C2"/>
     <w:multiLevelType w:val="singleLevel"/>
     <w:tmpl w:val="004E2FEA"/>
@@ -12147,7 +13536,7 @@
       </w:rPr>
     </w:lvl>
   </w:abstractNum>
-  <w:abstractNum w:abstractNumId="66" w15:restartNumberingAfterBreak="0">
+  <w:abstractNum w:abstractNumId="67" w15:restartNumberingAfterBreak="0">
     <w:nsid w:val="54BD290A"/>
     <w:multiLevelType w:val="hybridMultilevel"/>
     <w:tmpl w:val="418C2460"/>
@@ -12243,7 +13632,7 @@
       </w:pPr>
     </w:lvl>
   </w:abstractNum>
-  <w:abstractNum w:abstractNumId="67" w15:restartNumberingAfterBreak="0">
+  <w:abstractNum w:abstractNumId="68" w15:restartNumberingAfterBreak="0">
     <w:nsid w:val="55224605"/>
     <w:multiLevelType w:val="singleLevel"/>
     <w:tmpl w:val="E8D4C930"/>
@@ -12264,7 +13653,7 @@
       </w:rPr>
     </w:lvl>
   </w:abstractNum>
-  <w:abstractNum w:abstractNumId="68" w15:restartNumberingAfterBreak="0">
+  <w:abstractNum w:abstractNumId="69" w15:restartNumberingAfterBreak="0">
     <w:nsid w:val="55BD6C9B"/>
     <w:multiLevelType w:val="multilevel"/>
     <w:tmpl w:val="0F7A14AA"/>
@@ -12406,7 +13795,7 @@
       </w:rPr>
     </w:lvl>
   </w:abstractNum>
-  <w:abstractNum w:abstractNumId="69" w15:restartNumberingAfterBreak="0">
+  <w:abstractNum w:abstractNumId="70" w15:restartNumberingAfterBreak="0">
     <w:nsid w:val="56361D1F"/>
     <w:multiLevelType w:val="hybridMultilevel"/>
     <w:tmpl w:val="4DBC9BC6"/>
@@ -12495,7 +13884,7 @@
       </w:pPr>
     </w:lvl>
   </w:abstractNum>
-  <w:abstractNum w:abstractNumId="70" w15:restartNumberingAfterBreak="0">
+  <w:abstractNum w:abstractNumId="71" w15:restartNumberingAfterBreak="0">
     <w:nsid w:val="5A176565"/>
     <w:multiLevelType w:val="hybridMultilevel"/>
     <w:tmpl w:val="B79A3032"/>
@@ -12585,7 +13974,7 @@
       </w:pPr>
     </w:lvl>
   </w:abstractNum>
-  <w:abstractNum w:abstractNumId="71" w15:restartNumberingAfterBreak="0">
+  <w:abstractNum w:abstractNumId="72" w15:restartNumberingAfterBreak="0">
     <w:nsid w:val="5AA64B2B"/>
     <w:multiLevelType w:val="hybridMultilevel"/>
     <w:tmpl w:val="0AA4969A"/>
@@ -12698,7 +14087,7 @@
       </w:rPr>
     </w:lvl>
   </w:abstractNum>
-  <w:abstractNum w:abstractNumId="72" w15:restartNumberingAfterBreak="0">
+  <w:abstractNum w:abstractNumId="73" w15:restartNumberingAfterBreak="0">
     <w:nsid w:val="5CA57312"/>
     <w:multiLevelType w:val="hybridMultilevel"/>
     <w:tmpl w:val="631494DA"/>
@@ -12815,7 +14204,7 @@
       </w:pPr>
     </w:lvl>
   </w:abstractNum>
-  <w:abstractNum w:abstractNumId="73" w15:restartNumberingAfterBreak="0">
+  <w:abstractNum w:abstractNumId="74" w15:restartNumberingAfterBreak="0">
     <w:nsid w:val="5EC27D05"/>
     <w:multiLevelType w:val="hybridMultilevel"/>
     <w:tmpl w:val="B79A3032"/>
@@ -12905,7 +14294,7 @@
       </w:pPr>
     </w:lvl>
   </w:abstractNum>
-  <w:abstractNum w:abstractNumId="74" w15:restartNumberingAfterBreak="0">
+  <w:abstractNum w:abstractNumId="75" w15:restartNumberingAfterBreak="0">
     <w:nsid w:val="61584785"/>
     <w:multiLevelType w:val="hybridMultilevel"/>
     <w:tmpl w:val="74DEFC44"/>
@@ -13046,7 +14435,7 @@
       </w:rPr>
     </w:lvl>
   </w:abstractNum>
-  <w:abstractNum w:abstractNumId="75" w15:restartNumberingAfterBreak="0">
+  <w:abstractNum w:abstractNumId="76" w15:restartNumberingAfterBreak="0">
     <w:nsid w:val="62A64977"/>
     <w:multiLevelType w:val="singleLevel"/>
     <w:tmpl w:val="6756E066"/>
@@ -13067,7 +14456,7 @@
       </w:rPr>
     </w:lvl>
   </w:abstractNum>
-  <w:abstractNum w:abstractNumId="76" w15:restartNumberingAfterBreak="0">
+  <w:abstractNum w:abstractNumId="77" w15:restartNumberingAfterBreak="0">
     <w:nsid w:val="62AC3F30"/>
     <w:multiLevelType w:val="hybridMultilevel"/>
     <w:tmpl w:val="63E819BE"/>
@@ -13189,7 +14578,7 @@
       </w:pPr>
     </w:lvl>
   </w:abstractNum>
-  <w:abstractNum w:abstractNumId="77" w15:restartNumberingAfterBreak="0">
+  <w:abstractNum w:abstractNumId="78" w15:restartNumberingAfterBreak="0">
     <w:nsid w:val="654B49CE"/>
     <w:multiLevelType w:val="hybridMultilevel"/>
     <w:tmpl w:val="CDAE47AC"/>
@@ -13330,7 +14719,7 @@
       </w:rPr>
     </w:lvl>
   </w:abstractNum>
-  <w:abstractNum w:abstractNumId="78" w15:restartNumberingAfterBreak="0">
+  <w:abstractNum w:abstractNumId="79" w15:restartNumberingAfterBreak="0">
     <w:nsid w:val="68694999"/>
     <w:multiLevelType w:val="hybridMultilevel"/>
     <w:tmpl w:val="BCFCC1A4"/>
@@ -13473,7 +14862,7 @@
       </w:rPr>
     </w:lvl>
   </w:abstractNum>
-  <w:abstractNum w:abstractNumId="79" w15:restartNumberingAfterBreak="0">
+  <w:abstractNum w:abstractNumId="80" w15:restartNumberingAfterBreak="0">
     <w:nsid w:val="68BB2E00"/>
     <w:multiLevelType w:val="hybridMultilevel"/>
     <w:tmpl w:val="B91E3BEE"/>
@@ -13569,7 +14958,7 @@
       </w:pPr>
     </w:lvl>
   </w:abstractNum>
-  <w:abstractNum w:abstractNumId="80" w15:restartNumberingAfterBreak="0">
+  <w:abstractNum w:abstractNumId="81" w15:restartNumberingAfterBreak="0">
     <w:nsid w:val="6A691815"/>
     <w:multiLevelType w:val="multilevel"/>
     <w:tmpl w:val="93CC7380"/>
@@ -13690,7 +15079,7 @@
       </w:pPr>
     </w:lvl>
   </w:abstractNum>
-  <w:abstractNum w:abstractNumId="81" w15:restartNumberingAfterBreak="0">
+  <w:abstractNum w:abstractNumId="82" w15:restartNumberingAfterBreak="0">
     <w:nsid w:val="6A867275"/>
     <w:multiLevelType w:val="hybridMultilevel"/>
     <w:tmpl w:val="80F847CE"/>
@@ -13832,7 +15221,7 @@
       </w:rPr>
     </w:lvl>
   </w:abstractNum>
-  <w:abstractNum w:abstractNumId="82" w15:restartNumberingAfterBreak="0">
+  <w:abstractNum w:abstractNumId="83" w15:restartNumberingAfterBreak="0">
     <w:nsid w:val="6B735A56"/>
     <w:multiLevelType w:val="multilevel"/>
     <w:tmpl w:val="F236952A"/>
@@ -14010,7 +15399,7 @@
       </w:rPr>
     </w:lvl>
   </w:abstractNum>
-  <w:abstractNum w:abstractNumId="83" w15:restartNumberingAfterBreak="0">
+  <w:abstractNum w:abstractNumId="84" w15:restartNumberingAfterBreak="0">
     <w:nsid w:val="6E296E5A"/>
     <w:multiLevelType w:val="hybridMultilevel"/>
     <w:tmpl w:val="B79A3032"/>
@@ -14099,7 +15488,7 @@
       </w:pPr>
     </w:lvl>
   </w:abstractNum>
-  <w:abstractNum w:abstractNumId="84" w15:restartNumberingAfterBreak="0">
+  <w:abstractNum w:abstractNumId="85" w15:restartNumberingAfterBreak="0">
     <w:nsid w:val="6F113A2A"/>
     <w:multiLevelType w:val="multilevel"/>
     <w:tmpl w:val="7AD6FA78"/>
@@ -14238,7 +15627,7 @@
       </w:rPr>
     </w:lvl>
   </w:abstractNum>
-  <w:abstractNum w:abstractNumId="85" w15:restartNumberingAfterBreak="0">
+  <w:abstractNum w:abstractNumId="86" w15:restartNumberingAfterBreak="0">
     <w:nsid w:val="6F421549"/>
     <w:multiLevelType w:val="hybridMultilevel"/>
     <w:tmpl w:val="6D7A61B4"/>
@@ -14379,7 +15768,7 @@
       </w:rPr>
     </w:lvl>
   </w:abstractNum>
-  <w:abstractNum w:abstractNumId="86" w15:restartNumberingAfterBreak="0">
+  <w:abstractNum w:abstractNumId="87" w15:restartNumberingAfterBreak="0">
     <w:nsid w:val="71CA3340"/>
     <w:multiLevelType w:val="singleLevel"/>
     <w:tmpl w:val="CB0C3DD0"/>
@@ -14400,7 +15789,7 @@
       </w:rPr>
     </w:lvl>
   </w:abstractNum>
-  <w:abstractNum w:abstractNumId="87" w15:restartNumberingAfterBreak="0">
+  <w:abstractNum w:abstractNumId="88" w15:restartNumberingAfterBreak="0">
     <w:nsid w:val="739B453D"/>
     <w:multiLevelType w:val="hybridMultilevel"/>
     <w:tmpl w:val="F8824CF6"/>
@@ -14542,7 +15931,7 @@
       </w:rPr>
     </w:lvl>
   </w:abstractNum>
-  <w:abstractNum w:abstractNumId="88" w15:restartNumberingAfterBreak="0">
+  <w:abstractNum w:abstractNumId="89" w15:restartNumberingAfterBreak="0">
     <w:nsid w:val="747A49BB"/>
     <w:multiLevelType w:val="hybridMultilevel"/>
     <w:tmpl w:val="82F20366"/>
@@ -14668,7 +16057,7 @@
       </w:pPr>
     </w:lvl>
   </w:abstractNum>
-  <w:abstractNum w:abstractNumId="89" w15:restartNumberingAfterBreak="0">
+  <w:abstractNum w:abstractNumId="90" w15:restartNumberingAfterBreak="0">
     <w:nsid w:val="74CD3F03"/>
     <w:multiLevelType w:val="multilevel"/>
     <w:tmpl w:val="6EEE39AA"/>
@@ -14783,7 +16172,7 @@
       </w:pPr>
     </w:lvl>
   </w:abstractNum>
-  <w:abstractNum w:abstractNumId="90" w15:restartNumberingAfterBreak="0">
+  <w:abstractNum w:abstractNumId="91" w15:restartNumberingAfterBreak="0">
     <w:nsid w:val="76BC6478"/>
     <w:multiLevelType w:val="hybridMultilevel"/>
     <w:tmpl w:val="143EEFEE"/>
@@ -14873,7 +16262,7 @@
       </w:pPr>
     </w:lvl>
   </w:abstractNum>
-  <w:abstractNum w:abstractNumId="91" w15:restartNumberingAfterBreak="0">
+  <w:abstractNum w:abstractNumId="92" w15:restartNumberingAfterBreak="0">
     <w:nsid w:val="77316C26"/>
     <w:multiLevelType w:val="hybridMultilevel"/>
     <w:tmpl w:val="761EC4E4"/>
@@ -15014,7 +16403,7 @@
       </w:rPr>
     </w:lvl>
   </w:abstractNum>
-  <w:abstractNum w:abstractNumId="92" w15:restartNumberingAfterBreak="0">
+  <w:abstractNum w:abstractNumId="93" w15:restartNumberingAfterBreak="0">
     <w:nsid w:val="782F7664"/>
     <w:multiLevelType w:val="hybridMultilevel"/>
     <w:tmpl w:val="5B148ADA"/>
@@ -15104,7 +16493,7 @@
       </w:pPr>
     </w:lvl>
   </w:abstractNum>
-  <w:abstractNum w:abstractNumId="93" w15:restartNumberingAfterBreak="0">
+  <w:abstractNum w:abstractNumId="94" w15:restartNumberingAfterBreak="0">
     <w:nsid w:val="78CB665E"/>
     <w:multiLevelType w:val="singleLevel"/>
     <w:tmpl w:val="7ED2B38E"/>
@@ -15127,7 +16516,7 @@
       </w:rPr>
     </w:lvl>
   </w:abstractNum>
-  <w:abstractNum w:abstractNumId="94" w15:restartNumberingAfterBreak="0">
+  <w:abstractNum w:abstractNumId="95" w15:restartNumberingAfterBreak="0">
     <w:nsid w:val="795B78AE"/>
     <w:multiLevelType w:val="hybridMultilevel"/>
     <w:tmpl w:val="9A40197C"/>
@@ -15268,7 +16657,7 @@
       </w:rPr>
     </w:lvl>
   </w:abstractNum>
-  <w:abstractNum w:abstractNumId="95" w15:restartNumberingAfterBreak="0">
+  <w:abstractNum w:abstractNumId="96" w15:restartNumberingAfterBreak="0">
     <w:nsid w:val="79D41200"/>
     <w:multiLevelType w:val="hybridMultilevel"/>
     <w:tmpl w:val="A46EA226"/>
@@ -15381,7 +16770,7 @@
       </w:rPr>
     </w:lvl>
   </w:abstractNum>
-  <w:abstractNum w:abstractNumId="96" w15:restartNumberingAfterBreak="0">
+  <w:abstractNum w:abstractNumId="97" w15:restartNumberingAfterBreak="0">
     <w:nsid w:val="7BA81FA1"/>
     <w:multiLevelType w:val="hybridMultilevel"/>
     <w:tmpl w:val="7E864132"/>
@@ -15470,7 +16859,7 @@
       </w:pPr>
     </w:lvl>
   </w:abstractNum>
-  <w:abstractNum w:abstractNumId="97" w15:restartNumberingAfterBreak="0">
+  <w:abstractNum w:abstractNumId="98" w15:restartNumberingAfterBreak="0">
     <w:nsid w:val="7C2868B3"/>
     <w:multiLevelType w:val="hybridMultilevel"/>
     <w:tmpl w:val="BD88A1B6"/>
@@ -15610,7 +16999,7 @@
       </w:rPr>
     </w:lvl>
   </w:abstractNum>
-  <w:abstractNum w:abstractNumId="98" w15:restartNumberingAfterBreak="0">
+  <w:abstractNum w:abstractNumId="99" w15:restartNumberingAfterBreak="0">
     <w:nsid w:val="7DF32011"/>
     <w:multiLevelType w:val="singleLevel"/>
     <w:tmpl w:val="BEE61368"/>
@@ -15633,13 +17022,13 @@
     </w:lvl>
   </w:abstractNum>
   <w:num w:numId="1" w16cid:durableId="1134832989">
-    <w:abstractNumId w:val="21"/>
+    <w:abstractNumId w:val="22"/>
   </w:num>
   <w:num w:numId="2" w16cid:durableId="877477097">
-    <w:abstractNumId w:val="97"/>
+    <w:abstractNumId w:val="98"/>
   </w:num>
   <w:num w:numId="3" w16cid:durableId="1978415342">
-    <w:abstractNumId w:val="67"/>
+    <w:abstractNumId w:val="68"/>
   </w:num>
   <w:num w:numId="4" w16cid:durableId="1032415028">
     <w:abstractNumId w:val="12"/>
@@ -15648,22 +17037,22 @@
     <w:abstractNumId w:val="12"/>
   </w:num>
   <w:num w:numId="6" w16cid:durableId="1319962317">
-    <w:abstractNumId w:val="78"/>
+    <w:abstractNumId w:val="79"/>
   </w:num>
   <w:num w:numId="7" w16cid:durableId="727649944">
-    <w:abstractNumId w:val="80"/>
+    <w:abstractNumId w:val="81"/>
   </w:num>
   <w:num w:numId="8" w16cid:durableId="808546847">
-    <w:abstractNumId w:val="33"/>
+    <w:abstractNumId w:val="34"/>
   </w:num>
   <w:num w:numId="9" w16cid:durableId="240678175">
-    <w:abstractNumId w:val="57"/>
+    <w:abstractNumId w:val="58"/>
   </w:num>
   <w:num w:numId="10" w16cid:durableId="2008365047">
-    <w:abstractNumId w:val="52"/>
+    <w:abstractNumId w:val="53"/>
   </w:num>
   <w:num w:numId="11" w16cid:durableId="1921407865">
-    <w:abstractNumId w:val="61"/>
+    <w:abstractNumId w:val="62"/>
   </w:num>
   <w:num w:numId="12" w16cid:durableId="415328487">
     <w:abstractNumId w:val="1"/>
@@ -15672,46 +17061,46 @@
     <w:abstractNumId w:val="0"/>
   </w:num>
   <w:num w:numId="14" w16cid:durableId="1944459559">
-    <w:abstractNumId w:val="74"/>
+    <w:abstractNumId w:val="75"/>
   </w:num>
   <w:num w:numId="15" w16cid:durableId="429740038">
-    <w:abstractNumId w:val="86"/>
+    <w:abstractNumId w:val="87"/>
   </w:num>
   <w:num w:numId="16" w16cid:durableId="1738239227">
-    <w:abstractNumId w:val="84"/>
+    <w:abstractNumId w:val="85"/>
   </w:num>
   <w:num w:numId="17" w16cid:durableId="1769232566">
-    <w:abstractNumId w:val="85"/>
+    <w:abstractNumId w:val="86"/>
   </w:num>
   <w:num w:numId="18" w16cid:durableId="1908808563">
     <w:abstractNumId w:val="8"/>
   </w:num>
   <w:num w:numId="19" w16cid:durableId="1093743779">
-    <w:abstractNumId w:val="64"/>
+    <w:abstractNumId w:val="65"/>
   </w:num>
   <w:num w:numId="20" w16cid:durableId="331376593">
-    <w:abstractNumId w:val="16"/>
+    <w:abstractNumId w:val="17"/>
   </w:num>
   <w:num w:numId="21" w16cid:durableId="925503198">
-    <w:abstractNumId w:val="34"/>
+    <w:abstractNumId w:val="35"/>
     <w:lvlOverride w:ilvl="0">
       <w:startOverride w:val="1"/>
     </w:lvlOverride>
   </w:num>
   <w:num w:numId="22" w16cid:durableId="2055150832">
-    <w:abstractNumId w:val="38"/>
+    <w:abstractNumId w:val="39"/>
   </w:num>
   <w:num w:numId="23" w16cid:durableId="989016324">
-    <w:abstractNumId w:val="24"/>
+    <w:abstractNumId w:val="25"/>
   </w:num>
   <w:num w:numId="24" w16cid:durableId="1579096485">
-    <w:abstractNumId w:val="17"/>
+    <w:abstractNumId w:val="18"/>
   </w:num>
   <w:num w:numId="25" w16cid:durableId="2046565101">
-    <w:abstractNumId w:val="31"/>
+    <w:abstractNumId w:val="32"/>
   </w:num>
   <w:num w:numId="26" w16cid:durableId="1176765793">
-    <w:abstractNumId w:val="26"/>
+    <w:abstractNumId w:val="27"/>
     <w:lvlOverride w:ilvl="0">
       <w:startOverride w:val="1"/>
     </w:lvlOverride>
@@ -15723,82 +17112,82 @@
     <w:abstractNumId w:val="7"/>
   </w:num>
   <w:num w:numId="29" w16cid:durableId="1020592900">
-    <w:abstractNumId w:val="29"/>
+    <w:abstractNumId w:val="30"/>
   </w:num>
   <w:num w:numId="30" w16cid:durableId="978418303">
-    <w:abstractNumId w:val="18"/>
+    <w:abstractNumId w:val="19"/>
   </w:num>
   <w:num w:numId="31" w16cid:durableId="633294552">
-    <w:abstractNumId w:val="39"/>
+    <w:abstractNumId w:val="40"/>
   </w:num>
   <w:num w:numId="32" w16cid:durableId="775716638">
-    <w:abstractNumId w:val="13"/>
+    <w:abstractNumId w:val="14"/>
   </w:num>
   <w:num w:numId="33" w16cid:durableId="404881546">
-    <w:abstractNumId w:val="48"/>
+    <w:abstractNumId w:val="49"/>
   </w:num>
   <w:num w:numId="34" w16cid:durableId="421880012">
-    <w:abstractNumId w:val="19"/>
+    <w:abstractNumId w:val="20"/>
   </w:num>
   <w:num w:numId="35" w16cid:durableId="1106073664">
-    <w:abstractNumId w:val="42"/>
+    <w:abstractNumId w:val="43"/>
   </w:num>
   <w:num w:numId="36" w16cid:durableId="1757049459">
-    <w:abstractNumId w:val="56"/>
+    <w:abstractNumId w:val="57"/>
   </w:num>
   <w:num w:numId="37" w16cid:durableId="537857484">
-    <w:abstractNumId w:val="68"/>
+    <w:abstractNumId w:val="69"/>
   </w:num>
   <w:num w:numId="38" w16cid:durableId="415980425">
-    <w:abstractNumId w:val="58"/>
+    <w:abstractNumId w:val="59"/>
   </w:num>
   <w:num w:numId="39" w16cid:durableId="814377956">
-    <w:abstractNumId w:val="60"/>
+    <w:abstractNumId w:val="61"/>
   </w:num>
   <w:num w:numId="40" w16cid:durableId="637151242">
-    <w:abstractNumId w:val="45"/>
+    <w:abstractNumId w:val="46"/>
   </w:num>
   <w:num w:numId="41" w16cid:durableId="794326802">
-    <w:abstractNumId w:val="27"/>
+    <w:abstractNumId w:val="28"/>
   </w:num>
   <w:num w:numId="42" w16cid:durableId="983631059">
-    <w:abstractNumId w:val="77"/>
+    <w:abstractNumId w:val="78"/>
   </w:num>
   <w:num w:numId="43" w16cid:durableId="677537348">
-    <w:abstractNumId w:val="88"/>
+    <w:abstractNumId w:val="89"/>
   </w:num>
   <w:num w:numId="44" w16cid:durableId="554317282">
-    <w:abstractNumId w:val="59"/>
+    <w:abstractNumId w:val="60"/>
   </w:num>
   <w:num w:numId="45" w16cid:durableId="1826508651">
     <w:abstractNumId w:val="11"/>
   </w:num>
   <w:num w:numId="46" w16cid:durableId="1700204622">
-    <w:abstractNumId w:val="47"/>
+    <w:abstractNumId w:val="48"/>
   </w:num>
   <w:num w:numId="47" w16cid:durableId="1709139240">
-    <w:abstractNumId w:val="14"/>
+    <w:abstractNumId w:val="15"/>
   </w:num>
   <w:num w:numId="48" w16cid:durableId="689796704">
-    <w:abstractNumId w:val="25"/>
+    <w:abstractNumId w:val="26"/>
   </w:num>
   <w:num w:numId="49" w16cid:durableId="27224180">
-    <w:abstractNumId w:val="23"/>
+    <w:abstractNumId w:val="24"/>
   </w:num>
   <w:num w:numId="50" w16cid:durableId="1728190281">
-    <w:abstractNumId w:val="98"/>
+    <w:abstractNumId w:val="99"/>
   </w:num>
   <w:num w:numId="51" w16cid:durableId="241255097">
-    <w:abstractNumId w:val="65"/>
+    <w:abstractNumId w:val="66"/>
   </w:num>
   <w:num w:numId="52" w16cid:durableId="1420906572">
-    <w:abstractNumId w:val="93"/>
+    <w:abstractNumId w:val="94"/>
   </w:num>
   <w:num w:numId="53" w16cid:durableId="523327005">
-    <w:abstractNumId w:val="51"/>
+    <w:abstractNumId w:val="52"/>
   </w:num>
   <w:num w:numId="54" w16cid:durableId="1051078834">
-    <w:abstractNumId w:val="30"/>
+    <w:abstractNumId w:val="31"/>
   </w:num>
   <w:num w:numId="55" w16cid:durableId="53050049">
     <w:abstractNumId w:val="9"/>
@@ -15807,7 +17196,7 @@
     <w:abstractNumId w:val="3"/>
   </w:num>
   <w:num w:numId="57" w16cid:durableId="762918227">
-    <w:abstractNumId w:val="89"/>
+    <w:abstractNumId w:val="90"/>
     <w:lvlOverride w:ilvl="0">
       <w:startOverride w:val="1"/>
     </w:lvlOverride>
@@ -15837,7 +17226,7 @@
     </w:lvlOverride>
   </w:num>
   <w:num w:numId="58" w16cid:durableId="1486507407">
-    <w:abstractNumId w:val="57"/>
+    <w:abstractNumId w:val="58"/>
     <w:lvlOverride w:ilvl="0">
       <w:startOverride w:val="1"/>
     </w:lvlOverride>
@@ -15867,28 +17256,28 @@
     </w:lvlOverride>
   </w:num>
   <w:num w:numId="59" w16cid:durableId="604119794">
-    <w:abstractNumId w:val="66"/>
+    <w:abstractNumId w:val="67"/>
   </w:num>
   <w:num w:numId="60" w16cid:durableId="1769740083">
-    <w:abstractNumId w:val="63"/>
+    <w:abstractNumId w:val="64"/>
   </w:num>
   <w:num w:numId="61" w16cid:durableId="1782218626">
+    <w:abstractNumId w:val="74"/>
+  </w:num>
+  <w:num w:numId="62" w16cid:durableId="1626883728">
     <w:abstractNumId w:val="73"/>
   </w:num>
-  <w:num w:numId="62" w16cid:durableId="1626883728">
-    <w:abstractNumId w:val="72"/>
-  </w:num>
   <w:num w:numId="63" w16cid:durableId="370762213">
-    <w:abstractNumId w:val="90"/>
+    <w:abstractNumId w:val="91"/>
   </w:num>
   <w:num w:numId="64" w16cid:durableId="386536658">
-    <w:abstractNumId w:val="92"/>
+    <w:abstractNumId w:val="93"/>
   </w:num>
   <w:num w:numId="65" w16cid:durableId="2145072957">
-    <w:abstractNumId w:val="94"/>
+    <w:abstractNumId w:val="95"/>
   </w:num>
   <w:num w:numId="66" w16cid:durableId="1689603706">
-    <w:abstractNumId w:val="76"/>
+    <w:abstractNumId w:val="77"/>
   </w:num>
   <w:num w:numId="67" w16cid:durableId="1896428602">
     <w:abstractNumId w:val="2"/>
@@ -15913,10 +17302,10 @@
     </w:lvlOverride>
   </w:num>
   <w:num w:numId="68" w16cid:durableId="861743269">
-    <w:abstractNumId w:val="53"/>
+    <w:abstractNumId w:val="54"/>
   </w:num>
   <w:num w:numId="69" w16cid:durableId="2118258669">
-    <w:abstractNumId w:val="40"/>
+    <w:abstractNumId w:val="41"/>
     <w:lvlOverride w:ilvl="0">
       <w:lvl w:ilvl="0">
         <w:start w:val="1"/>
@@ -16041,73 +17430,73 @@
     </w:lvlOverride>
   </w:num>
   <w:num w:numId="70" w16cid:durableId="1877110704">
-    <w:abstractNumId w:val="54"/>
+    <w:abstractNumId w:val="55"/>
   </w:num>
   <w:num w:numId="71" w16cid:durableId="1313293433">
-    <w:abstractNumId w:val="49"/>
+    <w:abstractNumId w:val="50"/>
   </w:num>
   <w:num w:numId="72" w16cid:durableId="1921402083">
-    <w:abstractNumId w:val="55"/>
+    <w:abstractNumId w:val="56"/>
   </w:num>
   <w:num w:numId="73" w16cid:durableId="29960724">
-    <w:abstractNumId w:val="81"/>
+    <w:abstractNumId w:val="82"/>
   </w:num>
   <w:num w:numId="74" w16cid:durableId="781798612">
-    <w:abstractNumId w:val="87"/>
+    <w:abstractNumId w:val="88"/>
   </w:num>
   <w:num w:numId="75" w16cid:durableId="232400066">
+    <w:abstractNumId w:val="71"/>
+  </w:num>
+  <w:num w:numId="76" w16cid:durableId="1366835028">
+    <w:abstractNumId w:val="83"/>
+  </w:num>
+  <w:num w:numId="77" w16cid:durableId="2145854636">
+    <w:abstractNumId w:val="76"/>
+  </w:num>
+  <w:num w:numId="78" w16cid:durableId="638070556">
+    <w:abstractNumId w:val="47"/>
+  </w:num>
+  <w:num w:numId="79" w16cid:durableId="57097618">
+    <w:abstractNumId w:val="92"/>
+  </w:num>
+  <w:num w:numId="80" w16cid:durableId="964772959">
+    <w:abstractNumId w:val="80"/>
+  </w:num>
+  <w:num w:numId="81" w16cid:durableId="144396051">
+    <w:abstractNumId w:val="29"/>
+  </w:num>
+  <w:num w:numId="82" w16cid:durableId="1451437691">
+    <w:abstractNumId w:val="51"/>
+  </w:num>
+  <w:num w:numId="83" w16cid:durableId="834685886">
     <w:abstractNumId w:val="70"/>
   </w:num>
-  <w:num w:numId="76" w16cid:durableId="1366835028">
-    <w:abstractNumId w:val="82"/>
-  </w:num>
-  <w:num w:numId="77" w16cid:durableId="2145854636">
-    <w:abstractNumId w:val="75"/>
-  </w:num>
-  <w:num w:numId="78" w16cid:durableId="638070556">
-    <w:abstractNumId w:val="46"/>
-  </w:num>
-  <w:num w:numId="79" w16cid:durableId="57097618">
-    <w:abstractNumId w:val="91"/>
-  </w:num>
-  <w:num w:numId="80" w16cid:durableId="964772959">
-    <w:abstractNumId w:val="79"/>
-  </w:num>
-  <w:num w:numId="81" w16cid:durableId="144396051">
-    <w:abstractNumId w:val="28"/>
-  </w:num>
-  <w:num w:numId="82" w16cid:durableId="1451437691">
-    <w:abstractNumId w:val="50"/>
-  </w:num>
-  <w:num w:numId="83" w16cid:durableId="834685886">
-    <w:abstractNumId w:val="69"/>
-  </w:num>
   <w:num w:numId="84" w16cid:durableId="440539363">
-    <w:abstractNumId w:val="44"/>
+    <w:abstractNumId w:val="45"/>
   </w:num>
   <w:num w:numId="85" w16cid:durableId="728695394">
-    <w:abstractNumId w:val="36"/>
+    <w:abstractNumId w:val="37"/>
   </w:num>
   <w:num w:numId="86" w16cid:durableId="817963582">
-    <w:abstractNumId w:val="22"/>
+    <w:abstractNumId w:val="23"/>
   </w:num>
   <w:num w:numId="87" w16cid:durableId="304967595">
-    <w:abstractNumId w:val="83"/>
+    <w:abstractNumId w:val="84"/>
   </w:num>
   <w:num w:numId="88" w16cid:durableId="30109217">
-    <w:abstractNumId w:val="95"/>
+    <w:abstractNumId w:val="96"/>
   </w:num>
   <w:num w:numId="89" w16cid:durableId="2037388046">
-    <w:abstractNumId w:val="41"/>
+    <w:abstractNumId w:val="42"/>
   </w:num>
   <w:num w:numId="90" w16cid:durableId="227573031">
-    <w:abstractNumId w:val="20"/>
+    <w:abstractNumId w:val="21"/>
   </w:num>
   <w:num w:numId="91" w16cid:durableId="670135708">
-    <w:abstractNumId w:val="15"/>
+    <w:abstractNumId w:val="16"/>
   </w:num>
   <w:num w:numId="92" w16cid:durableId="553547208">
-    <w:abstractNumId w:val="62"/>
+    <w:abstractNumId w:val="63"/>
   </w:num>
   <w:num w:numId="93" w16cid:durableId="257951415">
     <w:abstractNumId w:val="6"/>
@@ -16140,38 +17529,41 @@
     </w:lvlOverride>
   </w:num>
   <w:num w:numId="94" w16cid:durableId="911083381">
-    <w:abstractNumId w:val="35"/>
+    <w:abstractNumId w:val="36"/>
   </w:num>
   <w:num w:numId="95" w16cid:durableId="40325240">
-    <w:abstractNumId w:val="96"/>
+    <w:abstractNumId w:val="97"/>
   </w:num>
   <w:num w:numId="96" w16cid:durableId="260144515">
     <w:abstractNumId w:val="10"/>
   </w:num>
   <w:num w:numId="97" w16cid:durableId="1762215297">
-    <w:abstractNumId w:val="71"/>
+    <w:abstractNumId w:val="72"/>
   </w:num>
   <w:num w:numId="98" w16cid:durableId="1375158804">
     <w:abstractNumId w:val="5"/>
   </w:num>
   <w:num w:numId="99" w16cid:durableId="1891266884">
-    <w:abstractNumId w:val="32"/>
+    <w:abstractNumId w:val="33"/>
   </w:num>
   <w:num w:numId="100" w16cid:durableId="126171746">
-    <w:abstractNumId w:val="43"/>
+    <w:abstractNumId w:val="44"/>
   </w:num>
   <w:num w:numId="101" w16cid:durableId="2144694031">
     <w:abstractNumId w:val="2"/>
   </w:num>
   <w:num w:numId="102" w16cid:durableId="148445908">
-    <w:abstractNumId w:val="37"/>
+    <w:abstractNumId w:val="38"/>
+  </w:num>
+  <w:num w:numId="103" w16cid:durableId="361443801">
+    <w:abstractNumId w:val="13"/>
   </w:num>
   <w:numIdMacAtCleanup w:val="97"/>
 </w:numbering>
 </file>
 
 <file path=word/styles.xml><?xml version="1.0" encoding="utf-8"?>
-<w:styles xmlns:mc="http://schemas.openxmlformats.org/markup-compatibility/2006" xmlns:r="http://schemas.openxmlformats.org/officeDocument/2006/relationships" xmlns:w="http://schemas.openxmlformats.org/wordprocessingml/2006/main" xmlns:w14="http://schemas.microsoft.com/office/word/2010/wordml" xmlns:w15="http://schemas.microsoft.com/office/word/2012/wordml" xmlns:w16cex="http://schemas.microsoft.com/office/word/2018/wordml/cex" xmlns:w16cid="http://schemas.microsoft.com/office/word/2016/wordml/cid" xmlns:w16="http://schemas.microsoft.com/office/word/2018/wordml" xmlns:w16du="http://schemas.microsoft.com/office/word/2023/wordml/word16du" xmlns:w16sdtdh="http://schemas.microsoft.com/office/word/2020/wordml/sdtdatahash" xmlns:w16se="http://schemas.microsoft.com/office/word/2015/wordml/symex" mc:Ignorable="w14 w15 w16se w16cid w16 w16cex w16sdtdh w16du">
+<w:styles xmlns:mc="http://schemas.openxmlformats.org/markup-compatibility/2006" xmlns:r="http://schemas.openxmlformats.org/officeDocument/2006/relationships" xmlns:w="http://schemas.openxmlformats.org/wordprocessingml/2006/main" xmlns:w14="http://schemas.microsoft.com/office/word/2010/wordml" xmlns:w15="http://schemas.microsoft.com/office/word/2012/wordml" xmlns:w16cex="http://schemas.microsoft.com/office/word/2018/wordml/cex" xmlns:w16cid="http://schemas.microsoft.com/office/word/2016/wordml/cid" xmlns:w16="http://schemas.microsoft.com/office/word/2018/wordml" xmlns:w16du="http://schemas.microsoft.com/office/word/2023/wordml/word16du" xmlns:w16sdtdh="http://schemas.microsoft.com/office/word/2020/wordml/sdtdatahash" xmlns:w16sdtfl="http://schemas.microsoft.com/office/word/2024/wordml/sdtformatlock" xmlns:w16se="http://schemas.microsoft.com/office/word/2015/wordml/symex" mc:Ignorable="w14 w15 w16se w16cid w16 w16cex w16sdtdh w16sdtfl w16du">
   <w:docDefaults>
     <w:rPrDefault>
       <w:rPr>
@@ -16200,7 +17592,7 @@
     <w:lsdException w:name="page number" w:qFormat="1"/>
     <w:lsdException w:name="Title" w:qFormat="1"/>
     <w:lsdException w:name="Subtitle" w:uiPriority="11" w:qFormat="1"/>
-    <w:lsdException w:name="Strong" w:qFormat="1"/>
+    <w:lsdException w:name="Strong" w:uiPriority="22" w:qFormat="1"/>
     <w:lsdException w:name="Emphasis" w:uiPriority="20" w:qFormat="1"/>
     <w:lsdException w:name="Normal (Web)" w:qFormat="1"/>
     <w:lsdException w:name="Normal Table" w:semiHidden="1" w:unhideWhenUsed="1"/>
@@ -16668,6 +18060,7 @@
   <w:style w:type="character" w:default="1" w:styleId="afa">
     <w:name w:val="Default Paragraph Font"/>
     <w:uiPriority w:val="1"/>
+    <w:semiHidden/>
     <w:unhideWhenUsed/>
   </w:style>
   <w:style w:type="table" w:default="1" w:styleId="afb">
@@ -21051,6 +22444,7 @@
   </w:style>
   <w:style w:type="character" w:styleId="affffffa">
     <w:name w:val="Strong"/>
+    <w:uiPriority w:val="22"/>
     <w:qFormat/>
     <w:rsid w:val="005A0136"/>
     <w:rPr>
